--- a/작업일지/5주차.docx
+++ b/작업일지/5주차.docx
@@ -1,6 +1,6 @@
 
 <file path=word/document.xml><?xml version="1.0" encoding="utf-8"?>
-<w:document xmlns:wpc="http://schemas.microsoft.com/office/word/2010/wordprocessingCanvas" xmlns:cx="http://schemas.microsoft.com/office/drawing/2014/chartex" xmlns:cx1="http://schemas.microsoft.com/office/drawing/2015/9/8/chartex" xmlns:cx2="http://schemas.microsoft.com/office/drawing/2015/10/21/chartex" xmlns:cx3="http://schemas.microsoft.com/office/drawing/2016/5/9/chartex" xmlns:cx4="http://schemas.microsoft.com/office/drawing/2016/5/10/chartex" xmlns:cx5="http://schemas.microsoft.com/office/drawing/2016/5/11/chartex" xmlns:cx6="http://schemas.microsoft.com/office/drawing/2016/5/12/chartex" xmlns:cx7="http://schemas.microsoft.com/office/drawing/2016/5/13/chartex" xmlns:cx8="http://schemas.microsoft.com/office/drawing/2016/5/14/chartex" xmlns:mc="http://schemas.openxmlformats.org/markup-compatibility/2006" xmlns:aink="http://schemas.microsoft.com/office/drawing/2016/ink" xmlns:am3d="http://schemas.microsoft.com/office/drawing/2017/model3d" xmlns:o="urn:schemas-microsoft-com:office:office" xmlns:oel="http://schemas.microsoft.com/office/2019/extlst" xmlns:r="http://schemas.openxmlformats.org/officeDocument/2006/relationships" xmlns:m="http://schemas.openxmlformats.org/officeDocument/2006/math" xmlns:v="urn:schemas-microsoft-com:vml" xmlns:wp14="http://schemas.microsoft.com/office/word/2010/wordprocessingDrawing" xmlns:wp="http://schemas.openxmlformats.org/drawingml/2006/wordprocessingDrawing" xmlns:w10="urn:schemas-microsoft-com:office:word" xmlns:w="http://schemas.openxmlformats.org/wordprocessingml/2006/main" xmlns:w14="http://schemas.microsoft.com/office/word/2010/wordml" xmlns:w15="http://schemas.microsoft.com/office/word/2012/wordml" xmlns:w16cex="http://schemas.microsoft.com/office/word/2018/wordml/cex" xmlns:w16cid="http://schemas.microsoft.com/office/word/2016/wordml/cid" xmlns:w16="http://schemas.microsoft.com/office/word/2018/wordml" xmlns:w16du="http://schemas.microsoft.com/office/word/2023/wordml/word16du" xmlns:w16sdtdh="http://schemas.microsoft.com/office/word/2020/wordml/sdtdatahash" xmlns:w16sdtfl="http://schemas.microsoft.com/office/word/2024/wordml/sdtformatlock" xmlns:w16se="http://schemas.microsoft.com/office/word/2015/wordml/symex" xmlns:wpg="http://schemas.microsoft.com/office/word/2010/wordprocessingGroup" xmlns:wpi="http://schemas.microsoft.com/office/word/2010/wordprocessingInk" xmlns:wne="http://schemas.microsoft.com/office/word/2006/wordml" xmlns:wps="http://schemas.microsoft.com/office/word/2010/wordprocessingShape" mc:Ignorable="w14 w15 w16se w16cid w16 w16cex w16sdtdh w16sdtfl w16du wp14">
+<w:document xmlns:wpc="http://schemas.microsoft.com/office/word/2010/wordprocessingCanvas" xmlns:mc="http://schemas.openxmlformats.org/markup-compatibility/2006" xmlns:o="urn:schemas-microsoft-com:office:office" xmlns:r="http://schemas.openxmlformats.org/officeDocument/2006/relationships" xmlns:m="http://schemas.openxmlformats.org/officeDocument/2006/math" xmlns:v="urn:schemas-microsoft-com:vml" xmlns:wp14="http://schemas.microsoft.com/office/word/2010/wordprocessingDrawing" xmlns:wp="http://schemas.openxmlformats.org/drawingml/2006/wordprocessingDrawing" xmlns:w10="urn:schemas-microsoft-com:office:word" xmlns:w="http://schemas.openxmlformats.org/wordprocessingml/2006/main" xmlns:w14="http://schemas.microsoft.com/office/word/2010/wordml" xmlns:w15="http://schemas.microsoft.com/office/word/2012/wordml" xmlns:wpg="http://schemas.microsoft.com/office/word/2010/wordprocessingGroup" xmlns:wpi="http://schemas.microsoft.com/office/word/2010/wordprocessingInk" xmlns:wne="http://schemas.microsoft.com/office/word/2006/wordml" xmlns:wps="http://schemas.microsoft.com/office/word/2010/wordprocessingShape">
   <w:body>
     <w:tbl>
       <w:tblPr>
@@ -19,7 +19,7 @@
       </w:tblGrid>
       <w:tr>
         <w:trPr>
-          <w:trHeight w:val="888"/>
+          <w:trHeight w:val="888" w:hRule="atLeast"/>
         </w:trPr>
         <w:tc>
           <w:tcPr>
@@ -93,6 +93,11 @@
                 <w:szCs w:val="20"/>
               </w:rPr>
               <w:br/>
+            </w:r>
+            <w:r>
+              <w:rPr>
+                <w:szCs w:val="20"/>
+              </w:rPr>
               <w:t>2021180035 임찬진</w:t>
             </w:r>
           </w:p>
@@ -110,7 +115,6 @@
                 <w:sz w:val="22"/>
               </w:rPr>
             </w:pPr>
-            <w:proofErr w:type="spellStart"/>
             <w:r>
               <w:rPr>
                 <w:rFonts w:hint="eastAsia"/>
@@ -119,7 +123,6 @@
               </w:rPr>
               <w:t>팀명</w:t>
             </w:r>
-            <w:proofErr w:type="spellEnd"/>
           </w:p>
         </w:tc>
         <w:tc>
@@ -135,7 +138,6 @@
                 <w:szCs w:val="24"/>
               </w:rPr>
             </w:pPr>
-            <w:proofErr w:type="spellStart"/>
             <w:r>
               <w:rPr>
                 <w:sz w:val="24"/>
@@ -143,13 +145,12 @@
               </w:rPr>
               <w:t>임박박전설의시작</w:t>
             </w:r>
-            <w:proofErr w:type="spellEnd"/>
           </w:p>
         </w:tc>
       </w:tr>
       <w:tr>
         <w:trPr>
-          <w:trHeight w:val="648"/>
+          <w:trHeight w:val="648" w:hRule="atLeast"/>
         </w:trPr>
         <w:tc>
           <w:tcPr>
@@ -350,7 +351,7 @@
       </w:tr>
       <w:tr>
         <w:trPr>
-          <w:trHeight w:val="1266"/>
+          <w:trHeight w:val="1266" w:hRule="atLeast"/>
         </w:trPr>
         <w:tc>
           <w:tcPr>
@@ -385,9 +386,11 @@
             <w:pPr>
               <w:jc w:val="left"/>
               <w:rPr>
-                <w:rFonts w:hint="eastAsia"/>
+                <w:lang/>
+                <w:rFonts/>
                 <w:b/>
                 <w:bCs/>
+                <w:rtl w:val="off"/>
               </w:rPr>
             </w:pPr>
             <w:r>
@@ -405,6 +408,26 @@
                 <w:bCs/>
               </w:rPr>
               <w:t>(좌표계 문제 해결)</w:t>
+            </w:r>
+          </w:p>
+          <w:p>
+            <w:pPr>
+              <w:jc w:val="left"/>
+              <w:rPr>
+                <w:rFonts w:hint="eastAsia"/>
+                <w:b/>
+                <w:bCs/>
+              </w:rPr>
+            </w:pPr>
+            <w:r>
+              <w:rPr>
+                <w:lang w:eastAsia="ko-KR"/>
+                <w:rFonts w:hint="eastAsia"/>
+                <w:b/>
+                <w:bCs/>
+                <w:rtl w:val="off"/>
+              </w:rPr>
+              <w:t>InputManager 생성</w:t>
             </w:r>
           </w:p>
           <w:p>
@@ -489,11 +512,11 @@
     <w:p>
       <w:pPr>
         <w:pStyle w:val="a3"/>
+        <w:ind w:leftChars="0"/>
         <w:numPr>
           <w:ilvl w:val="0"/>
-          <w:numId w:val="10"/>
+          <w:numId w:val="1"/>
         </w:numPr>
-        <w:ind w:leftChars="0"/>
         <w:rPr>
           <w:sz w:val="22"/>
         </w:rPr>
@@ -503,7 +526,7 @@
           <w:sz w:val="22"/>
         </w:rPr>
         <w:drawing>
-          <wp:anchor distT="0" distB="0" distL="114300" distR="114300" simplePos="0" relativeHeight="251658240" behindDoc="1" locked="0" layoutInCell="1" allowOverlap="1" wp14:anchorId="4FABE4DE" wp14:editId="4F233CE0">
+          <wp:anchor distT="0" distB="0" distL="114300" distR="114300" behindDoc="1" locked="0" layoutInCell="1" simplePos="0" relativeHeight="251658240" allowOverlap="1" hidden="0">
             <wp:simplePos x="0" y="0"/>
             <wp:positionH relativeFrom="column">
               <wp:posOffset>120650</wp:posOffset>
@@ -522,7 +545,7 @@
                 <wp:lineTo x="0" y="0"/>
               </wp:wrapPolygon>
             </wp:wrapTight>
-            <wp:docPr id="1042859367" name="그림 2" descr="스크린샷, 만화 영화이(가) 표시된 사진&#10;&#10;AI 생성 콘텐츠는 정확하지 않을 수 있습니다."/>
+            <wp:docPr id="1025" name="그림 2" descr="스크린샷, 만화 영화이(가) 표시된 사진  AI 생성 콘텐츠는 정확하지 않을 수 있습니다."/>
             <wp:cNvGraphicFramePr>
               <a:graphicFrameLocks xmlns:a="http://schemas.openxmlformats.org/drawingml/2006/main" noChangeAspect="1"/>
             </wp:cNvGraphicFramePr>
@@ -530,13 +553,13 @@
               <a:graphicData uri="http://schemas.openxmlformats.org/drawingml/2006/picture">
                 <pic:pic xmlns:pic="http://schemas.openxmlformats.org/drawingml/2006/picture">
                   <pic:nvPicPr>
-                    <pic:cNvPr id="1042859367" name="그림 2" descr="스크린샷, 만화 영화이(가) 표시된 사진&#10;&#10;AI 생성 콘텐츠는 정확하지 않을 수 있습니다."/>
+                    <pic:cNvPr id="1025" name="그림 2" descr="스크린샷, 만화 영화이(가) 표시된 사진  AI 생성 콘텐츠는 정확하지 않을 수 있습니다."/>
                     <pic:cNvPicPr>
-                      <a:picLocks noChangeAspect="1" noChangeArrowheads="1"/>
+                      <a:picLocks noChangeAspect="1" noUngrp="1"/>
                     </pic:cNvPicPr>
                   </pic:nvPicPr>
                   <pic:blipFill>
-                    <a:blip r:embed="rId5" cstate="print">
+                    <a:blip r:embed="rId1">
                       <a:extLst>
                         <a:ext uri="{28A0092B-C50C-407E-A947-70E740481C1C}">
                           <a14:useLocalDpi xmlns:a14="http://schemas.microsoft.com/office/drawing/2010/main" val="0"/>
@@ -548,7 +571,7 @@
                       <a:fillRect/>
                     </a:stretch>
                   </pic:blipFill>
-                  <pic:spPr bwMode="auto">
+                  <pic:spPr>
                     <a:xfrm>
                       <a:off x="0" y="0"/>
                       <a:ext cx="2558415" cy="2482850"/>
@@ -564,12 +587,6 @@
                 </pic:pic>
               </a:graphicData>
             </a:graphic>
-            <wp14:sizeRelH relativeFrom="margin">
-              <wp14:pctWidth>0</wp14:pctWidth>
-            </wp14:sizeRelH>
-            <wp14:sizeRelV relativeFrom="margin">
-              <wp14:pctHeight>0</wp14:pctHeight>
-            </wp14:sizeRelV>
           </wp:anchor>
         </w:drawing>
       </w:r>
@@ -600,11 +617,11 @@
     <w:p>
       <w:pPr>
         <w:pStyle w:val="a3"/>
+        <w:ind w:leftChars="0"/>
         <w:numPr>
           <w:ilvl w:val="0"/>
-          <w:numId w:val="10"/>
+          <w:numId w:val="1"/>
         </w:numPr>
-        <w:ind w:leftChars="0"/>
         <w:rPr>
           <w:rFonts w:hint="eastAsia"/>
           <w:sz w:val="22"/>
@@ -642,24 +659,400 @@
     <w:p>
       <w:pPr>
         <w:rPr>
-          <w:sz w:val="22"/>
-        </w:rPr>
-      </w:pPr>
-    </w:p>
-    <w:p>
-      <w:pPr>
-        <w:rPr>
+          <w:lang w:eastAsia="ko-KR"/>
+          <w:rFonts w:hint="eastAsia"/>
+          <w:sz w:val="22"/>
+          <w:rtl w:val="off"/>
+        </w:rPr>
+      </w:pPr>
+    </w:p>
+    <w:p>
+      <w:pPr>
+        <w:rPr>
+          <w:lang w:eastAsia="ko-KR"/>
+          <w:rFonts w:hint="eastAsia"/>
           <w:b/>
           <w:bCs/>
           <w:sz w:val="22"/>
-        </w:rPr>
-      </w:pPr>
-      <w:r>
-        <w:rPr>
+          <w:rtl w:val="off"/>
+        </w:rPr>
+      </w:pPr>
+      <w:r>
+        <w:rPr>
+          <w:lang w:eastAsia="ko-KR"/>
           <w:rFonts w:hint="eastAsia"/>
           <w:b/>
           <w:bCs/>
           <w:sz w:val="22"/>
+          <w:rtl w:val="off"/>
+        </w:rPr>
+        <w:t>InputManager 생성</w:t>
+      </w:r>
+    </w:p>
+    <w:p>
+      <w:pPr>
+        <w:autoSpaceDE w:val="off"/>
+        <w:autoSpaceDN w:val="off"/>
+        <w:widowControl w:val="off"/>
+        <w:wordWrap w:val="off"/>
+        <w:jc w:val="both"/>
+        <w:spacing w:after="160" w:line="259" w:lineRule="auto"/>
+        <w:rPr>
+          <w:lang w:val="en-US" w:eastAsia="ko-KR" w:bidi="ar-SA"/>
+          <w:rFonts w:asciiTheme="minorHAnsi" w:eastAsia="맑은 고딕" w:hAnsiTheme="minorHAnsi" w:cs="Arial"/>
+          <w:sz w:val="22"/>
+          <w:szCs w:val="22"/>
+          <w:kern w:val="2"/>
+        </w:rPr>
+      </w:pPr>
+      <w:r>
+        <w:rPr>
+          <w:lang w:val="en-US" w:eastAsia="ko-KR" w:bidi="ar-SA"/>
+          <w:rFonts w:asciiTheme="minorHAnsi" w:eastAsia="맑은 고딕" w:hAnsiTheme="minorHAnsi" w:cs="Arial"/>
+          <w:sz w:val="22"/>
+          <w:szCs w:val="22"/>
+          <w:kern w:val="2"/>
+        </w:rPr>
+        <w:t xml:space="preserve">방대한 입력관련 코드들로 인해 커져 GodObject가 된 GameFramework를 기능을 분리하고 다른 코드에서도 입력받는 쓸모없는 인수가 많아 </w:t>
+      </w:r>
+      <w:r>
+        <w:rPr>
+          <w:lang w:val="en-US" w:eastAsia="ko-KR" w:bidi="ar-SA"/>
+          <w:rFonts w:asciiTheme="minorHAnsi" w:eastAsia="맑은 고딕" w:hAnsiTheme="minorHAnsi" w:cs="Arial"/>
+          <w:sz w:val="22"/>
+          <w:szCs w:val="22"/>
+          <w:kern w:val="2"/>
+          <w:rtl w:val="off"/>
+        </w:rPr>
+        <w:t xml:space="preserve">제거해주기 위해 </w:t>
+      </w:r>
+      <w:r>
+        <w:rPr>
+          <w:lang w:val="en-US" w:eastAsia="ko-KR" w:bidi="ar-SA"/>
+          <w:rFonts w:asciiTheme="minorHAnsi" w:eastAsia="맑은 고딕" w:hAnsiTheme="minorHAnsi" w:cs="Arial"/>
+          <w:sz w:val="22"/>
+          <w:szCs w:val="22"/>
+          <w:kern w:val="2"/>
+        </w:rPr>
+        <w:t xml:space="preserve">InputManager 클래스를 </w:t>
+      </w:r>
+      <w:r>
+        <w:rPr>
+          <w:lang w:val="en-US" w:eastAsia="ko-KR" w:bidi="ar-SA"/>
+          <w:rFonts w:asciiTheme="minorHAnsi" w:eastAsia="맑은 고딕" w:hAnsiTheme="minorHAnsi" w:cs="Arial"/>
+          <w:sz w:val="22"/>
+          <w:szCs w:val="22"/>
+          <w:kern w:val="2"/>
+          <w:rtl w:val="off"/>
+        </w:rPr>
+        <w:t>만듦</w:t>
+      </w:r>
+    </w:p>
+    <w:p>
+      <w:pPr>
+        <w:autoSpaceDE w:val="off"/>
+        <w:autoSpaceDN w:val="off"/>
+        <w:widowControl w:val="off"/>
+        <w:wordWrap w:val="off"/>
+        <w:jc w:val="both"/>
+        <w:spacing w:after="160" w:line="259" w:lineRule="auto"/>
+        <w:rPr>
+          <w:lang w:val="en-US" w:eastAsia="ko-KR" w:bidi="ar-SA"/>
+          <w:rFonts w:asciiTheme="minorHAnsi" w:eastAsia="맑은 고딕" w:hAnsiTheme="minorHAnsi" w:cs="Arial"/>
+          <w:sz w:val="22"/>
+          <w:szCs w:val="22"/>
+          <w:kern w:val="2"/>
+          <w:rtl w:val="off"/>
+        </w:rPr>
+      </w:pPr>
+      <w:r>
+        <w:rPr>
+          <w:lang w:val="en-US" w:eastAsia="ko-KR" w:bidi="ar-SA"/>
+          <w:rFonts w:asciiTheme="minorHAnsi" w:eastAsia="맑은 고딕" w:hAnsiTheme="minorHAnsi" w:cs="Arial"/>
+          <w:sz w:val="22"/>
+          <w:szCs w:val="22"/>
+          <w:kern w:val="2"/>
+        </w:rPr>
+        <w:t>우리가 기존 사용하던 ProcessInput(</w:t>
+      </w:r>
+      <w:r>
+        <w:rPr>
+          <w:lang w:val="en-US" w:eastAsia="ko-KR" w:bidi="ar-SA"/>
+          <w:rFonts w:asciiTheme="minorHAnsi" w:eastAsia="맑은 고딕" w:hAnsiTheme="minorHAnsi" w:cs="Arial"/>
+          <w:sz w:val="22"/>
+          <w:szCs w:val="22"/>
+          <w:kern w:val="2"/>
+          <w:rtl w:val="off"/>
+        </w:rPr>
+        <w:t>C</w:t>
+      </w:r>
+      <w:r>
+        <w:rPr>
+          <w:lang w:val="en-US" w:eastAsia="ko-KR" w:bidi="ar-SA"/>
+          <w:rFonts w:asciiTheme="minorHAnsi" w:eastAsia="맑은 고딕" w:hAnsiTheme="minorHAnsi" w:cs="Arial"/>
+          <w:sz w:val="22"/>
+          <w:szCs w:val="22"/>
+          <w:kern w:val="2"/>
+        </w:rPr>
+        <w:t xml:space="preserve">amera는 keyinput)에서 쓸모 없던 </w:t>
+      </w:r>
+      <w:r>
+        <w:rPr>
+          <w:lang w:val="en-US" w:eastAsia="ko-KR" w:bidi="ar-SA"/>
+          <w:rFonts w:asciiTheme="minorHAnsi" w:eastAsia="맑은 고딕" w:hAnsiTheme="minorHAnsi" w:cs="Arial"/>
+          <w:sz w:val="22"/>
+          <w:szCs w:val="22"/>
+          <w:kern w:val="2"/>
+          <w:rtl w:val="off"/>
+        </w:rPr>
+        <w:t>입력 관련 함수를 모든 코드에서</w:t>
+      </w:r>
+      <w:r>
+        <w:rPr>
+          <w:lang w:val="en-US" w:eastAsia="ko-KR" w:bidi="ar-SA"/>
+          <w:rFonts w:asciiTheme="minorHAnsi" w:eastAsia="맑은 고딕" w:hAnsiTheme="minorHAnsi" w:cs="Arial"/>
+          <w:sz w:val="22"/>
+          <w:szCs w:val="22"/>
+          <w:kern w:val="2"/>
+        </w:rPr>
+        <w:t xml:space="preserve"> </w:t>
+      </w:r>
+      <w:r>
+        <w:rPr>
+          <w:lang w:val="en-US" w:eastAsia="ko-KR" w:bidi="ar-SA"/>
+          <w:rFonts w:asciiTheme="minorHAnsi" w:eastAsia="맑은 고딕" w:hAnsiTheme="minorHAnsi" w:cs="Arial"/>
+          <w:sz w:val="22"/>
+          <w:szCs w:val="22"/>
+          <w:kern w:val="2"/>
+          <w:rtl w:val="off"/>
+        </w:rPr>
+        <w:t>제거하</w:t>
+      </w:r>
+      <w:r>
+        <w:rPr>
+          <w:lang w:val="en-US" w:eastAsia="ko-KR" w:bidi="ar-SA"/>
+          <w:rFonts w:asciiTheme="minorHAnsi" w:eastAsia="맑은 고딕" w:hAnsiTheme="minorHAnsi" w:cs="Arial"/>
+          <w:sz w:val="22"/>
+          <w:szCs w:val="22"/>
+          <w:kern w:val="2"/>
+        </w:rPr>
+        <w:t>고</w:t>
+      </w:r>
+      <w:r>
+        <w:rPr>
+          <w:lang w:val="en-US" w:eastAsia="ko-KR" w:bidi="ar-SA"/>
+          <w:rFonts w:asciiTheme="minorHAnsi" w:eastAsia="맑은 고딕" w:hAnsiTheme="minorHAnsi" w:cs="Arial"/>
+          <w:sz w:val="22"/>
+          <w:szCs w:val="22"/>
+          <w:kern w:val="2"/>
+          <w:rtl w:val="off"/>
+        </w:rPr>
+        <w:t xml:space="preserve"> </w:t>
+      </w:r>
+      <w:r>
+        <w:rPr>
+          <w:lang w:val="en-US" w:eastAsia="ko-KR" w:bidi="ar-SA"/>
+          <w:rFonts w:asciiTheme="minorHAnsi" w:eastAsia="맑은 고딕" w:hAnsiTheme="minorHAnsi" w:cs="Arial"/>
+          <w:sz w:val="22"/>
+          <w:szCs w:val="22"/>
+          <w:kern w:val="2"/>
+        </w:rPr>
+        <w:t xml:space="preserve">InputManager를 통해 Time만 </w:t>
+      </w:r>
+      <w:r>
+        <w:rPr>
+          <w:lang w:val="en-US" w:eastAsia="ko-KR" w:bidi="ar-SA"/>
+          <w:rFonts w:asciiTheme="minorHAnsi" w:eastAsia="맑은 고딕" w:hAnsiTheme="minorHAnsi" w:cs="Arial"/>
+          <w:sz w:val="22"/>
+          <w:szCs w:val="22"/>
+          <w:kern w:val="2"/>
+          <w:rtl w:val="off"/>
+        </w:rPr>
+        <w:t xml:space="preserve">인수로 </w:t>
+      </w:r>
+      <w:r>
+        <w:rPr>
+          <w:lang w:val="en-US" w:eastAsia="ko-KR" w:bidi="ar-SA"/>
+          <w:rFonts w:asciiTheme="minorHAnsi" w:eastAsia="맑은 고딕" w:hAnsiTheme="minorHAnsi" w:cs="Arial"/>
+          <w:sz w:val="22"/>
+          <w:szCs w:val="22"/>
+          <w:kern w:val="2"/>
+        </w:rPr>
+        <w:t>받아와서 사용하도록 바</w:t>
+      </w:r>
+      <w:r>
+        <w:rPr>
+          <w:lang w:val="en-US" w:eastAsia="ko-KR" w:bidi="ar-SA"/>
+          <w:rFonts w:asciiTheme="minorHAnsi" w:eastAsia="맑은 고딕" w:hAnsiTheme="minorHAnsi" w:cs="Arial"/>
+          <w:sz w:val="22"/>
+          <w:szCs w:val="22"/>
+          <w:kern w:val="2"/>
+          <w:rtl w:val="off"/>
+        </w:rPr>
+        <w:t>꿈.</w:t>
+      </w:r>
+    </w:p>
+    <w:p>
+      <w:pPr>
+        <w:autoSpaceDE w:val="off"/>
+        <w:autoSpaceDN w:val="off"/>
+        <w:widowControl w:val="off"/>
+        <w:wordWrap w:val="off"/>
+        <w:jc w:val="both"/>
+        <w:spacing w:after="160" w:line="259" w:lineRule="auto"/>
+        <w:rPr>
+          <w:lang w:val="en-US" w:eastAsia="ko-KR" w:bidi="ar-SA"/>
+          <w:rFonts w:asciiTheme="minorHAnsi" w:eastAsia="맑은 고딕" w:hAnsiTheme="minorHAnsi" w:cs="Arial"/>
+          <w:sz w:val="22"/>
+          <w:szCs w:val="22"/>
+          <w:kern w:val="2"/>
+        </w:rPr>
+      </w:pPr>
+      <w:r>
+        <w:rPr>
+          <w:lang w:val="en-US" w:eastAsia="ko-KR" w:bidi="ar-SA"/>
+          <w:rFonts w:asciiTheme="minorHAnsi" w:eastAsia="맑은 고딕" w:hAnsiTheme="minorHAnsi" w:cs="Arial"/>
+          <w:sz w:val="22"/>
+          <w:szCs w:val="22"/>
+          <w:kern w:val="2"/>
+        </w:rPr>
+        <w:t>(</w:t>
+      </w:r>
+      <w:r>
+        <w:rPr>
+          <w:lang w:val="en-US" w:eastAsia="ko-KR" w:bidi="ar-SA"/>
+          <w:rFonts w:asciiTheme="minorHAnsi" w:eastAsia="맑은 고딕" w:hAnsiTheme="minorHAnsi" w:cs="Arial"/>
+          <w:sz w:val="22"/>
+          <w:szCs w:val="22"/>
+          <w:kern w:val="2"/>
+          <w:rtl w:val="off"/>
+        </w:rPr>
+        <w:t>클릭을 받아야하는 C</w:t>
+      </w:r>
+      <w:r>
+        <w:rPr>
+          <w:lang w:val="en-US" w:eastAsia="ko-KR" w:bidi="ar-SA"/>
+          <w:rFonts w:asciiTheme="minorHAnsi" w:eastAsia="맑은 고딕" w:hAnsiTheme="minorHAnsi" w:cs="Arial"/>
+          <w:sz w:val="22"/>
+          <w:szCs w:val="22"/>
+          <w:kern w:val="2"/>
+        </w:rPr>
+        <w:t xml:space="preserve">amera는 </w:t>
+      </w:r>
+      <w:r>
+        <w:rPr>
+          <w:lang w:val="en-US" w:eastAsia="ko-KR" w:bidi="ar-SA"/>
+          <w:rFonts w:asciiTheme="minorHAnsi" w:eastAsia="맑은 고딕" w:hAnsiTheme="minorHAnsi" w:cs="Arial"/>
+          <w:sz w:val="22"/>
+          <w:szCs w:val="22"/>
+          <w:kern w:val="2"/>
+          <w:rtl w:val="off"/>
+        </w:rPr>
+        <w:t xml:space="preserve">클릭을 위해 </w:t>
+      </w:r>
+      <w:r>
+        <w:rPr>
+          <w:lang w:val="en-US" w:eastAsia="ko-KR" w:bidi="ar-SA"/>
+          <w:rFonts w:asciiTheme="minorHAnsi" w:eastAsia="맑은 고딕" w:hAnsiTheme="minorHAnsi" w:cs="Arial"/>
+          <w:sz w:val="22"/>
+          <w:szCs w:val="22"/>
+          <w:kern w:val="2"/>
+        </w:rPr>
+        <w:t>hwnd를 써야하</w:t>
+      </w:r>
+      <w:r>
+        <w:rPr>
+          <w:lang w:val="en-US" w:eastAsia="ko-KR" w:bidi="ar-SA"/>
+          <w:rFonts w:asciiTheme="minorHAnsi" w:eastAsia="맑은 고딕" w:hAnsiTheme="minorHAnsi" w:cs="Arial"/>
+          <w:sz w:val="22"/>
+          <w:szCs w:val="22"/>
+          <w:kern w:val="2"/>
+          <w:rtl w:val="off"/>
+        </w:rPr>
+        <w:t xml:space="preserve">기에 </w:t>
+      </w:r>
+      <w:r>
+        <w:rPr>
+          <w:lang w:val="en-US" w:eastAsia="ko-KR" w:bidi="ar-SA"/>
+          <w:rFonts w:asciiTheme="minorHAnsi" w:eastAsia="맑은 고딕" w:hAnsiTheme="minorHAnsi" w:cs="Arial"/>
+          <w:sz w:val="22"/>
+          <w:szCs w:val="22"/>
+          <w:kern w:val="2"/>
+        </w:rPr>
+        <w:t>따로 get함수로 추가</w:t>
+      </w:r>
+      <w:r>
+        <w:rPr>
+          <w:lang w:val="en-US" w:eastAsia="ko-KR" w:bidi="ar-SA"/>
+          <w:rFonts w:asciiTheme="minorHAnsi" w:eastAsia="맑은 고딕" w:hAnsiTheme="minorHAnsi" w:cs="Arial"/>
+          <w:sz w:val="22"/>
+          <w:szCs w:val="22"/>
+          <w:kern w:val="2"/>
+          <w:rtl w:val="off"/>
+        </w:rPr>
+        <w:t>하여 활용</w:t>
+      </w:r>
+      <w:r>
+        <w:rPr>
+          <w:lang w:val="en-US" w:eastAsia="ko-KR" w:bidi="ar-SA"/>
+          <w:rFonts w:asciiTheme="minorHAnsi" w:eastAsia="맑은 고딕" w:hAnsiTheme="minorHAnsi" w:cs="Arial"/>
+          <w:sz w:val="22"/>
+          <w:szCs w:val="22"/>
+          <w:kern w:val="2"/>
+        </w:rPr>
+        <w:t>)</w:t>
+      </w:r>
+    </w:p>
+    <w:p>
+      <w:pPr>
+        <w:rPr>
+          <w:lang w:eastAsia="ko-KR"/>
+          <w:rFonts w:hint="eastAsia"/>
+          <w:sz w:val="22"/>
+          <w:rtl w:val="off"/>
+        </w:rPr>
+      </w:pPr>
+    </w:p>
+    <w:p>
+      <w:pPr>
+        <w:rPr>
+          <w:sz w:val="22"/>
+        </w:rPr>
+      </w:pPr>
+    </w:p>
+    <w:p>
+      <w:pPr>
+        <w:rPr>
+          <w:rFonts w:hint="eastAsia"/>
+          <w:b/>
+          <w:bCs/>
+          <w:sz w:val="22"/>
+        </w:rPr>
+      </w:pPr>
+      <w:r>
+        <w:rPr>
+          <w:rFonts w:hint="eastAsia"/>
+          <w:b/>
+          <w:bCs/>
+          <w:sz w:val="22"/>
+        </w:rPr>
+        <w:br w:type="page"/>
+      </w:r>
+    </w:p>
+    <w:p>
+      <w:pPr>
+        <w:rPr>
+          <w:b/>
+          <w:bCs/>
+          <w:sz w:val="22"/>
+        </w:rPr>
+      </w:pPr>
+      <w:r>
+        <w:rPr>
+          <w:rFonts w:hint="eastAsia"/>
+          <w:b/>
+          <w:bCs/>
+          <w:sz w:val="22"/>
         </w:rPr>
         <w:t>마우스 커서 숨기기 여부 변경</w:t>
       </w:r>
@@ -672,10 +1065,12 @@
       </w:pPr>
       <w:r>
         <w:rPr>
-          <w:rFonts w:hint="eastAsia"/>
-          <w:sz w:val="22"/>
-        </w:rPr>
-        <w:t>인풋 매니저</w:t>
+          <w:lang w:eastAsia="ko-KR"/>
+          <w:rFonts w:hint="eastAsia"/>
+          <w:sz w:val="22"/>
+          <w:rtl w:val="off"/>
+        </w:rPr>
+        <w:t>Input Manager</w:t>
       </w:r>
       <w:r>
         <w:rPr>
@@ -684,14 +1079,12 @@
         </w:rPr>
         <w:t xml:space="preserve">의 </w:t>
       </w:r>
-      <w:proofErr w:type="spellStart"/>
       <w:r>
         <w:rPr>
           <w:sz w:val="22"/>
         </w:rPr>
         <w:t>ChangeShowCusor</w:t>
       </w:r>
-      <w:proofErr w:type="spellEnd"/>
       <w:r>
         <w:rPr>
           <w:rFonts w:hint="eastAsia"/>
@@ -731,11 +1124,11 @@
     <w:p>
       <w:pPr>
         <w:pStyle w:val="a3"/>
+        <w:ind w:leftChars="0"/>
         <w:numPr>
           <w:ilvl w:val="0"/>
-          <w:numId w:val="10"/>
+          <w:numId w:val="1"/>
         </w:numPr>
-        <w:ind w:leftChars="0"/>
         <w:rPr>
           <w:sz w:val="22"/>
         </w:rPr>
@@ -854,7 +1247,6 @@
           <w:rFonts w:hint="eastAsia"/>
           <w:sz w:val="22"/>
         </w:rPr>
-        <w:lastRenderedPageBreak/>
         <w:t>ESC 키를 누르면 커서가 보이고 카메라 회전 중지</w:t>
       </w:r>
       <w:r>
@@ -882,11 +1274,11 @@
     <w:p>
       <w:pPr>
         <w:pStyle w:val="a3"/>
+        <w:ind w:leftChars="0"/>
         <w:numPr>
           <w:ilvl w:val="0"/>
-          <w:numId w:val="10"/>
+          <w:numId w:val="1"/>
         </w:numPr>
-        <w:ind w:leftChars="0"/>
         <w:rPr>
           <w:rFonts w:hint="eastAsia"/>
           <w:sz w:val="22"/>
@@ -931,7 +1323,7 @@
       </w:tblGrid>
       <w:tr>
         <w:trPr>
-          <w:trHeight w:val="1692"/>
+          <w:trHeight w:val="1692" w:hRule="atLeast"/>
         </w:trPr>
         <w:tc>
           <w:tcPr>
@@ -965,6 +1357,13 @@
             <w:pPr>
               <w:jc w:val="left"/>
             </w:pPr>
+            <w:r>
+              <w:rPr>
+                <w:lang w:eastAsia="ko-KR"/>
+                <w:rtl w:val="off"/>
+              </w:rPr>
+              <w:t>GameObject에 너무 많은 기능이 들어 있음</w:t>
+            </w:r>
           </w:p>
         </w:tc>
         <w:tc>
@@ -1002,12 +1401,21 @@
                 <w:szCs w:val="20"/>
               </w:rPr>
             </w:pPr>
+            <w:r>
+              <w:rPr>
+                <w:lang w:eastAsia="ko-KR"/>
+                <w:rFonts w:hint="eastAsia"/>
+                <w:szCs w:val="20"/>
+                <w:rtl w:val="off"/>
+              </w:rPr>
+              <w:t>Component 패턴을 이용해 GameObject의 기능을 분리</w:t>
+            </w:r>
           </w:p>
         </w:tc>
       </w:tr>
       <w:tr>
         <w:trPr>
-          <w:trHeight w:val="590"/>
+          <w:trHeight w:val="590" w:hRule="atLeast"/>
         </w:trPr>
         <w:tc>
           <w:tcPr>
@@ -1144,7 +1552,7 @@
       </w:tr>
       <w:tr>
         <w:trPr>
-          <w:trHeight w:val="1520"/>
+          <w:trHeight w:val="1520" w:hRule="atLeast"/>
         </w:trPr>
         <w:tc>
           <w:tcPr>
@@ -1186,7 +1594,7 @@
       </w:tr>
       <w:tr>
         <w:trPr>
-          <w:trHeight w:val="1963"/>
+          <w:trHeight w:val="1963" w:hRule="atLeast"/>
         </w:trPr>
         <w:tc>
           <w:tcPr>
@@ -1263,500 +1671,12 @@
 </file>
 
 <file path=word/numbering.xml><?xml version="1.0" encoding="utf-8"?>
-<w:numbering xmlns:wpc="http://schemas.microsoft.com/office/word/2010/wordprocessingCanvas" xmlns:cx="http://schemas.microsoft.com/office/drawing/2014/chartex" xmlns:cx1="http://schemas.microsoft.com/office/drawing/2015/9/8/chartex" xmlns:cx2="http://schemas.microsoft.com/office/drawing/2015/10/21/chartex" xmlns:cx3="http://schemas.microsoft.com/office/drawing/2016/5/9/chartex" xmlns:cx4="http://schemas.microsoft.com/office/drawing/2016/5/10/chartex" xmlns:cx5="http://schemas.microsoft.com/office/drawing/2016/5/11/chartex" xmlns:cx6="http://schemas.microsoft.com/office/drawing/2016/5/12/chartex" xmlns:cx7="http://schemas.microsoft.com/office/drawing/2016/5/13/chartex" xmlns:cx8="http://schemas.microsoft.com/office/drawing/2016/5/14/chartex" xmlns:mc="http://schemas.openxmlformats.org/markup-compatibility/2006" xmlns:aink="http://schemas.microsoft.com/office/drawing/2016/ink" xmlns:am3d="http://schemas.microsoft.com/office/drawing/2017/model3d" xmlns:o="urn:schemas-microsoft-com:office:office" xmlns:oel="http://schemas.microsoft.com/office/2019/extlst" xmlns:r="http://schemas.openxmlformats.org/officeDocument/2006/relationships" xmlns:m="http://schemas.openxmlformats.org/officeDocument/2006/math" xmlns:v="urn:schemas-microsoft-com:vml" xmlns:wp14="http://schemas.microsoft.com/office/word/2010/wordprocessingDrawing" xmlns:wp="http://schemas.openxmlformats.org/drawingml/2006/wordprocessingDrawing" xmlns:w10="urn:schemas-microsoft-com:office:word" xmlns:w="http://schemas.openxmlformats.org/wordprocessingml/2006/main" xmlns:w14="http://schemas.microsoft.com/office/word/2010/wordml" xmlns:w15="http://schemas.microsoft.com/office/word/2012/wordml" xmlns:w16cex="http://schemas.microsoft.com/office/word/2018/wordml/cex" xmlns:w16cid="http://schemas.microsoft.com/office/word/2016/wordml/cid" xmlns:w16="http://schemas.microsoft.com/office/word/2018/wordml" xmlns:w16du="http://schemas.microsoft.com/office/word/2023/wordml/word16du" xmlns:w16sdtdh="http://schemas.microsoft.com/office/word/2020/wordml/sdtdatahash" xmlns:w16sdtfl="http://schemas.microsoft.com/office/word/2024/wordml/sdtformatlock" xmlns:w16se="http://schemas.microsoft.com/office/word/2015/wordml/symex" xmlns:wpg="http://schemas.microsoft.com/office/word/2010/wordprocessingGroup" xmlns:wpi="http://schemas.microsoft.com/office/word/2010/wordprocessingInk" xmlns:wne="http://schemas.microsoft.com/office/word/2006/wordml" xmlns:wps="http://schemas.microsoft.com/office/word/2010/wordprocessingShape" mc:Ignorable="w14 w15 w16se w16cid w16 w16cex w16sdtdh w16sdtfl w16du wp14">
-  <w:abstractNum w:abstractNumId="0" w15:restartNumberingAfterBreak="0">
-    <w:nsid w:val="0284384A"/>
-    <w:multiLevelType w:val="multilevel"/>
-    <w:tmpl w:val="4C1AD5E2"/>
-    <w:lvl w:ilvl="0">
-      <w:start w:val="1"/>
-      <w:numFmt w:val="decimal"/>
-      <w:lvlText w:val="%1."/>
-      <w:lvlJc w:val="left"/>
-      <w:pPr>
-        <w:tabs>
-          <w:tab w:val="num" w:pos="1440"/>
-        </w:tabs>
-        <w:ind w:left="1440" w:hanging="360"/>
-      </w:pPr>
-    </w:lvl>
-    <w:lvl w:ilvl="1">
-      <w:start w:val="1"/>
-      <w:numFmt w:val="decimal"/>
-      <w:lvlText w:val="%2."/>
-      <w:lvlJc w:val="left"/>
-      <w:pPr>
-        <w:tabs>
-          <w:tab w:val="num" w:pos="2160"/>
-        </w:tabs>
-        <w:ind w:left="2160" w:hanging="360"/>
-      </w:pPr>
-    </w:lvl>
-    <w:lvl w:ilvl="2" w:tentative="1">
-      <w:start w:val="1"/>
-      <w:numFmt w:val="decimal"/>
-      <w:lvlText w:val="%3."/>
-      <w:lvlJc w:val="left"/>
-      <w:pPr>
-        <w:tabs>
-          <w:tab w:val="num" w:pos="2880"/>
-        </w:tabs>
-        <w:ind w:left="2880" w:hanging="360"/>
-      </w:pPr>
-    </w:lvl>
-    <w:lvl w:ilvl="3" w:tentative="1">
-      <w:start w:val="1"/>
-      <w:numFmt w:val="decimal"/>
-      <w:lvlText w:val="%4."/>
-      <w:lvlJc w:val="left"/>
-      <w:pPr>
-        <w:tabs>
-          <w:tab w:val="num" w:pos="3600"/>
-        </w:tabs>
-        <w:ind w:left="3600" w:hanging="360"/>
-      </w:pPr>
-    </w:lvl>
-    <w:lvl w:ilvl="4" w:tentative="1">
-      <w:start w:val="1"/>
-      <w:numFmt w:val="decimal"/>
-      <w:lvlText w:val="%5."/>
-      <w:lvlJc w:val="left"/>
-      <w:pPr>
-        <w:tabs>
-          <w:tab w:val="num" w:pos="4320"/>
-        </w:tabs>
-        <w:ind w:left="4320" w:hanging="360"/>
-      </w:pPr>
-    </w:lvl>
-    <w:lvl w:ilvl="5" w:tentative="1">
-      <w:start w:val="1"/>
-      <w:numFmt w:val="decimal"/>
-      <w:lvlText w:val="%6."/>
-      <w:lvlJc w:val="left"/>
-      <w:pPr>
-        <w:tabs>
-          <w:tab w:val="num" w:pos="5040"/>
-        </w:tabs>
-        <w:ind w:left="5040" w:hanging="360"/>
-      </w:pPr>
-    </w:lvl>
-    <w:lvl w:ilvl="6" w:tentative="1">
-      <w:start w:val="1"/>
-      <w:numFmt w:val="decimal"/>
-      <w:lvlText w:val="%7."/>
-      <w:lvlJc w:val="left"/>
-      <w:pPr>
-        <w:tabs>
-          <w:tab w:val="num" w:pos="5760"/>
-        </w:tabs>
-        <w:ind w:left="5760" w:hanging="360"/>
-      </w:pPr>
-    </w:lvl>
-    <w:lvl w:ilvl="7" w:tentative="1">
-      <w:start w:val="1"/>
-      <w:numFmt w:val="decimal"/>
-      <w:lvlText w:val="%8."/>
-      <w:lvlJc w:val="left"/>
-      <w:pPr>
-        <w:tabs>
-          <w:tab w:val="num" w:pos="6480"/>
-        </w:tabs>
-        <w:ind w:left="6480" w:hanging="360"/>
-      </w:pPr>
-    </w:lvl>
-    <w:lvl w:ilvl="8" w:tentative="1">
-      <w:start w:val="1"/>
-      <w:numFmt w:val="decimal"/>
-      <w:lvlText w:val="%9."/>
-      <w:lvlJc w:val="left"/>
-      <w:pPr>
-        <w:tabs>
-          <w:tab w:val="num" w:pos="7200"/>
-        </w:tabs>
-        <w:ind w:left="7200" w:hanging="360"/>
-      </w:pPr>
-    </w:lvl>
-  </w:abstractNum>
-  <w:abstractNum w:abstractNumId="1" w15:restartNumberingAfterBreak="0">
-    <w:nsid w:val="0696591F"/>
-    <w:multiLevelType w:val="multilevel"/>
-    <w:tmpl w:val="9216C692"/>
-    <w:lvl w:ilvl="0">
-      <w:start w:val="1"/>
-      <w:numFmt w:val="bullet"/>
-      <w:lvlText w:val=""/>
-      <w:lvlJc w:val="left"/>
-      <w:pPr>
-        <w:tabs>
-          <w:tab w:val="num" w:pos="720"/>
-        </w:tabs>
-        <w:ind w:left="720" w:hanging="360"/>
-      </w:pPr>
-      <w:rPr>
-        <w:rFonts w:ascii="Symbol" w:hAnsi="Symbol" w:hint="default"/>
-        <w:sz w:val="20"/>
-      </w:rPr>
-    </w:lvl>
-    <w:lvl w:ilvl="1">
-      <w:start w:val="1"/>
-      <w:numFmt w:val="bullet"/>
-      <w:lvlText w:val="o"/>
-      <w:lvlJc w:val="left"/>
-      <w:pPr>
-        <w:tabs>
-          <w:tab w:val="num" w:pos="1440"/>
-        </w:tabs>
-        <w:ind w:left="1440" w:hanging="360"/>
-      </w:pPr>
-      <w:rPr>
-        <w:rFonts w:ascii="Courier New" w:hAnsi="Courier New" w:hint="default"/>
-        <w:sz w:val="20"/>
-      </w:rPr>
-    </w:lvl>
-    <w:lvl w:ilvl="2" w:tentative="1">
-      <w:start w:val="1"/>
-      <w:numFmt w:val="bullet"/>
-      <w:lvlText w:val=""/>
-      <w:lvlJc w:val="left"/>
-      <w:pPr>
-        <w:tabs>
-          <w:tab w:val="num" w:pos="2160"/>
-        </w:tabs>
-        <w:ind w:left="2160" w:hanging="360"/>
-      </w:pPr>
-      <w:rPr>
-        <w:rFonts w:ascii="Wingdings" w:hAnsi="Wingdings" w:hint="default"/>
-        <w:sz w:val="20"/>
-      </w:rPr>
-    </w:lvl>
-    <w:lvl w:ilvl="3" w:tentative="1">
-      <w:start w:val="1"/>
-      <w:numFmt w:val="bullet"/>
-      <w:lvlText w:val=""/>
-      <w:lvlJc w:val="left"/>
-      <w:pPr>
-        <w:tabs>
-          <w:tab w:val="num" w:pos="2880"/>
-        </w:tabs>
-        <w:ind w:left="2880" w:hanging="360"/>
-      </w:pPr>
-      <w:rPr>
-        <w:rFonts w:ascii="Wingdings" w:hAnsi="Wingdings" w:hint="default"/>
-        <w:sz w:val="20"/>
-      </w:rPr>
-    </w:lvl>
-    <w:lvl w:ilvl="4" w:tentative="1">
-      <w:start w:val="1"/>
-      <w:numFmt w:val="bullet"/>
-      <w:lvlText w:val=""/>
-      <w:lvlJc w:val="left"/>
-      <w:pPr>
-        <w:tabs>
-          <w:tab w:val="num" w:pos="3600"/>
-        </w:tabs>
-        <w:ind w:left="3600" w:hanging="360"/>
-      </w:pPr>
-      <w:rPr>
-        <w:rFonts w:ascii="Wingdings" w:hAnsi="Wingdings" w:hint="default"/>
-        <w:sz w:val="20"/>
-      </w:rPr>
-    </w:lvl>
-    <w:lvl w:ilvl="5" w:tentative="1">
-      <w:start w:val="1"/>
-      <w:numFmt w:val="bullet"/>
-      <w:lvlText w:val=""/>
-      <w:lvlJc w:val="left"/>
-      <w:pPr>
-        <w:tabs>
-          <w:tab w:val="num" w:pos="4320"/>
-        </w:tabs>
-        <w:ind w:left="4320" w:hanging="360"/>
-      </w:pPr>
-      <w:rPr>
-        <w:rFonts w:ascii="Wingdings" w:hAnsi="Wingdings" w:hint="default"/>
-        <w:sz w:val="20"/>
-      </w:rPr>
-    </w:lvl>
-    <w:lvl w:ilvl="6" w:tentative="1">
-      <w:start w:val="1"/>
-      <w:numFmt w:val="bullet"/>
-      <w:lvlText w:val=""/>
-      <w:lvlJc w:val="left"/>
-      <w:pPr>
-        <w:tabs>
-          <w:tab w:val="num" w:pos="5040"/>
-        </w:tabs>
-        <w:ind w:left="5040" w:hanging="360"/>
-      </w:pPr>
-      <w:rPr>
-        <w:rFonts w:ascii="Wingdings" w:hAnsi="Wingdings" w:hint="default"/>
-        <w:sz w:val="20"/>
-      </w:rPr>
-    </w:lvl>
-    <w:lvl w:ilvl="7" w:tentative="1">
-      <w:start w:val="1"/>
-      <w:numFmt w:val="bullet"/>
-      <w:lvlText w:val=""/>
-      <w:lvlJc w:val="left"/>
-      <w:pPr>
-        <w:tabs>
-          <w:tab w:val="num" w:pos="5760"/>
-        </w:tabs>
-        <w:ind w:left="5760" w:hanging="360"/>
-      </w:pPr>
-      <w:rPr>
-        <w:rFonts w:ascii="Wingdings" w:hAnsi="Wingdings" w:hint="default"/>
-        <w:sz w:val="20"/>
-      </w:rPr>
-    </w:lvl>
-    <w:lvl w:ilvl="8" w:tentative="1">
-      <w:start w:val="1"/>
-      <w:numFmt w:val="bullet"/>
-      <w:lvlText w:val=""/>
-      <w:lvlJc w:val="left"/>
-      <w:pPr>
-        <w:tabs>
-          <w:tab w:val="num" w:pos="6480"/>
-        </w:tabs>
-        <w:ind w:left="6480" w:hanging="360"/>
-      </w:pPr>
-      <w:rPr>
-        <w:rFonts w:ascii="Wingdings" w:hAnsi="Wingdings" w:hint="default"/>
-        <w:sz w:val="20"/>
-      </w:rPr>
-    </w:lvl>
-  </w:abstractNum>
-  <w:abstractNum w:abstractNumId="2" w15:restartNumberingAfterBreak="0">
-    <w:nsid w:val="332E2762"/>
-    <w:multiLevelType w:val="multilevel"/>
-    <w:tmpl w:val="0E0C2F0C"/>
-    <w:lvl w:ilvl="0">
-      <w:start w:val="1"/>
-      <w:numFmt w:val="decimal"/>
-      <w:lvlText w:val="%1."/>
-      <w:lvlJc w:val="left"/>
-      <w:pPr>
-        <w:tabs>
-          <w:tab w:val="num" w:pos="720"/>
-        </w:tabs>
-        <w:ind w:left="720" w:hanging="360"/>
-      </w:pPr>
-    </w:lvl>
-    <w:lvl w:ilvl="1">
-      <w:start w:val="1"/>
-      <w:numFmt w:val="decimal"/>
-      <w:lvlText w:val="%2."/>
-      <w:lvlJc w:val="left"/>
-      <w:pPr>
-        <w:tabs>
-          <w:tab w:val="num" w:pos="1440"/>
-        </w:tabs>
-        <w:ind w:left="1440" w:hanging="360"/>
-      </w:pPr>
-    </w:lvl>
-    <w:lvl w:ilvl="2" w:tentative="1">
-      <w:start w:val="1"/>
-      <w:numFmt w:val="decimal"/>
-      <w:lvlText w:val="%3."/>
-      <w:lvlJc w:val="left"/>
-      <w:pPr>
-        <w:tabs>
-          <w:tab w:val="num" w:pos="2160"/>
-        </w:tabs>
-        <w:ind w:left="2160" w:hanging="360"/>
-      </w:pPr>
-    </w:lvl>
-    <w:lvl w:ilvl="3" w:tentative="1">
-      <w:start w:val="1"/>
-      <w:numFmt w:val="decimal"/>
-      <w:lvlText w:val="%4."/>
-      <w:lvlJc w:val="left"/>
-      <w:pPr>
-        <w:tabs>
-          <w:tab w:val="num" w:pos="2880"/>
-        </w:tabs>
-        <w:ind w:left="2880" w:hanging="360"/>
-      </w:pPr>
-    </w:lvl>
-    <w:lvl w:ilvl="4" w:tentative="1">
-      <w:start w:val="1"/>
-      <w:numFmt w:val="decimal"/>
-      <w:lvlText w:val="%5."/>
-      <w:lvlJc w:val="left"/>
-      <w:pPr>
-        <w:tabs>
-          <w:tab w:val="num" w:pos="3600"/>
-        </w:tabs>
-        <w:ind w:left="3600" w:hanging="360"/>
-      </w:pPr>
-    </w:lvl>
-    <w:lvl w:ilvl="5" w:tentative="1">
-      <w:start w:val="1"/>
-      <w:numFmt w:val="decimal"/>
-      <w:lvlText w:val="%6."/>
-      <w:lvlJc w:val="left"/>
-      <w:pPr>
-        <w:tabs>
-          <w:tab w:val="num" w:pos="4320"/>
-        </w:tabs>
-        <w:ind w:left="4320" w:hanging="360"/>
-      </w:pPr>
-    </w:lvl>
-    <w:lvl w:ilvl="6" w:tentative="1">
-      <w:start w:val="1"/>
-      <w:numFmt w:val="decimal"/>
-      <w:lvlText w:val="%7."/>
-      <w:lvlJc w:val="left"/>
-      <w:pPr>
-        <w:tabs>
-          <w:tab w:val="num" w:pos="5040"/>
-        </w:tabs>
-        <w:ind w:left="5040" w:hanging="360"/>
-      </w:pPr>
-    </w:lvl>
-    <w:lvl w:ilvl="7" w:tentative="1">
-      <w:start w:val="1"/>
-      <w:numFmt w:val="decimal"/>
-      <w:lvlText w:val="%8."/>
-      <w:lvlJc w:val="left"/>
-      <w:pPr>
-        <w:tabs>
-          <w:tab w:val="num" w:pos="5760"/>
-        </w:tabs>
-        <w:ind w:left="5760" w:hanging="360"/>
-      </w:pPr>
-    </w:lvl>
-    <w:lvl w:ilvl="8" w:tentative="1">
-      <w:start w:val="1"/>
-      <w:numFmt w:val="decimal"/>
-      <w:lvlText w:val="%9."/>
-      <w:lvlJc w:val="left"/>
-      <w:pPr>
-        <w:tabs>
-          <w:tab w:val="num" w:pos="6480"/>
-        </w:tabs>
-        <w:ind w:left="6480" w:hanging="360"/>
-      </w:pPr>
-    </w:lvl>
-  </w:abstractNum>
-  <w:abstractNum w:abstractNumId="3" w15:restartNumberingAfterBreak="0">
-    <w:nsid w:val="3B95024E"/>
-    <w:multiLevelType w:val="multilevel"/>
-    <w:tmpl w:val="52BC651E"/>
-    <w:lvl w:ilvl="0">
-      <w:start w:val="1"/>
-      <w:numFmt w:val="decimal"/>
-      <w:lvlText w:val="%1."/>
-      <w:lvlJc w:val="left"/>
-      <w:pPr>
-        <w:tabs>
-          <w:tab w:val="num" w:pos="720"/>
-        </w:tabs>
-        <w:ind w:left="720" w:hanging="360"/>
-      </w:pPr>
-    </w:lvl>
-    <w:lvl w:ilvl="1">
-      <w:start w:val="1"/>
-      <w:numFmt w:val="decimal"/>
-      <w:lvlText w:val="%2."/>
-      <w:lvlJc w:val="left"/>
-      <w:pPr>
-        <w:tabs>
-          <w:tab w:val="num" w:pos="1440"/>
-        </w:tabs>
-        <w:ind w:left="1440" w:hanging="360"/>
-      </w:pPr>
-    </w:lvl>
-    <w:lvl w:ilvl="2" w:tentative="1">
-      <w:start w:val="1"/>
-      <w:numFmt w:val="decimal"/>
-      <w:lvlText w:val="%3."/>
-      <w:lvlJc w:val="left"/>
-      <w:pPr>
-        <w:tabs>
-          <w:tab w:val="num" w:pos="2160"/>
-        </w:tabs>
-        <w:ind w:left="2160" w:hanging="360"/>
-      </w:pPr>
-    </w:lvl>
-    <w:lvl w:ilvl="3" w:tentative="1">
-      <w:start w:val="1"/>
-      <w:numFmt w:val="decimal"/>
-      <w:lvlText w:val="%4."/>
-      <w:lvlJc w:val="left"/>
-      <w:pPr>
-        <w:tabs>
-          <w:tab w:val="num" w:pos="2880"/>
-        </w:tabs>
-        <w:ind w:left="2880" w:hanging="360"/>
-      </w:pPr>
-    </w:lvl>
-    <w:lvl w:ilvl="4" w:tentative="1">
-      <w:start w:val="1"/>
-      <w:numFmt w:val="decimal"/>
-      <w:lvlText w:val="%5."/>
-      <w:lvlJc w:val="left"/>
-      <w:pPr>
-        <w:tabs>
-          <w:tab w:val="num" w:pos="3600"/>
-        </w:tabs>
-        <w:ind w:left="3600" w:hanging="360"/>
-      </w:pPr>
-    </w:lvl>
-    <w:lvl w:ilvl="5" w:tentative="1">
-      <w:start w:val="1"/>
-      <w:numFmt w:val="decimal"/>
-      <w:lvlText w:val="%6."/>
-      <w:lvlJc w:val="left"/>
-      <w:pPr>
-        <w:tabs>
-          <w:tab w:val="num" w:pos="4320"/>
-        </w:tabs>
-        <w:ind w:left="4320" w:hanging="360"/>
-      </w:pPr>
-    </w:lvl>
-    <w:lvl w:ilvl="6" w:tentative="1">
-      <w:start w:val="1"/>
-      <w:numFmt w:val="decimal"/>
-      <w:lvlText w:val="%7."/>
-      <w:lvlJc w:val="left"/>
-      <w:pPr>
-        <w:tabs>
-          <w:tab w:val="num" w:pos="5040"/>
-        </w:tabs>
-        <w:ind w:left="5040" w:hanging="360"/>
-      </w:pPr>
-    </w:lvl>
-    <w:lvl w:ilvl="7" w:tentative="1">
-      <w:start w:val="1"/>
-      <w:numFmt w:val="decimal"/>
-      <w:lvlText w:val="%8."/>
-      <w:lvlJc w:val="left"/>
-      <w:pPr>
-        <w:tabs>
-          <w:tab w:val="num" w:pos="5760"/>
-        </w:tabs>
-        <w:ind w:left="5760" w:hanging="360"/>
-      </w:pPr>
-    </w:lvl>
-    <w:lvl w:ilvl="8" w:tentative="1">
-      <w:start w:val="1"/>
-      <w:numFmt w:val="decimal"/>
-      <w:lvlText w:val="%9."/>
-      <w:lvlJc w:val="left"/>
-      <w:pPr>
-        <w:tabs>
-          <w:tab w:val="num" w:pos="6480"/>
-        </w:tabs>
-        <w:ind w:left="6480" w:hanging="360"/>
-      </w:pPr>
-    </w:lvl>
-  </w:abstractNum>
-  <w:abstractNum w:abstractNumId="4" w15:restartNumberingAfterBreak="0">
-    <w:nsid w:val="44A52D32"/>
+<w:numbering xmlns:ve="http://schemas.openxmlformats.org/markup-compatibility/2006" xmlns:o="urn:schemas-microsoft-com:office:office" xmlns:r="http://schemas.openxmlformats.org/officeDocument/2006/relationships" xmlns:m="http://schemas.openxmlformats.org/officeDocument/2006/math" xmlns:v="urn:schemas-microsoft-com:vml" xmlns:wp="http://schemas.openxmlformats.org/drawingml/2006/wordprocessingDrawing" xmlns:w10="urn:schemas-microsoft-com:office:word" xmlns:w="http://schemas.openxmlformats.org/wordprocessingml/2006/main" xmlns:w14="http://schemas.microsoft.com/office/word/2010/wordml" xmlns:wne="http://schemas.microsoft.com/office/word/2006/wordml">
+  <w:abstractNum w:abstractNumId="0">
+    <w:nsid w:val="44a52d32"/>
     <w:multiLevelType w:val="hybridMultilevel"/>
-    <w:tmpl w:val="9A567B86"/>
-    <w:lvl w:ilvl="0" w:tplc="4F945B9A">
+    <w:tmpl w:val="9a567b86"/>
+    <w:lvl w:ilvl="0" w:tplc="4f945b9a">
       <w:start w:val="2025"/>
       <w:numFmt w:val="bullet"/>
       <w:lvlText w:val=""/>
@@ -1765,10 +1685,10 @@
         <w:ind w:left="800" w:hanging="360"/>
       </w:pPr>
       <w:rPr>
-        <w:rFonts w:ascii="Wingdings" w:eastAsiaTheme="minorEastAsia" w:hAnsi="Wingdings" w:cstheme="minorBidi" w:hint="default"/>
+        <w:rFonts w:ascii="Wingdings" w:hAnsi="Wingdings" w:hint="default"/>
       </w:rPr>
     </w:lvl>
-    <w:lvl w:ilvl="1" w:tplc="04090003" w:tentative="1">
+    <w:lvl w:ilvl="1" w:tentative="on" w:tplc="4090003">
       <w:start w:val="1"/>
       <w:numFmt w:val="bullet"/>
       <w:lvlText w:val=""/>
@@ -1780,7 +1700,7 @@
         <w:rFonts w:ascii="Wingdings" w:hAnsi="Wingdings" w:hint="default"/>
       </w:rPr>
     </w:lvl>
-    <w:lvl w:ilvl="2" w:tplc="04090005" w:tentative="1">
+    <w:lvl w:ilvl="2" w:tentative="on" w:tplc="4090005">
       <w:start w:val="1"/>
       <w:numFmt w:val="bullet"/>
       <w:lvlText w:val=""/>
@@ -1792,7 +1712,7 @@
         <w:rFonts w:ascii="Wingdings" w:hAnsi="Wingdings" w:hint="default"/>
       </w:rPr>
     </w:lvl>
-    <w:lvl w:ilvl="3" w:tplc="04090001" w:tentative="1">
+    <w:lvl w:ilvl="3" w:tentative="on" w:tplc="4090001">
       <w:start w:val="1"/>
       <w:numFmt w:val="bullet"/>
       <w:lvlText w:val=""/>
@@ -1804,7 +1724,7 @@
         <w:rFonts w:ascii="Wingdings" w:hAnsi="Wingdings" w:hint="default"/>
       </w:rPr>
     </w:lvl>
-    <w:lvl w:ilvl="4" w:tplc="04090003" w:tentative="1">
+    <w:lvl w:ilvl="4" w:tentative="on" w:tplc="4090003">
       <w:start w:val="1"/>
       <w:numFmt w:val="bullet"/>
       <w:lvlText w:val=""/>
@@ -1816,7 +1736,7 @@
         <w:rFonts w:ascii="Wingdings" w:hAnsi="Wingdings" w:hint="default"/>
       </w:rPr>
     </w:lvl>
-    <w:lvl w:ilvl="5" w:tplc="04090005" w:tentative="1">
+    <w:lvl w:ilvl="5" w:tentative="on" w:tplc="4090005">
       <w:start w:val="1"/>
       <w:numFmt w:val="bullet"/>
       <w:lvlText w:val=""/>
@@ -1828,7 +1748,7 @@
         <w:rFonts w:ascii="Wingdings" w:hAnsi="Wingdings" w:hint="default"/>
       </w:rPr>
     </w:lvl>
-    <w:lvl w:ilvl="6" w:tplc="04090001" w:tentative="1">
+    <w:lvl w:ilvl="6" w:tentative="on" w:tplc="4090001">
       <w:start w:val="1"/>
       <w:numFmt w:val="bullet"/>
       <w:lvlText w:val=""/>
@@ -1840,7 +1760,7 @@
         <w:rFonts w:ascii="Wingdings" w:hAnsi="Wingdings" w:hint="default"/>
       </w:rPr>
     </w:lvl>
-    <w:lvl w:ilvl="7" w:tplc="04090003" w:tentative="1">
+    <w:lvl w:ilvl="7" w:tentative="on" w:tplc="4090003">
       <w:start w:val="1"/>
       <w:numFmt w:val="bullet"/>
       <w:lvlText w:val=""/>
@@ -1852,7 +1772,7 @@
         <w:rFonts w:ascii="Wingdings" w:hAnsi="Wingdings" w:hint="default"/>
       </w:rPr>
     </w:lvl>
-    <w:lvl w:ilvl="8" w:tplc="04090005" w:tentative="1">
+    <w:lvl w:ilvl="8" w:tentative="on" w:tplc="4090005">
       <w:start w:val="1"/>
       <w:numFmt w:val="bullet"/>
       <w:lvlText w:val=""/>
@@ -1865,723 +1785,27 @@
       </w:rPr>
     </w:lvl>
   </w:abstractNum>
-  <w:abstractNum w:abstractNumId="5" w15:restartNumberingAfterBreak="0">
-    <w:nsid w:val="49A04A42"/>
-    <w:multiLevelType w:val="multilevel"/>
-    <w:tmpl w:val="024A41F2"/>
-    <w:lvl w:ilvl="0">
-      <w:start w:val="1"/>
-      <w:numFmt w:val="bullet"/>
-      <w:lvlText w:val=""/>
-      <w:lvlJc w:val="left"/>
-      <w:pPr>
-        <w:tabs>
-          <w:tab w:val="num" w:pos="720"/>
-        </w:tabs>
-        <w:ind w:left="720" w:hanging="360"/>
-      </w:pPr>
-      <w:rPr>
-        <w:rFonts w:ascii="Symbol" w:hAnsi="Symbol" w:hint="default"/>
-        <w:sz w:val="20"/>
-      </w:rPr>
-    </w:lvl>
-    <w:lvl w:ilvl="1">
-      <w:start w:val="1"/>
-      <w:numFmt w:val="bullet"/>
-      <w:lvlText w:val="o"/>
-      <w:lvlJc w:val="left"/>
-      <w:pPr>
-        <w:tabs>
-          <w:tab w:val="num" w:pos="1440"/>
-        </w:tabs>
-        <w:ind w:left="1440" w:hanging="360"/>
-      </w:pPr>
-      <w:rPr>
-        <w:rFonts w:ascii="Courier New" w:hAnsi="Courier New" w:hint="default"/>
-        <w:sz w:val="20"/>
-      </w:rPr>
-    </w:lvl>
-    <w:lvl w:ilvl="2">
-      <w:start w:val="4"/>
-      <w:numFmt w:val="bullet"/>
-      <w:lvlText w:val=""/>
-      <w:lvlJc w:val="left"/>
-      <w:pPr>
-        <w:ind w:left="2160" w:hanging="360"/>
-      </w:pPr>
-      <w:rPr>
-        <w:rFonts w:ascii="Wingdings" w:eastAsiaTheme="minorEastAsia" w:hAnsi="Wingdings" w:cstheme="minorBidi" w:hint="default"/>
-      </w:rPr>
-    </w:lvl>
-    <w:lvl w:ilvl="3">
-      <w:start w:val="1"/>
-      <w:numFmt w:val="bullet"/>
-      <w:lvlText w:val=""/>
-      <w:lvlJc w:val="left"/>
-      <w:pPr>
-        <w:tabs>
-          <w:tab w:val="num" w:pos="2880"/>
-        </w:tabs>
-        <w:ind w:left="2880" w:hanging="360"/>
-      </w:pPr>
-      <w:rPr>
-        <w:rFonts w:ascii="Wingdings" w:hAnsi="Wingdings" w:hint="default"/>
-        <w:sz w:val="20"/>
-      </w:rPr>
-    </w:lvl>
-    <w:lvl w:ilvl="4" w:tentative="1">
-      <w:start w:val="1"/>
-      <w:numFmt w:val="bullet"/>
-      <w:lvlText w:val=""/>
-      <w:lvlJc w:val="left"/>
-      <w:pPr>
-        <w:tabs>
-          <w:tab w:val="num" w:pos="3600"/>
-        </w:tabs>
-        <w:ind w:left="3600" w:hanging="360"/>
-      </w:pPr>
-      <w:rPr>
-        <w:rFonts w:ascii="Wingdings" w:hAnsi="Wingdings" w:hint="default"/>
-        <w:sz w:val="20"/>
-      </w:rPr>
-    </w:lvl>
-    <w:lvl w:ilvl="5" w:tentative="1">
-      <w:start w:val="1"/>
-      <w:numFmt w:val="bullet"/>
-      <w:lvlText w:val=""/>
-      <w:lvlJc w:val="left"/>
-      <w:pPr>
-        <w:tabs>
-          <w:tab w:val="num" w:pos="4320"/>
-        </w:tabs>
-        <w:ind w:left="4320" w:hanging="360"/>
-      </w:pPr>
-      <w:rPr>
-        <w:rFonts w:ascii="Wingdings" w:hAnsi="Wingdings" w:hint="default"/>
-        <w:sz w:val="20"/>
-      </w:rPr>
-    </w:lvl>
-    <w:lvl w:ilvl="6" w:tentative="1">
-      <w:start w:val="1"/>
-      <w:numFmt w:val="bullet"/>
-      <w:lvlText w:val=""/>
-      <w:lvlJc w:val="left"/>
-      <w:pPr>
-        <w:tabs>
-          <w:tab w:val="num" w:pos="5040"/>
-        </w:tabs>
-        <w:ind w:left="5040" w:hanging="360"/>
-      </w:pPr>
-      <w:rPr>
-        <w:rFonts w:ascii="Wingdings" w:hAnsi="Wingdings" w:hint="default"/>
-        <w:sz w:val="20"/>
-      </w:rPr>
-    </w:lvl>
-    <w:lvl w:ilvl="7" w:tentative="1">
-      <w:start w:val="1"/>
-      <w:numFmt w:val="bullet"/>
-      <w:lvlText w:val=""/>
-      <w:lvlJc w:val="left"/>
-      <w:pPr>
-        <w:tabs>
-          <w:tab w:val="num" w:pos="5760"/>
-        </w:tabs>
-        <w:ind w:left="5760" w:hanging="360"/>
-      </w:pPr>
-      <w:rPr>
-        <w:rFonts w:ascii="Wingdings" w:hAnsi="Wingdings" w:hint="default"/>
-        <w:sz w:val="20"/>
-      </w:rPr>
-    </w:lvl>
-    <w:lvl w:ilvl="8" w:tentative="1">
-      <w:start w:val="1"/>
-      <w:numFmt w:val="bullet"/>
-      <w:lvlText w:val=""/>
-      <w:lvlJc w:val="left"/>
-      <w:pPr>
-        <w:tabs>
-          <w:tab w:val="num" w:pos="6480"/>
-        </w:tabs>
-        <w:ind w:left="6480" w:hanging="360"/>
-      </w:pPr>
-      <w:rPr>
-        <w:rFonts w:ascii="Wingdings" w:hAnsi="Wingdings" w:hint="default"/>
-        <w:sz w:val="20"/>
-      </w:rPr>
-    </w:lvl>
-  </w:abstractNum>
-  <w:abstractNum w:abstractNumId="6" w15:restartNumberingAfterBreak="0">
-    <w:nsid w:val="5C241327"/>
-    <w:multiLevelType w:val="multilevel"/>
-    <w:tmpl w:val="D526CA12"/>
-    <w:lvl w:ilvl="0">
-      <w:start w:val="1"/>
-      <w:numFmt w:val="bullet"/>
-      <w:lvlText w:val=""/>
-      <w:lvlJc w:val="left"/>
-      <w:pPr>
-        <w:tabs>
-          <w:tab w:val="num" w:pos="720"/>
-        </w:tabs>
-        <w:ind w:left="720" w:hanging="360"/>
-      </w:pPr>
-      <w:rPr>
-        <w:rFonts w:ascii="Symbol" w:hAnsi="Symbol" w:hint="default"/>
-        <w:sz w:val="20"/>
-      </w:rPr>
-    </w:lvl>
-    <w:lvl w:ilvl="1">
-      <w:start w:val="1"/>
-      <w:numFmt w:val="bullet"/>
-      <w:lvlText w:val="o"/>
-      <w:lvlJc w:val="left"/>
-      <w:pPr>
-        <w:tabs>
-          <w:tab w:val="num" w:pos="1440"/>
-        </w:tabs>
-        <w:ind w:left="1440" w:hanging="360"/>
-      </w:pPr>
-      <w:rPr>
-        <w:rFonts w:ascii="Courier New" w:hAnsi="Courier New" w:hint="default"/>
-        <w:sz w:val="20"/>
-      </w:rPr>
-    </w:lvl>
-    <w:lvl w:ilvl="2" w:tentative="1">
-      <w:start w:val="1"/>
-      <w:numFmt w:val="bullet"/>
-      <w:lvlText w:val=""/>
-      <w:lvlJc w:val="left"/>
-      <w:pPr>
-        <w:tabs>
-          <w:tab w:val="num" w:pos="2160"/>
-        </w:tabs>
-        <w:ind w:left="2160" w:hanging="360"/>
-      </w:pPr>
-      <w:rPr>
-        <w:rFonts w:ascii="Wingdings" w:hAnsi="Wingdings" w:hint="default"/>
-        <w:sz w:val="20"/>
-      </w:rPr>
-    </w:lvl>
-    <w:lvl w:ilvl="3" w:tentative="1">
-      <w:start w:val="1"/>
-      <w:numFmt w:val="bullet"/>
-      <w:lvlText w:val=""/>
-      <w:lvlJc w:val="left"/>
-      <w:pPr>
-        <w:tabs>
-          <w:tab w:val="num" w:pos="2880"/>
-        </w:tabs>
-        <w:ind w:left="2880" w:hanging="360"/>
-      </w:pPr>
-      <w:rPr>
-        <w:rFonts w:ascii="Wingdings" w:hAnsi="Wingdings" w:hint="default"/>
-        <w:sz w:val="20"/>
-      </w:rPr>
-    </w:lvl>
-    <w:lvl w:ilvl="4" w:tentative="1">
-      <w:start w:val="1"/>
-      <w:numFmt w:val="bullet"/>
-      <w:lvlText w:val=""/>
-      <w:lvlJc w:val="left"/>
-      <w:pPr>
-        <w:tabs>
-          <w:tab w:val="num" w:pos="3600"/>
-        </w:tabs>
-        <w:ind w:left="3600" w:hanging="360"/>
-      </w:pPr>
-      <w:rPr>
-        <w:rFonts w:ascii="Wingdings" w:hAnsi="Wingdings" w:hint="default"/>
-        <w:sz w:val="20"/>
-      </w:rPr>
-    </w:lvl>
-    <w:lvl w:ilvl="5" w:tentative="1">
-      <w:start w:val="1"/>
-      <w:numFmt w:val="bullet"/>
-      <w:lvlText w:val=""/>
-      <w:lvlJc w:val="left"/>
-      <w:pPr>
-        <w:tabs>
-          <w:tab w:val="num" w:pos="4320"/>
-        </w:tabs>
-        <w:ind w:left="4320" w:hanging="360"/>
-      </w:pPr>
-      <w:rPr>
-        <w:rFonts w:ascii="Wingdings" w:hAnsi="Wingdings" w:hint="default"/>
-        <w:sz w:val="20"/>
-      </w:rPr>
-    </w:lvl>
-    <w:lvl w:ilvl="6" w:tentative="1">
-      <w:start w:val="1"/>
-      <w:numFmt w:val="bullet"/>
-      <w:lvlText w:val=""/>
-      <w:lvlJc w:val="left"/>
-      <w:pPr>
-        <w:tabs>
-          <w:tab w:val="num" w:pos="5040"/>
-        </w:tabs>
-        <w:ind w:left="5040" w:hanging="360"/>
-      </w:pPr>
-      <w:rPr>
-        <w:rFonts w:ascii="Wingdings" w:hAnsi="Wingdings" w:hint="default"/>
-        <w:sz w:val="20"/>
-      </w:rPr>
-    </w:lvl>
-    <w:lvl w:ilvl="7" w:tentative="1">
-      <w:start w:val="1"/>
-      <w:numFmt w:val="bullet"/>
-      <w:lvlText w:val=""/>
-      <w:lvlJc w:val="left"/>
-      <w:pPr>
-        <w:tabs>
-          <w:tab w:val="num" w:pos="5760"/>
-        </w:tabs>
-        <w:ind w:left="5760" w:hanging="360"/>
-      </w:pPr>
-      <w:rPr>
-        <w:rFonts w:ascii="Wingdings" w:hAnsi="Wingdings" w:hint="default"/>
-        <w:sz w:val="20"/>
-      </w:rPr>
-    </w:lvl>
-    <w:lvl w:ilvl="8" w:tentative="1">
-      <w:start w:val="1"/>
-      <w:numFmt w:val="bullet"/>
-      <w:lvlText w:val=""/>
-      <w:lvlJc w:val="left"/>
-      <w:pPr>
-        <w:tabs>
-          <w:tab w:val="num" w:pos="6480"/>
-        </w:tabs>
-        <w:ind w:left="6480" w:hanging="360"/>
-      </w:pPr>
-      <w:rPr>
-        <w:rFonts w:ascii="Wingdings" w:hAnsi="Wingdings" w:hint="default"/>
-        <w:sz w:val="20"/>
-      </w:rPr>
-    </w:lvl>
-  </w:abstractNum>
-  <w:abstractNum w:abstractNumId="7" w15:restartNumberingAfterBreak="0">
-    <w:nsid w:val="6A2274B5"/>
-    <w:multiLevelType w:val="hybridMultilevel"/>
-    <w:tmpl w:val="E6502A2E"/>
-    <w:lvl w:ilvl="0" w:tplc="EE6C3678">
-      <w:start w:val="2025"/>
-      <w:numFmt w:val="bullet"/>
-      <w:lvlText w:val=""/>
-      <w:lvlJc w:val="left"/>
-      <w:pPr>
-        <w:ind w:left="800" w:hanging="360"/>
-      </w:pPr>
-      <w:rPr>
-        <w:rFonts w:ascii="Wingdings" w:eastAsiaTheme="minorEastAsia" w:hAnsi="Wingdings" w:cstheme="minorBidi" w:hint="default"/>
-      </w:rPr>
-    </w:lvl>
-    <w:lvl w:ilvl="1" w:tplc="04090003">
-      <w:start w:val="1"/>
-      <w:numFmt w:val="bullet"/>
-      <w:lvlText w:val=""/>
-      <w:lvlJc w:val="left"/>
-      <w:pPr>
-        <w:ind w:left="1320" w:hanging="440"/>
-      </w:pPr>
-      <w:rPr>
-        <w:rFonts w:ascii="Wingdings" w:hAnsi="Wingdings" w:hint="default"/>
-      </w:rPr>
-    </w:lvl>
-    <w:lvl w:ilvl="2" w:tplc="04090005" w:tentative="1">
-      <w:start w:val="1"/>
-      <w:numFmt w:val="bullet"/>
-      <w:lvlText w:val=""/>
-      <w:lvlJc w:val="left"/>
-      <w:pPr>
-        <w:ind w:left="1760" w:hanging="440"/>
-      </w:pPr>
-      <w:rPr>
-        <w:rFonts w:ascii="Wingdings" w:hAnsi="Wingdings" w:hint="default"/>
-      </w:rPr>
-    </w:lvl>
-    <w:lvl w:ilvl="3" w:tplc="04090001" w:tentative="1">
-      <w:start w:val="1"/>
-      <w:numFmt w:val="bullet"/>
-      <w:lvlText w:val=""/>
-      <w:lvlJc w:val="left"/>
-      <w:pPr>
-        <w:ind w:left="2200" w:hanging="440"/>
-      </w:pPr>
-      <w:rPr>
-        <w:rFonts w:ascii="Wingdings" w:hAnsi="Wingdings" w:hint="default"/>
-      </w:rPr>
-    </w:lvl>
-    <w:lvl w:ilvl="4" w:tplc="04090003" w:tentative="1">
-      <w:start w:val="1"/>
-      <w:numFmt w:val="bullet"/>
-      <w:lvlText w:val=""/>
-      <w:lvlJc w:val="left"/>
-      <w:pPr>
-        <w:ind w:left="2640" w:hanging="440"/>
-      </w:pPr>
-      <w:rPr>
-        <w:rFonts w:ascii="Wingdings" w:hAnsi="Wingdings" w:hint="default"/>
-      </w:rPr>
-    </w:lvl>
-    <w:lvl w:ilvl="5" w:tplc="04090005" w:tentative="1">
-      <w:start w:val="1"/>
-      <w:numFmt w:val="bullet"/>
-      <w:lvlText w:val=""/>
-      <w:lvlJc w:val="left"/>
-      <w:pPr>
-        <w:ind w:left="3080" w:hanging="440"/>
-      </w:pPr>
-      <w:rPr>
-        <w:rFonts w:ascii="Wingdings" w:hAnsi="Wingdings" w:hint="default"/>
-      </w:rPr>
-    </w:lvl>
-    <w:lvl w:ilvl="6" w:tplc="04090001" w:tentative="1">
-      <w:start w:val="1"/>
-      <w:numFmt w:val="bullet"/>
-      <w:lvlText w:val=""/>
-      <w:lvlJc w:val="left"/>
-      <w:pPr>
-        <w:ind w:left="3520" w:hanging="440"/>
-      </w:pPr>
-      <w:rPr>
-        <w:rFonts w:ascii="Wingdings" w:hAnsi="Wingdings" w:hint="default"/>
-      </w:rPr>
-    </w:lvl>
-    <w:lvl w:ilvl="7" w:tplc="04090003" w:tentative="1">
-      <w:start w:val="1"/>
-      <w:numFmt w:val="bullet"/>
-      <w:lvlText w:val=""/>
-      <w:lvlJc w:val="left"/>
-      <w:pPr>
-        <w:ind w:left="3960" w:hanging="440"/>
-      </w:pPr>
-      <w:rPr>
-        <w:rFonts w:ascii="Wingdings" w:hAnsi="Wingdings" w:hint="default"/>
-      </w:rPr>
-    </w:lvl>
-    <w:lvl w:ilvl="8" w:tplc="04090005" w:tentative="1">
-      <w:start w:val="1"/>
-      <w:numFmt w:val="bullet"/>
-      <w:lvlText w:val=""/>
-      <w:lvlJc w:val="left"/>
-      <w:pPr>
-        <w:ind w:left="4400" w:hanging="440"/>
-      </w:pPr>
-      <w:rPr>
-        <w:rFonts w:ascii="Wingdings" w:hAnsi="Wingdings" w:hint="default"/>
-      </w:rPr>
-    </w:lvl>
-  </w:abstractNum>
-  <w:abstractNum w:abstractNumId="8" w15:restartNumberingAfterBreak="0">
-    <w:nsid w:val="711E4E85"/>
-    <w:multiLevelType w:val="hybridMultilevel"/>
-    <w:tmpl w:val="D18A2A7E"/>
-    <w:lvl w:ilvl="0" w:tplc="AEA4598C">
-      <w:start w:val="2025"/>
-      <w:numFmt w:val="bullet"/>
-      <w:lvlText w:val=""/>
-      <w:lvlJc w:val="left"/>
-      <w:pPr>
-        <w:ind w:left="800" w:hanging="360"/>
-      </w:pPr>
-      <w:rPr>
-        <w:rFonts w:ascii="Wingdings" w:eastAsiaTheme="minorEastAsia" w:hAnsi="Wingdings" w:cstheme="minorBidi" w:hint="default"/>
-      </w:rPr>
-    </w:lvl>
-    <w:lvl w:ilvl="1" w:tplc="04090003">
-      <w:start w:val="1"/>
-      <w:numFmt w:val="bullet"/>
-      <w:lvlText w:val=""/>
-      <w:lvlJc w:val="left"/>
-      <w:pPr>
-        <w:ind w:left="1320" w:hanging="440"/>
-      </w:pPr>
-      <w:rPr>
-        <w:rFonts w:ascii="Wingdings" w:hAnsi="Wingdings" w:hint="default"/>
-      </w:rPr>
-    </w:lvl>
-    <w:lvl w:ilvl="2" w:tplc="04090005" w:tentative="1">
-      <w:start w:val="1"/>
-      <w:numFmt w:val="bullet"/>
-      <w:lvlText w:val=""/>
-      <w:lvlJc w:val="left"/>
-      <w:pPr>
-        <w:ind w:left="1760" w:hanging="440"/>
-      </w:pPr>
-      <w:rPr>
-        <w:rFonts w:ascii="Wingdings" w:hAnsi="Wingdings" w:hint="default"/>
-      </w:rPr>
-    </w:lvl>
-    <w:lvl w:ilvl="3" w:tplc="04090001" w:tentative="1">
-      <w:start w:val="1"/>
-      <w:numFmt w:val="bullet"/>
-      <w:lvlText w:val=""/>
-      <w:lvlJc w:val="left"/>
-      <w:pPr>
-        <w:ind w:left="2200" w:hanging="440"/>
-      </w:pPr>
-      <w:rPr>
-        <w:rFonts w:ascii="Wingdings" w:hAnsi="Wingdings" w:hint="default"/>
-      </w:rPr>
-    </w:lvl>
-    <w:lvl w:ilvl="4" w:tplc="04090003" w:tentative="1">
-      <w:start w:val="1"/>
-      <w:numFmt w:val="bullet"/>
-      <w:lvlText w:val=""/>
-      <w:lvlJc w:val="left"/>
-      <w:pPr>
-        <w:ind w:left="2640" w:hanging="440"/>
-      </w:pPr>
-      <w:rPr>
-        <w:rFonts w:ascii="Wingdings" w:hAnsi="Wingdings" w:hint="default"/>
-      </w:rPr>
-    </w:lvl>
-    <w:lvl w:ilvl="5" w:tplc="04090005" w:tentative="1">
-      <w:start w:val="1"/>
-      <w:numFmt w:val="bullet"/>
-      <w:lvlText w:val=""/>
-      <w:lvlJc w:val="left"/>
-      <w:pPr>
-        <w:ind w:left="3080" w:hanging="440"/>
-      </w:pPr>
-      <w:rPr>
-        <w:rFonts w:ascii="Wingdings" w:hAnsi="Wingdings" w:hint="default"/>
-      </w:rPr>
-    </w:lvl>
-    <w:lvl w:ilvl="6" w:tplc="04090001" w:tentative="1">
-      <w:start w:val="1"/>
-      <w:numFmt w:val="bullet"/>
-      <w:lvlText w:val=""/>
-      <w:lvlJc w:val="left"/>
-      <w:pPr>
-        <w:ind w:left="3520" w:hanging="440"/>
-      </w:pPr>
-      <w:rPr>
-        <w:rFonts w:ascii="Wingdings" w:hAnsi="Wingdings" w:hint="default"/>
-      </w:rPr>
-    </w:lvl>
-    <w:lvl w:ilvl="7" w:tplc="04090003" w:tentative="1">
-      <w:start w:val="1"/>
-      <w:numFmt w:val="bullet"/>
-      <w:lvlText w:val=""/>
-      <w:lvlJc w:val="left"/>
-      <w:pPr>
-        <w:ind w:left="3960" w:hanging="440"/>
-      </w:pPr>
-      <w:rPr>
-        <w:rFonts w:ascii="Wingdings" w:hAnsi="Wingdings" w:hint="default"/>
-      </w:rPr>
-    </w:lvl>
-    <w:lvl w:ilvl="8" w:tplc="04090005" w:tentative="1">
-      <w:start w:val="1"/>
-      <w:numFmt w:val="bullet"/>
-      <w:lvlText w:val=""/>
-      <w:lvlJc w:val="left"/>
-      <w:pPr>
-        <w:ind w:left="4400" w:hanging="440"/>
-      </w:pPr>
-      <w:rPr>
-        <w:rFonts w:ascii="Wingdings" w:hAnsi="Wingdings" w:hint="default"/>
-      </w:rPr>
-    </w:lvl>
-  </w:abstractNum>
-  <w:abstractNum w:abstractNumId="9" w15:restartNumberingAfterBreak="0">
-    <w:nsid w:val="74F40647"/>
-    <w:multiLevelType w:val="multilevel"/>
-    <w:tmpl w:val="16760E18"/>
-    <w:lvl w:ilvl="0">
-      <w:start w:val="1"/>
-      <w:numFmt w:val="bullet"/>
-      <w:lvlText w:val=""/>
-      <w:lvlJc w:val="left"/>
-      <w:pPr>
-        <w:tabs>
-          <w:tab w:val="num" w:pos="720"/>
-        </w:tabs>
-        <w:ind w:left="720" w:hanging="360"/>
-      </w:pPr>
-      <w:rPr>
-        <w:rFonts w:ascii="Symbol" w:hAnsi="Symbol" w:hint="default"/>
-        <w:sz w:val="20"/>
-      </w:rPr>
-    </w:lvl>
-    <w:lvl w:ilvl="1">
-      <w:start w:val="1"/>
-      <w:numFmt w:val="bullet"/>
-      <w:lvlText w:val="o"/>
-      <w:lvlJc w:val="left"/>
-      <w:pPr>
-        <w:tabs>
-          <w:tab w:val="num" w:pos="1440"/>
-        </w:tabs>
-        <w:ind w:left="1440" w:hanging="360"/>
-      </w:pPr>
-      <w:rPr>
-        <w:rFonts w:ascii="Courier New" w:hAnsi="Courier New" w:hint="default"/>
-        <w:sz w:val="20"/>
-      </w:rPr>
-    </w:lvl>
-    <w:lvl w:ilvl="2" w:tentative="1">
-      <w:start w:val="1"/>
-      <w:numFmt w:val="bullet"/>
-      <w:lvlText w:val=""/>
-      <w:lvlJc w:val="left"/>
-      <w:pPr>
-        <w:tabs>
-          <w:tab w:val="num" w:pos="2160"/>
-        </w:tabs>
-        <w:ind w:left="2160" w:hanging="360"/>
-      </w:pPr>
-      <w:rPr>
-        <w:rFonts w:ascii="Wingdings" w:hAnsi="Wingdings" w:hint="default"/>
-        <w:sz w:val="20"/>
-      </w:rPr>
-    </w:lvl>
-    <w:lvl w:ilvl="3" w:tentative="1">
-      <w:start w:val="1"/>
-      <w:numFmt w:val="bullet"/>
-      <w:lvlText w:val=""/>
-      <w:lvlJc w:val="left"/>
-      <w:pPr>
-        <w:tabs>
-          <w:tab w:val="num" w:pos="2880"/>
-        </w:tabs>
-        <w:ind w:left="2880" w:hanging="360"/>
-      </w:pPr>
-      <w:rPr>
-        <w:rFonts w:ascii="Wingdings" w:hAnsi="Wingdings" w:hint="default"/>
-        <w:sz w:val="20"/>
-      </w:rPr>
-    </w:lvl>
-    <w:lvl w:ilvl="4" w:tentative="1">
-      <w:start w:val="1"/>
-      <w:numFmt w:val="bullet"/>
-      <w:lvlText w:val=""/>
-      <w:lvlJc w:val="left"/>
-      <w:pPr>
-        <w:tabs>
-          <w:tab w:val="num" w:pos="3600"/>
-        </w:tabs>
-        <w:ind w:left="3600" w:hanging="360"/>
-      </w:pPr>
-      <w:rPr>
-        <w:rFonts w:ascii="Wingdings" w:hAnsi="Wingdings" w:hint="default"/>
-        <w:sz w:val="20"/>
-      </w:rPr>
-    </w:lvl>
-    <w:lvl w:ilvl="5" w:tentative="1">
-      <w:start w:val="1"/>
-      <w:numFmt w:val="bullet"/>
-      <w:lvlText w:val=""/>
-      <w:lvlJc w:val="left"/>
-      <w:pPr>
-        <w:tabs>
-          <w:tab w:val="num" w:pos="4320"/>
-        </w:tabs>
-        <w:ind w:left="4320" w:hanging="360"/>
-      </w:pPr>
-      <w:rPr>
-        <w:rFonts w:ascii="Wingdings" w:hAnsi="Wingdings" w:hint="default"/>
-        <w:sz w:val="20"/>
-      </w:rPr>
-    </w:lvl>
-    <w:lvl w:ilvl="6" w:tentative="1">
-      <w:start w:val="1"/>
-      <w:numFmt w:val="bullet"/>
-      <w:lvlText w:val=""/>
-      <w:lvlJc w:val="left"/>
-      <w:pPr>
-        <w:tabs>
-          <w:tab w:val="num" w:pos="5040"/>
-        </w:tabs>
-        <w:ind w:left="5040" w:hanging="360"/>
-      </w:pPr>
-      <w:rPr>
-        <w:rFonts w:ascii="Wingdings" w:hAnsi="Wingdings" w:hint="default"/>
-        <w:sz w:val="20"/>
-      </w:rPr>
-    </w:lvl>
-    <w:lvl w:ilvl="7" w:tentative="1">
-      <w:start w:val="1"/>
-      <w:numFmt w:val="bullet"/>
-      <w:lvlText w:val=""/>
-      <w:lvlJc w:val="left"/>
-      <w:pPr>
-        <w:tabs>
-          <w:tab w:val="num" w:pos="5760"/>
-        </w:tabs>
-        <w:ind w:left="5760" w:hanging="360"/>
-      </w:pPr>
-      <w:rPr>
-        <w:rFonts w:ascii="Wingdings" w:hAnsi="Wingdings" w:hint="default"/>
-        <w:sz w:val="20"/>
-      </w:rPr>
-    </w:lvl>
-    <w:lvl w:ilvl="8" w:tentative="1">
-      <w:start w:val="1"/>
-      <w:numFmt w:val="bullet"/>
-      <w:lvlText w:val=""/>
-      <w:lvlJc w:val="left"/>
-      <w:pPr>
-        <w:tabs>
-          <w:tab w:val="num" w:pos="6480"/>
-        </w:tabs>
-        <w:ind w:left="6480" w:hanging="360"/>
-      </w:pPr>
-      <w:rPr>
-        <w:rFonts w:ascii="Wingdings" w:hAnsi="Wingdings" w:hint="default"/>
-        <w:sz w:val="20"/>
-      </w:rPr>
-    </w:lvl>
-  </w:abstractNum>
-  <w:num w:numId="1" w16cid:durableId="1431006041">
-    <w:abstractNumId w:val="7"/>
-  </w:num>
-  <w:num w:numId="2" w16cid:durableId="174342067">
-    <w:abstractNumId w:val="9"/>
-  </w:num>
-  <w:num w:numId="3" w16cid:durableId="487986148">
-    <w:abstractNumId w:val="2"/>
-  </w:num>
-  <w:num w:numId="4" w16cid:durableId="150680127">
-    <w:abstractNumId w:val="8"/>
-  </w:num>
-  <w:num w:numId="5" w16cid:durableId="1327439249">
-    <w:abstractNumId w:val="6"/>
-  </w:num>
-  <w:num w:numId="6" w16cid:durableId="1221794570">
-    <w:abstractNumId w:val="3"/>
-  </w:num>
-  <w:num w:numId="7" w16cid:durableId="1984460913">
+  <w:num w:numId="1">
     <w:abstractNumId w:val="0"/>
-  </w:num>
-  <w:num w:numId="8" w16cid:durableId="447436108">
-    <w:abstractNumId w:val="5"/>
-  </w:num>
-  <w:num w:numId="9" w16cid:durableId="648941801">
-    <w:abstractNumId w:val="1"/>
-  </w:num>
-  <w:num w:numId="10" w16cid:durableId="554321628">
-    <w:abstractNumId w:val="4"/>
   </w:num>
 </w:numbering>
 </file>
 
 <file path=word/styles.xml><?xml version="1.0" encoding="utf-8"?>
-<w:styles xmlns:mc="http://schemas.openxmlformats.org/markup-compatibility/2006" xmlns:r="http://schemas.openxmlformats.org/officeDocument/2006/relationships" xmlns:w="http://schemas.openxmlformats.org/wordprocessingml/2006/main" xmlns:w14="http://schemas.microsoft.com/office/word/2010/wordml" xmlns:w15="http://schemas.microsoft.com/office/word/2012/wordml" xmlns:w16cex="http://schemas.microsoft.com/office/word/2018/wordml/cex" xmlns:w16cid="http://schemas.microsoft.com/office/word/2016/wordml/cid" xmlns:w16="http://schemas.microsoft.com/office/word/2018/wordml" xmlns:w16du="http://schemas.microsoft.com/office/word/2023/wordml/word16du" xmlns:w16sdtdh="http://schemas.microsoft.com/office/word/2020/wordml/sdtdatahash" xmlns:w16sdtfl="http://schemas.microsoft.com/office/word/2024/wordml/sdtformatlock" xmlns:w16se="http://schemas.microsoft.com/office/word/2015/wordml/symex" mc:Ignorable="w14 w15 w16se w16cid w16 w16cex w16sdtdh w16sdtfl w16du">
+<w:styles xmlns:r="http://schemas.openxmlformats.org/officeDocument/2006/relationships" xmlns:w="http://schemas.openxmlformats.org/wordprocessingml/2006/main">
   <w:docDefaults>
     <w:rPrDefault>
       <w:rPr>
-        <w:rFonts w:asciiTheme="minorHAnsi" w:eastAsiaTheme="minorEastAsia" w:hAnsiTheme="minorHAnsi" w:cstheme="minorBidi"/>
+        <w:lang w:val="en-US" w:eastAsia="ko-KR" w:bidi="ar-SA"/>
+        <w:rFonts w:asciiTheme="minorHAnsi" w:eastAsiaTheme="minorHAnsi" w:hAnsiTheme="minorHAnsi" w:cstheme="minorEastAsia"/>
+        <w:szCs w:val="22"/>
         <w:kern w:val="2"/>
-        <w:szCs w:val="22"/>
-        <w:lang w:val="en-US" w:eastAsia="ko-KR" w:bidi="ar-SA"/>
       </w:rPr>
     </w:rPrDefault>
     <w:pPrDefault>
       <w:pPr>
+        <w:jc w:val="both"/>
         <w:spacing w:after="160" w:line="259" w:lineRule="auto"/>
-        <w:jc w:val="both"/>
       </w:pPr>
     </w:pPrDefault>
   </w:docDefaults>
@@ -2673,7 +1897,7 @@
     <w:lsdException w:name="Block Text" w:semiHidden="1" w:unhideWhenUsed="1"/>
     <w:lsdException w:name="Hyperlink" w:semiHidden="1" w:unhideWhenUsed="1"/>
     <w:lsdException w:name="FollowedHyperlink" w:semiHidden="1" w:unhideWhenUsed="1"/>
-    <w:lsdException w:name="Strong" w:uiPriority="22" w:qFormat="1"/>
+    <w:lsdException w:name="Strong" w:uiPriority="34" w:qFormat="1"/>
     <w:lsdException w:name="Emphasis" w:qFormat="1"/>
     <w:lsdException w:name="Document Map" w:semiHidden="1" w:unhideWhenUsed="1"/>
     <w:lsdException w:name="Plain Text" w:semiHidden="1" w:unhideWhenUsed="1"/>
@@ -2684,7 +1908,7 @@
     <w:lsdException w:name="HTML Acronym" w:semiHidden="1" w:unhideWhenUsed="1"/>
     <w:lsdException w:name="HTML Address" w:semiHidden="1" w:unhideWhenUsed="1"/>
     <w:lsdException w:name="HTML Cite" w:semiHidden="1" w:unhideWhenUsed="1"/>
-    <w:lsdException w:name="HTML Code" w:semiHidden="1" w:uiPriority="99" w:unhideWhenUsed="1"/>
+    <w:lsdException w:name="HTML Code" w:semiHidden="1" w:uiPriority="153" w:unhideWhenUsed="1"/>
     <w:lsdException w:name="HTML Definition" w:semiHidden="1" w:unhideWhenUsed="1"/>
     <w:lsdException w:name="HTML Keyboard" w:semiHidden="1" w:unhideWhenUsed="1"/>
     <w:lsdException w:name="HTML Preformatted" w:semiHidden="1" w:unhideWhenUsed="1"/>
@@ -2861,12 +2085,11 @@
   <w:style w:type="paragraph" w:default="1" w:styleId="a">
     <w:name w:val="Normal"/>
     <w:qFormat/>
-    <w:rsid w:val="00BA00A8"/>
     <w:pPr>
-      <w:widowControl w:val="0"/>
-      <w:wordWrap w:val="0"/>
-      <w:autoSpaceDE w:val="0"/>
-      <w:autoSpaceDN w:val="0"/>
+      <w:autoSpaceDE w:val="off"/>
+      <w:autoSpaceDN w:val="off"/>
+      <w:widowControl w:val="off"/>
+      <w:wordWrap w:val="off"/>
     </w:pPr>
   </w:style>
   <w:style w:type="character" w:default="1" w:styleId="a0">
@@ -2897,8 +2120,8 @@
   </w:style>
   <w:style w:type="table" w:customStyle="1" w:styleId="1">
     <w:name w:val="표 구분선1"/>
+    <w:uiPriority w:val="39"/>
     <w:basedOn w:val="a1"/>
-    <w:uiPriority w:val="39"/>
     <w:pPr>
       <w:spacing w:after="0" w:line="240" w:lineRule="auto"/>
     </w:pPr>
@@ -2915,8 +2138,8 @@
   </w:style>
   <w:style w:type="paragraph" w:styleId="a3">
     <w:name w:val="List Paragraph"/>
+    <w:uiPriority w:val="34"/>
     <w:basedOn w:val="a"/>
-    <w:uiPriority w:val="34"/>
     <w:qFormat/>
     <w:pPr>
       <w:ind w:leftChars="400" w:left="800"/>
@@ -2924,43 +2147,43 @@
   </w:style>
   <w:style w:type="paragraph" w:styleId="a4">
     <w:name w:val="header"/>
+    <w:uiPriority w:val="99"/>
     <w:basedOn w:val="a"/>
     <w:link w:val="Char"/>
-    <w:uiPriority w:val="99"/>
     <w:unhideWhenUsed/>
     <w:pPr>
+      <w:snapToGrid w:val="0"/>
       <w:tabs>
         <w:tab w:val="center" w:pos="4513"/>
         <w:tab w:val="right" w:pos="9026"/>
       </w:tabs>
-      <w:snapToGrid w:val="0"/>
     </w:pPr>
   </w:style>
   <w:style w:type="character" w:customStyle="1" w:styleId="Char">
     <w:name w:val="머리글 Char"/>
+    <w:uiPriority w:val="99"/>
     <w:basedOn w:val="a0"/>
     <w:link w:val="a4"/>
-    <w:uiPriority w:val="99"/>
   </w:style>
   <w:style w:type="paragraph" w:styleId="a5">
     <w:name w:val="footer"/>
+    <w:uiPriority w:val="99"/>
     <w:basedOn w:val="a"/>
     <w:link w:val="Char0"/>
-    <w:uiPriority w:val="99"/>
     <w:unhideWhenUsed/>
     <w:pPr>
+      <w:snapToGrid w:val="0"/>
       <w:tabs>
         <w:tab w:val="center" w:pos="4513"/>
         <w:tab w:val="right" w:pos="9026"/>
       </w:tabs>
-      <w:snapToGrid w:val="0"/>
     </w:pPr>
   </w:style>
   <w:style w:type="character" w:customStyle="1" w:styleId="Char0">
     <w:name w:val="바닥글 Char"/>
+    <w:uiPriority w:val="99"/>
     <w:basedOn w:val="a0"/>
     <w:link w:val="a5"/>
-    <w:uiPriority w:val="99"/>
   </w:style>
   <w:style w:type="character" w:styleId="a6">
     <w:name w:val="Hyperlink"/>
@@ -2968,7 +2191,7 @@
     <w:unhideWhenUsed/>
     <w:rPr>
       <w:color w:val="0563C1"/>
-      <w:u w:val="single"/>
+      <w:u w:val="single" w:color="auto"/>
     </w:rPr>
   </w:style>
   <w:style w:type="character" w:customStyle="1" w:styleId="10">
@@ -2983,11 +2206,10 @@
   </w:style>
   <w:style w:type="character" w:styleId="HTML">
     <w:name w:val="HTML Code"/>
+    <w:uiPriority w:val="99"/>
     <w:basedOn w:val="a0"/>
-    <w:uiPriority w:val="99"/>
     <w:semiHidden/>
     <w:unhideWhenUsed/>
-    <w:rsid w:val="002E61EC"/>
     <w:rPr>
       <w:rFonts w:ascii="굴림체" w:eastAsia="굴림체" w:hAnsi="굴림체" w:cs="굴림체"/>
       <w:sz w:val="24"/>
@@ -2996,10 +2218,9 @@
   </w:style>
   <w:style w:type="character" w:styleId="a7">
     <w:name w:val="Strong"/>
+    <w:uiPriority w:val="22"/>
     <w:basedOn w:val="a0"/>
-    <w:uiPriority w:val="22"/>
     <w:qFormat/>
-    <w:rsid w:val="002E61EC"/>
     <w:rPr>
       <w:b/>
       <w:bCs/>
@@ -3010,7 +2231,6 @@
     <w:basedOn w:val="a"/>
     <w:semiHidden/>
     <w:unhideWhenUsed/>
-    <w:rsid w:val="002E61EC"/>
     <w:rPr>
       <w:rFonts w:ascii="Times New Roman" w:hAnsi="Times New Roman" w:cs="Times New Roman"/>
       <w:sz w:val="24"/>

--- a/작업일지/5주차.docx
+++ b/작업일지/5주차.docx
@@ -1,6 +1,6 @@
 
 <file path=word/document.xml><?xml version="1.0" encoding="utf-8"?>
-<w:document xmlns:wpc="http://schemas.microsoft.com/office/word/2010/wordprocessingCanvas" xmlns:mc="http://schemas.openxmlformats.org/markup-compatibility/2006" xmlns:o="urn:schemas-microsoft-com:office:office" xmlns:r="http://schemas.openxmlformats.org/officeDocument/2006/relationships" xmlns:m="http://schemas.openxmlformats.org/officeDocument/2006/math" xmlns:v="urn:schemas-microsoft-com:vml" xmlns:wp14="http://schemas.microsoft.com/office/word/2010/wordprocessingDrawing" xmlns:wp="http://schemas.openxmlformats.org/drawingml/2006/wordprocessingDrawing" xmlns:w10="urn:schemas-microsoft-com:office:word" xmlns:w="http://schemas.openxmlformats.org/wordprocessingml/2006/main" xmlns:w14="http://schemas.microsoft.com/office/word/2010/wordml" xmlns:w15="http://schemas.microsoft.com/office/word/2012/wordml" xmlns:wpg="http://schemas.microsoft.com/office/word/2010/wordprocessingGroup" xmlns:wpi="http://schemas.microsoft.com/office/word/2010/wordprocessingInk" xmlns:wne="http://schemas.microsoft.com/office/word/2006/wordml" xmlns:wps="http://schemas.microsoft.com/office/word/2010/wordprocessingShape">
+<w:document xmlns:wpc="http://schemas.microsoft.com/office/word/2010/wordprocessingCanvas" xmlns:cx="http://schemas.microsoft.com/office/drawing/2014/chartex" xmlns:cx1="http://schemas.microsoft.com/office/drawing/2015/9/8/chartex" xmlns:cx2="http://schemas.microsoft.com/office/drawing/2015/10/21/chartex" xmlns:cx3="http://schemas.microsoft.com/office/drawing/2016/5/9/chartex" xmlns:cx4="http://schemas.microsoft.com/office/drawing/2016/5/10/chartex" xmlns:cx5="http://schemas.microsoft.com/office/drawing/2016/5/11/chartex" xmlns:cx6="http://schemas.microsoft.com/office/drawing/2016/5/12/chartex" xmlns:cx7="http://schemas.microsoft.com/office/drawing/2016/5/13/chartex" xmlns:cx8="http://schemas.microsoft.com/office/drawing/2016/5/14/chartex" xmlns:mc="http://schemas.openxmlformats.org/markup-compatibility/2006" xmlns:aink="http://schemas.microsoft.com/office/drawing/2016/ink" xmlns:am3d="http://schemas.microsoft.com/office/drawing/2017/model3d" xmlns:o="urn:schemas-microsoft-com:office:office" xmlns:oel="http://schemas.microsoft.com/office/2019/extlst" xmlns:r="http://schemas.openxmlformats.org/officeDocument/2006/relationships" xmlns:m="http://schemas.openxmlformats.org/officeDocument/2006/math" xmlns:v="urn:schemas-microsoft-com:vml" xmlns:wp14="http://schemas.microsoft.com/office/word/2010/wordprocessingDrawing" xmlns:wp="http://schemas.openxmlformats.org/drawingml/2006/wordprocessingDrawing" xmlns:w10="urn:schemas-microsoft-com:office:word" xmlns:w="http://schemas.openxmlformats.org/wordprocessingml/2006/main" xmlns:w14="http://schemas.microsoft.com/office/word/2010/wordml" xmlns:w15="http://schemas.microsoft.com/office/word/2012/wordml" xmlns:w16cex="http://schemas.microsoft.com/office/word/2018/wordml/cex" xmlns:w16cid="http://schemas.microsoft.com/office/word/2016/wordml/cid" xmlns:w16="http://schemas.microsoft.com/office/word/2018/wordml" xmlns:w16du="http://schemas.microsoft.com/office/word/2023/wordml/word16du" xmlns:w16sdtdh="http://schemas.microsoft.com/office/word/2020/wordml/sdtdatahash" xmlns:w16sdtfl="http://schemas.microsoft.com/office/word/2024/wordml/sdtformatlock" xmlns:w16se="http://schemas.microsoft.com/office/word/2015/wordml/symex" xmlns:wpg="http://schemas.microsoft.com/office/word/2010/wordprocessingGroup" xmlns:wpi="http://schemas.microsoft.com/office/word/2010/wordprocessingInk" xmlns:wne="http://schemas.microsoft.com/office/word/2006/wordml" xmlns:wps="http://schemas.microsoft.com/office/word/2010/wordprocessingShape" mc:Ignorable="w14 w15 w16se w16cid w16 w16cex w16sdtdh w16sdtfl w16du wp14">
   <w:body>
     <w:tbl>
       <w:tblPr>
@@ -19,7 +19,7 @@
       </w:tblGrid>
       <w:tr>
         <w:trPr>
-          <w:trHeight w:val="888" w:hRule="atLeast"/>
+          <w:trHeight w:val="888"/>
         </w:trPr>
         <w:tc>
           <w:tcPr>
@@ -93,11 +93,6 @@
                 <w:szCs w:val="20"/>
               </w:rPr>
               <w:br/>
-            </w:r>
-            <w:r>
-              <w:rPr>
-                <w:szCs w:val="20"/>
-              </w:rPr>
               <w:t>2021180035 임찬진</w:t>
             </w:r>
           </w:p>
@@ -150,7 +145,7 @@
       </w:tr>
       <w:tr>
         <w:trPr>
-          <w:trHeight w:val="648" w:hRule="atLeast"/>
+          <w:trHeight w:val="648"/>
         </w:trPr>
         <w:tc>
           <w:tcPr>
@@ -228,72 +223,15 @@
             <w:pPr>
               <w:jc w:val="center"/>
               <w:rPr>
-                <w:rFonts w:hint="eastAsia"/>
-                <w:b/>
-              </w:rPr>
-            </w:pPr>
-            <w:r>
-              <w:rPr>
-                <w:rFonts w:hint="eastAsia"/>
-                <w:b/>
-              </w:rPr>
-              <w:t>2025.0</w:t>
-            </w:r>
-            <w:r>
-              <w:rPr>
-                <w:rFonts w:hint="eastAsia"/>
-                <w:b/>
-              </w:rPr>
-              <w:t>9</w:t>
-            </w:r>
-            <w:r>
-              <w:rPr>
-                <w:rFonts w:hint="eastAsia"/>
-                <w:b/>
-              </w:rPr>
-              <w:t>.</w:t>
-            </w:r>
-            <w:r>
-              <w:rPr>
-                <w:rFonts w:hint="eastAsia"/>
-                <w:b/>
-              </w:rPr>
-              <w:t>0</w:t>
-            </w:r>
-            <w:r>
-              <w:rPr>
-                <w:rFonts w:hint="eastAsia"/>
-                <w:b/>
-              </w:rPr>
-              <w:t>8</w:t>
-            </w:r>
-            <w:r>
-              <w:rPr>
-                <w:rFonts w:hint="eastAsia"/>
-                <w:b/>
-              </w:rPr>
-              <w:t xml:space="preserve"> ~ 2025.0</w:t>
-            </w:r>
-            <w:r>
-              <w:rPr>
-                <w:rFonts w:hint="eastAsia"/>
-                <w:b/>
-              </w:rPr>
-              <w:t>9</w:t>
-            </w:r>
-            <w:r>
-              <w:rPr>
-                <w:rFonts w:hint="eastAsia"/>
-                <w:b/>
-              </w:rPr>
-              <w:t>.</w:t>
-            </w:r>
-            <w:r>
-              <w:rPr>
-                <w:rFonts w:hint="eastAsia"/>
-                <w:b/>
-              </w:rPr>
-              <w:t>14</w:t>
+                <w:b/>
+              </w:rPr>
+            </w:pPr>
+            <w:r>
+              <w:rPr>
+                <w:rFonts w:hint="eastAsia"/>
+                <w:b/>
+              </w:rPr>
+              <w:t>2025.09.08 ~ 2025.09.14</w:t>
             </w:r>
           </w:p>
         </w:tc>
@@ -351,7 +289,7 @@
       </w:tr>
       <w:tr>
         <w:trPr>
-          <w:trHeight w:val="1266" w:hRule="atLeast"/>
+          <w:trHeight w:val="1266"/>
         </w:trPr>
         <w:tc>
           <w:tcPr>
@@ -386,11 +324,8 @@
             <w:pPr>
               <w:jc w:val="left"/>
               <w:rPr>
-                <w:lang/>
-                <w:rFonts/>
                 <w:b/>
                 <w:bCs/>
-                <w:rtl w:val="off"/>
               </w:rPr>
             </w:pPr>
             <w:r>
@@ -399,42 +334,30 @@
                 <w:b/>
                 <w:bCs/>
               </w:rPr>
-              <w:t>게임 오브젝트 월드행렬 제작 방식 수정</w:t>
-            </w:r>
-            <w:r>
-              <w:rPr>
-                <w:rFonts w:hint="eastAsia"/>
+              <w:t>게임 오브젝트 월드행렬 제작 방식 수정(좌표계 문제 해결)</w:t>
+            </w:r>
+          </w:p>
+          <w:p>
+            <w:pPr>
+              <w:jc w:val="left"/>
+              <w:rPr>
                 <w:b/>
                 <w:bCs/>
               </w:rPr>
-              <w:t>(좌표계 문제 해결)</w:t>
+            </w:pPr>
+            <w:r>
+              <w:rPr>
+                <w:rFonts w:hint="eastAsia"/>
+                <w:b/>
+                <w:bCs/>
+              </w:rPr>
+              <w:t>InputManager 생성</w:t>
             </w:r>
           </w:p>
           <w:p>
             <w:pPr>
               <w:jc w:val="left"/>
               <w:rPr>
-                <w:rFonts w:hint="eastAsia"/>
-                <w:b/>
-                <w:bCs/>
-              </w:rPr>
-            </w:pPr>
-            <w:r>
-              <w:rPr>
-                <w:lang w:eastAsia="ko-KR"/>
-                <w:rFonts w:hint="eastAsia"/>
-                <w:b/>
-                <w:bCs/>
-                <w:rtl w:val="off"/>
-              </w:rPr>
-              <w:t>InputManager 생성</w:t>
-            </w:r>
-          </w:p>
-          <w:p>
-            <w:pPr>
-              <w:jc w:val="left"/>
-              <w:rPr>
-                <w:rFonts w:hint="eastAsia"/>
                 <w:b/>
                 <w:bCs/>
               </w:rPr>
@@ -462,7 +385,6 @@
     <w:p>
       <w:pPr>
         <w:rPr>
-          <w:rFonts w:hint="eastAsia"/>
           <w:b/>
           <w:sz w:val="22"/>
         </w:rPr>
@@ -479,7 +401,6 @@
     <w:p>
       <w:pPr>
         <w:rPr>
-          <w:rFonts w:hint="eastAsia"/>
           <w:b/>
           <w:bCs/>
           <w:sz w:val="22"/>
@@ -512,21 +433,22 @@
     <w:p>
       <w:pPr>
         <w:pStyle w:val="a3"/>
-        <w:ind w:leftChars="0"/>
         <w:numPr>
           <w:ilvl w:val="0"/>
           <w:numId w:val="1"/>
         </w:numPr>
-        <w:rPr>
-          <w:sz w:val="22"/>
-        </w:rPr>
-      </w:pPr>
-      <w:r>
-        <w:rPr>
+        <w:ind w:leftChars="0"/>
+        <w:rPr>
+          <w:sz w:val="22"/>
+        </w:rPr>
+      </w:pPr>
+      <w:r>
+        <w:rPr>
+          <w:noProof/>
           <w:sz w:val="22"/>
         </w:rPr>
         <w:drawing>
-          <wp:anchor distT="0" distB="0" distL="114300" distR="114300" behindDoc="1" locked="0" layoutInCell="1" simplePos="0" relativeHeight="251658240" allowOverlap="1" hidden="0">
+          <wp:anchor distT="0" distB="0" distL="114300" distR="114300" simplePos="0" relativeHeight="251658240" behindDoc="1" locked="0" layoutInCell="1" hidden="0" allowOverlap="1" wp14:anchorId="79B00DC9" wp14:editId="720DC0FE">
             <wp:simplePos x="0" y="0"/>
             <wp:positionH relativeFrom="column">
               <wp:posOffset>120650</wp:posOffset>
@@ -555,11 +477,11 @@
                   <pic:nvPicPr>
                     <pic:cNvPr id="1025" name="그림 2" descr="스크린샷, 만화 영화이(가) 표시된 사진  AI 생성 콘텐츠는 정확하지 않을 수 있습니다."/>
                     <pic:cNvPicPr>
-                      <a:picLocks noChangeAspect="1" noUngrp="1"/>
+                      <a:picLocks noChangeAspect="1"/>
                     </pic:cNvPicPr>
                   </pic:nvPicPr>
                   <pic:blipFill>
-                    <a:blip r:embed="rId1">
+                    <a:blip r:embed="rId5">
                       <a:extLst>
                         <a:ext uri="{28A0092B-C50C-407E-A947-70E740481C1C}">
                           <a14:useLocalDpi xmlns:a14="http://schemas.microsoft.com/office/drawing/2010/main" val="0"/>
@@ -601,15 +523,13 @@
     <w:p>
       <w:pPr>
         <w:rPr>
-          <w:rFonts w:hint="eastAsia"/>
-          <w:sz w:val="22"/>
-        </w:rPr>
-      </w:pPr>
-    </w:p>
-    <w:p>
-      <w:pPr>
-        <w:rPr>
-          <w:rFonts w:hint="eastAsia"/>
+          <w:sz w:val="22"/>
+        </w:rPr>
+      </w:pPr>
+    </w:p>
+    <w:p>
+      <w:pPr>
+        <w:rPr>
           <w:sz w:val="22"/>
         </w:rPr>
       </w:pPr>
@@ -617,413 +537,124 @@
     <w:p>
       <w:pPr>
         <w:pStyle w:val="a3"/>
-        <w:ind w:leftChars="0"/>
         <w:numPr>
           <w:ilvl w:val="0"/>
           <w:numId w:val="1"/>
         </w:numPr>
-        <w:rPr>
-          <w:rFonts w:hint="eastAsia"/>
-          <w:sz w:val="22"/>
-        </w:rPr>
-      </w:pPr>
-      <w:r>
-        <w:rPr>
-          <w:rFonts w:hint="eastAsia"/>
-          <w:sz w:val="22"/>
-        </w:rPr>
-        <w:t>월드행렬 제작 방식 변경으로 기존에 모델이 틀어져서 보이던 문제</w:t>
-      </w:r>
-      <w:r>
-        <w:rPr>
-          <w:rFonts w:hint="eastAsia"/>
-          <w:sz w:val="22"/>
-        </w:rPr>
-        <w:t>를 해결함</w:t>
-      </w:r>
-    </w:p>
-    <w:p>
-      <w:pPr>
-        <w:rPr>
-          <w:sz w:val="22"/>
-        </w:rPr>
-      </w:pPr>
-    </w:p>
-    <w:p>
-      <w:pPr>
-        <w:rPr>
-          <w:sz w:val="22"/>
-        </w:rPr>
-      </w:pPr>
-    </w:p>
-    <w:p>
-      <w:pPr>
-        <w:rPr>
-          <w:lang w:eastAsia="ko-KR"/>
-          <w:rFonts w:hint="eastAsia"/>
-          <w:sz w:val="22"/>
-          <w:rtl w:val="off"/>
-        </w:rPr>
-      </w:pPr>
-    </w:p>
-    <w:p>
-      <w:pPr>
-        <w:rPr>
-          <w:lang w:eastAsia="ko-KR"/>
-          <w:rFonts w:hint="eastAsia"/>
+        <w:ind w:leftChars="0"/>
+        <w:rPr>
+          <w:sz w:val="22"/>
+        </w:rPr>
+      </w:pPr>
+      <w:r>
+        <w:rPr>
+          <w:rFonts w:hint="eastAsia"/>
+          <w:sz w:val="22"/>
+        </w:rPr>
+        <w:t>월드행렬 제작 방식 변경으로 기존에 모델이 틀어져서 보이던 문제를 해결함</w:t>
+      </w:r>
+    </w:p>
+    <w:p>
+      <w:pPr>
+        <w:rPr>
+          <w:sz w:val="22"/>
+        </w:rPr>
+      </w:pPr>
+    </w:p>
+    <w:p>
+      <w:pPr>
+        <w:rPr>
+          <w:sz w:val="22"/>
+        </w:rPr>
+      </w:pPr>
+    </w:p>
+    <w:p>
+      <w:pPr>
+        <w:rPr>
+          <w:sz w:val="22"/>
+        </w:rPr>
+      </w:pPr>
+    </w:p>
+    <w:p>
+      <w:pPr>
+        <w:rPr>
           <w:b/>
           <w:bCs/>
           <w:sz w:val="22"/>
-          <w:rtl w:val="off"/>
-        </w:rPr>
-      </w:pPr>
-      <w:r>
-        <w:rPr>
-          <w:lang w:eastAsia="ko-KR"/>
+        </w:rPr>
+      </w:pPr>
+      <w:r>
+        <w:rPr>
           <w:rFonts w:hint="eastAsia"/>
           <w:b/>
           <w:bCs/>
           <w:sz w:val="22"/>
-          <w:rtl w:val="off"/>
         </w:rPr>
         <w:t>InputManager 생성</w:t>
       </w:r>
     </w:p>
     <w:p>
       <w:pPr>
-        <w:autoSpaceDE w:val="off"/>
-        <w:autoSpaceDN w:val="off"/>
-        <w:widowControl w:val="off"/>
-        <w:wordWrap w:val="off"/>
-        <w:jc w:val="both"/>
-        <w:spacing w:after="160" w:line="259" w:lineRule="auto"/>
-        <w:rPr>
-          <w:lang w:val="en-US" w:eastAsia="ko-KR" w:bidi="ar-SA"/>
-          <w:rFonts w:asciiTheme="minorHAnsi" w:eastAsia="맑은 고딕" w:hAnsiTheme="minorHAnsi" w:cs="Arial"/>
-          <w:sz w:val="22"/>
-          <w:szCs w:val="22"/>
-          <w:kern w:val="2"/>
-        </w:rPr>
-      </w:pPr>
-      <w:r>
-        <w:rPr>
-          <w:lang w:val="en-US" w:eastAsia="ko-KR" w:bidi="ar-SA"/>
-          <w:rFonts w:asciiTheme="minorHAnsi" w:eastAsia="맑은 고딕" w:hAnsiTheme="minorHAnsi" w:cs="Arial"/>
-          <w:sz w:val="22"/>
-          <w:szCs w:val="22"/>
-          <w:kern w:val="2"/>
-        </w:rPr>
-        <w:t xml:space="preserve">방대한 입력관련 코드들로 인해 커져 GodObject가 된 GameFramework를 기능을 분리하고 다른 코드에서도 입력받는 쓸모없는 인수가 많아 </w:t>
-      </w:r>
-      <w:r>
-        <w:rPr>
-          <w:lang w:val="en-US" w:eastAsia="ko-KR" w:bidi="ar-SA"/>
-          <w:rFonts w:asciiTheme="minorHAnsi" w:eastAsia="맑은 고딕" w:hAnsiTheme="minorHAnsi" w:cs="Arial"/>
-          <w:sz w:val="22"/>
-          <w:szCs w:val="22"/>
-          <w:kern w:val="2"/>
-          <w:rtl w:val="off"/>
-        </w:rPr>
-        <w:t xml:space="preserve">제거해주기 위해 </w:t>
-      </w:r>
-      <w:r>
-        <w:rPr>
-          <w:lang w:val="en-US" w:eastAsia="ko-KR" w:bidi="ar-SA"/>
-          <w:rFonts w:asciiTheme="minorHAnsi" w:eastAsia="맑은 고딕" w:hAnsiTheme="minorHAnsi" w:cs="Arial"/>
-          <w:sz w:val="22"/>
-          <w:szCs w:val="22"/>
-          <w:kern w:val="2"/>
-        </w:rPr>
-        <w:t xml:space="preserve">InputManager 클래스를 </w:t>
-      </w:r>
-      <w:r>
-        <w:rPr>
-          <w:lang w:val="en-US" w:eastAsia="ko-KR" w:bidi="ar-SA"/>
-          <w:rFonts w:asciiTheme="minorHAnsi" w:eastAsia="맑은 고딕" w:hAnsiTheme="minorHAnsi" w:cs="Arial"/>
-          <w:sz w:val="22"/>
-          <w:szCs w:val="22"/>
-          <w:kern w:val="2"/>
-          <w:rtl w:val="off"/>
-        </w:rPr>
-        <w:t>만듦</w:t>
-      </w:r>
-    </w:p>
-    <w:p>
-      <w:pPr>
-        <w:autoSpaceDE w:val="off"/>
-        <w:autoSpaceDN w:val="off"/>
-        <w:widowControl w:val="off"/>
-        <w:wordWrap w:val="off"/>
-        <w:jc w:val="both"/>
-        <w:spacing w:after="160" w:line="259" w:lineRule="auto"/>
-        <w:rPr>
-          <w:lang w:val="en-US" w:eastAsia="ko-KR" w:bidi="ar-SA"/>
-          <w:rFonts w:asciiTheme="minorHAnsi" w:eastAsia="맑은 고딕" w:hAnsiTheme="minorHAnsi" w:cs="Arial"/>
-          <w:sz w:val="22"/>
-          <w:szCs w:val="22"/>
-          <w:kern w:val="2"/>
-          <w:rtl w:val="off"/>
-        </w:rPr>
-      </w:pPr>
-      <w:r>
-        <w:rPr>
-          <w:lang w:val="en-US" w:eastAsia="ko-KR" w:bidi="ar-SA"/>
-          <w:rFonts w:asciiTheme="minorHAnsi" w:eastAsia="맑은 고딕" w:hAnsiTheme="minorHAnsi" w:cs="Arial"/>
-          <w:sz w:val="22"/>
-          <w:szCs w:val="22"/>
-          <w:kern w:val="2"/>
-        </w:rPr>
-        <w:t>우리가 기존 사용하던 ProcessInput(</w:t>
-      </w:r>
-      <w:r>
-        <w:rPr>
-          <w:lang w:val="en-US" w:eastAsia="ko-KR" w:bidi="ar-SA"/>
-          <w:rFonts w:asciiTheme="minorHAnsi" w:eastAsia="맑은 고딕" w:hAnsiTheme="minorHAnsi" w:cs="Arial"/>
-          <w:sz w:val="22"/>
-          <w:szCs w:val="22"/>
-          <w:kern w:val="2"/>
-          <w:rtl w:val="off"/>
-        </w:rPr>
-        <w:t>C</w:t>
-      </w:r>
-      <w:r>
-        <w:rPr>
-          <w:lang w:val="en-US" w:eastAsia="ko-KR" w:bidi="ar-SA"/>
-          <w:rFonts w:asciiTheme="minorHAnsi" w:eastAsia="맑은 고딕" w:hAnsiTheme="minorHAnsi" w:cs="Arial"/>
-          <w:sz w:val="22"/>
-          <w:szCs w:val="22"/>
-          <w:kern w:val="2"/>
-        </w:rPr>
-        <w:t xml:space="preserve">amera는 keyinput)에서 쓸모 없던 </w:t>
-      </w:r>
-      <w:r>
-        <w:rPr>
-          <w:lang w:val="en-US" w:eastAsia="ko-KR" w:bidi="ar-SA"/>
-          <w:rFonts w:asciiTheme="minorHAnsi" w:eastAsia="맑은 고딕" w:hAnsiTheme="minorHAnsi" w:cs="Arial"/>
-          <w:sz w:val="22"/>
-          <w:szCs w:val="22"/>
-          <w:kern w:val="2"/>
-          <w:rtl w:val="off"/>
-        </w:rPr>
-        <w:t>입력 관련 함수를 모든 코드에서</w:t>
-      </w:r>
-      <w:r>
-        <w:rPr>
-          <w:lang w:val="en-US" w:eastAsia="ko-KR" w:bidi="ar-SA"/>
-          <w:rFonts w:asciiTheme="minorHAnsi" w:eastAsia="맑은 고딕" w:hAnsiTheme="minorHAnsi" w:cs="Arial"/>
-          <w:sz w:val="22"/>
-          <w:szCs w:val="22"/>
-          <w:kern w:val="2"/>
-        </w:rPr>
-        <w:t xml:space="preserve"> </w:t>
-      </w:r>
-      <w:r>
-        <w:rPr>
-          <w:lang w:val="en-US" w:eastAsia="ko-KR" w:bidi="ar-SA"/>
-          <w:rFonts w:asciiTheme="minorHAnsi" w:eastAsia="맑은 고딕" w:hAnsiTheme="minorHAnsi" w:cs="Arial"/>
-          <w:sz w:val="22"/>
-          <w:szCs w:val="22"/>
-          <w:kern w:val="2"/>
-          <w:rtl w:val="off"/>
-        </w:rPr>
-        <w:t>제거하</w:t>
-      </w:r>
-      <w:r>
-        <w:rPr>
-          <w:lang w:val="en-US" w:eastAsia="ko-KR" w:bidi="ar-SA"/>
-          <w:rFonts w:asciiTheme="minorHAnsi" w:eastAsia="맑은 고딕" w:hAnsiTheme="minorHAnsi" w:cs="Arial"/>
-          <w:sz w:val="22"/>
-          <w:szCs w:val="22"/>
-          <w:kern w:val="2"/>
-        </w:rPr>
-        <w:t>고</w:t>
-      </w:r>
-      <w:r>
-        <w:rPr>
-          <w:lang w:val="en-US" w:eastAsia="ko-KR" w:bidi="ar-SA"/>
-          <w:rFonts w:asciiTheme="minorHAnsi" w:eastAsia="맑은 고딕" w:hAnsiTheme="minorHAnsi" w:cs="Arial"/>
-          <w:sz w:val="22"/>
-          <w:szCs w:val="22"/>
-          <w:kern w:val="2"/>
-          <w:rtl w:val="off"/>
-        </w:rPr>
-        <w:t xml:space="preserve"> </w:t>
-      </w:r>
-      <w:r>
-        <w:rPr>
-          <w:lang w:val="en-US" w:eastAsia="ko-KR" w:bidi="ar-SA"/>
-          <w:rFonts w:asciiTheme="minorHAnsi" w:eastAsia="맑은 고딕" w:hAnsiTheme="minorHAnsi" w:cs="Arial"/>
-          <w:sz w:val="22"/>
-          <w:szCs w:val="22"/>
-          <w:kern w:val="2"/>
-        </w:rPr>
-        <w:t xml:space="preserve">InputManager를 통해 Time만 </w:t>
-      </w:r>
-      <w:r>
-        <w:rPr>
-          <w:lang w:val="en-US" w:eastAsia="ko-KR" w:bidi="ar-SA"/>
-          <w:rFonts w:asciiTheme="minorHAnsi" w:eastAsia="맑은 고딕" w:hAnsiTheme="minorHAnsi" w:cs="Arial"/>
-          <w:sz w:val="22"/>
-          <w:szCs w:val="22"/>
-          <w:kern w:val="2"/>
-          <w:rtl w:val="off"/>
-        </w:rPr>
-        <w:t xml:space="preserve">인수로 </w:t>
-      </w:r>
-      <w:r>
-        <w:rPr>
-          <w:lang w:val="en-US" w:eastAsia="ko-KR" w:bidi="ar-SA"/>
-          <w:rFonts w:asciiTheme="minorHAnsi" w:eastAsia="맑은 고딕" w:hAnsiTheme="minorHAnsi" w:cs="Arial"/>
-          <w:sz w:val="22"/>
-          <w:szCs w:val="22"/>
-          <w:kern w:val="2"/>
-        </w:rPr>
-        <w:t>받아와서 사용하도록 바</w:t>
-      </w:r>
-      <w:r>
-        <w:rPr>
-          <w:lang w:val="en-US" w:eastAsia="ko-KR" w:bidi="ar-SA"/>
-          <w:rFonts w:asciiTheme="minorHAnsi" w:eastAsia="맑은 고딕" w:hAnsiTheme="minorHAnsi" w:cs="Arial"/>
-          <w:sz w:val="22"/>
-          <w:szCs w:val="22"/>
-          <w:kern w:val="2"/>
-          <w:rtl w:val="off"/>
-        </w:rPr>
-        <w:t>꿈.</w:t>
-      </w:r>
-    </w:p>
-    <w:p>
-      <w:pPr>
-        <w:autoSpaceDE w:val="off"/>
-        <w:autoSpaceDN w:val="off"/>
-        <w:widowControl w:val="off"/>
-        <w:wordWrap w:val="off"/>
-        <w:jc w:val="both"/>
-        <w:spacing w:after="160" w:line="259" w:lineRule="auto"/>
-        <w:rPr>
-          <w:lang w:val="en-US" w:eastAsia="ko-KR" w:bidi="ar-SA"/>
-          <w:rFonts w:asciiTheme="minorHAnsi" w:eastAsia="맑은 고딕" w:hAnsiTheme="minorHAnsi" w:cs="Arial"/>
-          <w:sz w:val="22"/>
-          <w:szCs w:val="22"/>
-          <w:kern w:val="2"/>
-        </w:rPr>
-      </w:pPr>
-      <w:r>
-        <w:rPr>
-          <w:lang w:val="en-US" w:eastAsia="ko-KR" w:bidi="ar-SA"/>
-          <w:rFonts w:asciiTheme="minorHAnsi" w:eastAsia="맑은 고딕" w:hAnsiTheme="minorHAnsi" w:cs="Arial"/>
-          <w:sz w:val="22"/>
-          <w:szCs w:val="22"/>
-          <w:kern w:val="2"/>
-        </w:rPr>
-        <w:t>(</w:t>
-      </w:r>
-      <w:r>
-        <w:rPr>
-          <w:lang w:val="en-US" w:eastAsia="ko-KR" w:bidi="ar-SA"/>
-          <w:rFonts w:asciiTheme="minorHAnsi" w:eastAsia="맑은 고딕" w:hAnsiTheme="minorHAnsi" w:cs="Arial"/>
-          <w:sz w:val="22"/>
-          <w:szCs w:val="22"/>
-          <w:kern w:val="2"/>
-          <w:rtl w:val="off"/>
-        </w:rPr>
-        <w:t>클릭을 받아야하는 C</w:t>
-      </w:r>
-      <w:r>
-        <w:rPr>
-          <w:lang w:val="en-US" w:eastAsia="ko-KR" w:bidi="ar-SA"/>
-          <w:rFonts w:asciiTheme="minorHAnsi" w:eastAsia="맑은 고딕" w:hAnsiTheme="minorHAnsi" w:cs="Arial"/>
-          <w:sz w:val="22"/>
-          <w:szCs w:val="22"/>
-          <w:kern w:val="2"/>
-        </w:rPr>
-        <w:t xml:space="preserve">amera는 </w:t>
-      </w:r>
-      <w:r>
-        <w:rPr>
-          <w:lang w:val="en-US" w:eastAsia="ko-KR" w:bidi="ar-SA"/>
-          <w:rFonts w:asciiTheme="minorHAnsi" w:eastAsia="맑은 고딕" w:hAnsiTheme="minorHAnsi" w:cs="Arial"/>
-          <w:sz w:val="22"/>
-          <w:szCs w:val="22"/>
-          <w:kern w:val="2"/>
-          <w:rtl w:val="off"/>
-        </w:rPr>
-        <w:t xml:space="preserve">클릭을 위해 </w:t>
-      </w:r>
-      <w:r>
-        <w:rPr>
-          <w:lang w:val="en-US" w:eastAsia="ko-KR" w:bidi="ar-SA"/>
-          <w:rFonts w:asciiTheme="minorHAnsi" w:eastAsia="맑은 고딕" w:hAnsiTheme="minorHAnsi" w:cs="Arial"/>
-          <w:sz w:val="22"/>
-          <w:szCs w:val="22"/>
-          <w:kern w:val="2"/>
-        </w:rPr>
-        <w:t>hwnd를 써야하</w:t>
-      </w:r>
-      <w:r>
-        <w:rPr>
-          <w:lang w:val="en-US" w:eastAsia="ko-KR" w:bidi="ar-SA"/>
-          <w:rFonts w:asciiTheme="minorHAnsi" w:eastAsia="맑은 고딕" w:hAnsiTheme="minorHAnsi" w:cs="Arial"/>
-          <w:sz w:val="22"/>
-          <w:szCs w:val="22"/>
-          <w:kern w:val="2"/>
-          <w:rtl w:val="off"/>
-        </w:rPr>
-        <w:t xml:space="preserve">기에 </w:t>
-      </w:r>
-      <w:r>
-        <w:rPr>
-          <w:lang w:val="en-US" w:eastAsia="ko-KR" w:bidi="ar-SA"/>
-          <w:rFonts w:asciiTheme="minorHAnsi" w:eastAsia="맑은 고딕" w:hAnsiTheme="minorHAnsi" w:cs="Arial"/>
-          <w:sz w:val="22"/>
-          <w:szCs w:val="22"/>
-          <w:kern w:val="2"/>
-        </w:rPr>
-        <w:t>따로 get함수로 추가</w:t>
-      </w:r>
-      <w:r>
-        <w:rPr>
-          <w:lang w:val="en-US" w:eastAsia="ko-KR" w:bidi="ar-SA"/>
-          <w:rFonts w:asciiTheme="minorHAnsi" w:eastAsia="맑은 고딕" w:hAnsiTheme="minorHAnsi" w:cs="Arial"/>
-          <w:sz w:val="22"/>
-          <w:szCs w:val="22"/>
-          <w:kern w:val="2"/>
-          <w:rtl w:val="off"/>
-        </w:rPr>
-        <w:t>하여 활용</w:t>
-      </w:r>
-      <w:r>
-        <w:rPr>
-          <w:lang w:val="en-US" w:eastAsia="ko-KR" w:bidi="ar-SA"/>
-          <w:rFonts w:asciiTheme="minorHAnsi" w:eastAsia="맑은 고딕" w:hAnsiTheme="minorHAnsi" w:cs="Arial"/>
-          <w:sz w:val="22"/>
-          <w:szCs w:val="22"/>
-          <w:kern w:val="2"/>
-        </w:rPr>
-        <w:t>)</w:t>
-      </w:r>
-    </w:p>
-    <w:p>
-      <w:pPr>
-        <w:rPr>
-          <w:lang w:eastAsia="ko-KR"/>
-          <w:rFonts w:hint="eastAsia"/>
-          <w:sz w:val="22"/>
-          <w:rtl w:val="off"/>
-        </w:rPr>
-      </w:pPr>
-    </w:p>
-    <w:p>
-      <w:pPr>
-        <w:rPr>
-          <w:sz w:val="22"/>
-        </w:rPr>
-      </w:pPr>
-    </w:p>
-    <w:p>
-      <w:pPr>
-        <w:rPr>
-          <w:rFonts w:hint="eastAsia"/>
+        <w:rPr>
+          <w:rFonts w:eastAsia="맑은 고딕" w:cs="Arial"/>
+          <w:sz w:val="22"/>
+        </w:rPr>
+      </w:pPr>
+      <w:r>
+        <w:rPr>
+          <w:rFonts w:eastAsia="맑은 고딕" w:cs="Arial"/>
+          <w:sz w:val="22"/>
+        </w:rPr>
+        <w:t>방대한 입력관련 코드들로 인해 커져 GodObject가 된 GameFramework를 기능을 분리하고 다른 코드에서도 입력받는 쓸모없는 인수가 많아 제거해주기 위해 InputManager 클래스를 만듦</w:t>
+      </w:r>
+    </w:p>
+    <w:p>
+      <w:pPr>
+        <w:rPr>
+          <w:rFonts w:eastAsia="맑은 고딕" w:cs="Arial"/>
+          <w:sz w:val="22"/>
+        </w:rPr>
+      </w:pPr>
+      <w:r>
+        <w:rPr>
+          <w:rFonts w:eastAsia="맑은 고딕" w:cs="Arial"/>
+          <w:sz w:val="22"/>
+        </w:rPr>
+        <w:t>우리가 기존 사용하던 ProcessInput(Camera는 keyinput)에서 쓸모 없던 입력 관련 함수를 모든 코드에서 제거하고 InputManager를 통해 Time만 인수로 받아와서 사용하도록 바꿈.</w:t>
+      </w:r>
+    </w:p>
+    <w:p>
+      <w:pPr>
+        <w:rPr>
+          <w:rFonts w:eastAsia="맑은 고딕" w:cs="Arial"/>
+          <w:sz w:val="22"/>
+        </w:rPr>
+      </w:pPr>
+      <w:r>
+        <w:rPr>
+          <w:rFonts w:eastAsia="맑은 고딕" w:cs="Arial"/>
+          <w:sz w:val="22"/>
+        </w:rPr>
+        <w:t>(클릭을 받아야하는 Camera는 클릭을 위해 hwnd를 써야하기에 따로 get함수로 추가하여 활용)</w:t>
+      </w:r>
+    </w:p>
+    <w:p>
+      <w:pPr>
+        <w:rPr>
+          <w:sz w:val="22"/>
+        </w:rPr>
+      </w:pPr>
+    </w:p>
+    <w:p>
+      <w:pPr>
+        <w:rPr>
+          <w:sz w:val="22"/>
+        </w:rPr>
+      </w:pPr>
+    </w:p>
+    <w:p>
+      <w:pPr>
+        <w:rPr>
           <w:b/>
           <w:bCs/>
           <w:sz w:val="22"/>
@@ -1054,6 +685,7 @@
           <w:bCs/>
           <w:sz w:val="22"/>
         </w:rPr>
+        <w:lastRenderedPageBreak/>
         <w:t>마우스 커서 숨기기 여부 변경</w:t>
       </w:r>
     </w:p>
@@ -1065,19 +697,10 @@
       </w:pPr>
       <w:r>
         <w:rPr>
-          <w:lang w:eastAsia="ko-KR"/>
-          <w:rFonts w:hint="eastAsia"/>
-          <w:sz w:val="22"/>
-          <w:rtl w:val="off"/>
-        </w:rPr>
-        <w:t>Input Manager</w:t>
-      </w:r>
-      <w:r>
-        <w:rPr>
-          <w:rFonts w:hint="eastAsia"/>
-          <w:sz w:val="22"/>
-        </w:rPr>
-        <w:t xml:space="preserve">의 </w:t>
+          <w:rFonts w:hint="eastAsia"/>
+          <w:sz w:val="22"/>
+        </w:rPr>
+        <w:t xml:space="preserve">Input Manager의 </w:t>
       </w:r>
       <w:r>
         <w:rPr>
@@ -1090,21 +713,7 @@
           <w:rFonts w:hint="eastAsia"/>
           <w:sz w:val="22"/>
         </w:rPr>
-        <w:t xml:space="preserve">() 함수를 추가하여 </w:t>
-      </w:r>
-      <w:r>
-        <w:rPr>
-          <w:rFonts w:hint="eastAsia"/>
-          <w:sz w:val="22"/>
-        </w:rPr>
-        <w:t>커서의 보이는 여부를 변경</w:t>
-      </w:r>
-      <w:r>
-        <w:rPr>
-          <w:rFonts w:hint="eastAsia"/>
-          <w:sz w:val="22"/>
-        </w:rPr>
-        <w:t>하도록 구현</w:t>
+        <w:t>() 함수를 추가하여 커서의 보이는 여부를 변경하도록 구현</w:t>
       </w:r>
     </w:p>
     <w:p>
@@ -1124,11 +733,11 @@
     <w:p>
       <w:pPr>
         <w:pStyle w:val="a3"/>
-        <w:ind w:leftChars="0"/>
         <w:numPr>
           <w:ilvl w:val="0"/>
           <w:numId w:val="1"/>
         </w:numPr>
+        <w:ind w:leftChars="0"/>
         <w:rPr>
           <w:sz w:val="22"/>
         </w:rPr>
@@ -1144,15 +753,13 @@
     <w:p>
       <w:pPr>
         <w:rPr>
-          <w:rFonts w:hint="eastAsia"/>
-          <w:sz w:val="22"/>
-        </w:rPr>
-      </w:pPr>
-    </w:p>
-    <w:p>
-      <w:pPr>
-        <w:rPr>
-          <w:rFonts w:hint="eastAsia"/>
+          <w:sz w:val="22"/>
+        </w:rPr>
+      </w:pPr>
+    </w:p>
+    <w:p>
+      <w:pPr>
+        <w:rPr>
           <w:sz w:val="22"/>
         </w:rPr>
       </w:pPr>
@@ -1163,141 +770,680 @@
           <w:bCs/>
           <w:sz w:val="22"/>
         </w:rPr>
-        <w:t xml:space="preserve">카메라 </w:t>
-      </w:r>
-      <w:r>
-        <w:rPr>
-          <w:rFonts w:hint="eastAsia"/>
-          <w:b/>
-          <w:bCs/>
-          <w:sz w:val="22"/>
-        </w:rPr>
-        <w:t xml:space="preserve">회전 </w:t>
-      </w:r>
-      <w:r>
-        <w:rPr>
-          <w:rFonts w:hint="eastAsia"/>
-          <w:b/>
-          <w:bCs/>
-          <w:sz w:val="22"/>
-        </w:rPr>
-        <w:t xml:space="preserve">작동 </w:t>
-      </w:r>
-      <w:r>
-        <w:rPr>
-          <w:rFonts w:hint="eastAsia"/>
-          <w:b/>
-          <w:bCs/>
-          <w:sz w:val="22"/>
-        </w:rPr>
-        <w:t>방식 수정</w:t>
-      </w:r>
-    </w:p>
-    <w:p>
-      <w:pPr>
-        <w:rPr>
-          <w:sz w:val="22"/>
-        </w:rPr>
-      </w:pPr>
-      <w:r>
-        <w:rPr>
-          <w:rFonts w:hint="eastAsia"/>
-          <w:sz w:val="22"/>
-        </w:rPr>
-        <w:t xml:space="preserve">마우스를 누르지 않고도 기본적으로 회전하도록 </w:t>
-      </w:r>
-      <w:r>
-        <w:rPr>
-          <w:rFonts w:hint="eastAsia"/>
-          <w:sz w:val="22"/>
-        </w:rPr>
-        <w:t>구현</w:t>
-      </w:r>
-    </w:p>
-    <w:p>
-      <w:pPr>
-        <w:rPr>
-          <w:sz w:val="22"/>
-        </w:rPr>
-      </w:pPr>
-      <w:r>
-        <w:rPr>
-          <w:rFonts w:hint="eastAsia"/>
-          <w:sz w:val="22"/>
-        </w:rPr>
-        <w:t xml:space="preserve">회전하는 경우일 때는 커서를 </w:t>
-      </w:r>
-      <w:r>
-        <w:rPr>
-          <w:rFonts w:hint="eastAsia"/>
-          <w:sz w:val="22"/>
-        </w:rPr>
-        <w:t>숨김</w:t>
-      </w:r>
-    </w:p>
-    <w:p>
-      <w:pPr>
-        <w:rPr>
-          <w:rFonts w:hint="eastAsia"/>
-          <w:sz w:val="22"/>
-        </w:rPr>
-      </w:pPr>
-      <w:r>
-        <w:rPr>
-          <w:rFonts w:hint="eastAsia"/>
-          <w:sz w:val="22"/>
-        </w:rPr>
-        <w:t>ESC 키를 누르면 커서가 보이고 카메라 회전 중지</w:t>
-      </w:r>
-      <w:r>
-        <w:rPr>
-          <w:rFonts w:hint="eastAsia"/>
-          <w:sz w:val="22"/>
-        </w:rPr>
-        <w:t xml:space="preserve"> -&gt; </w:t>
-      </w:r>
-      <w:r>
-        <w:rPr>
-          <w:rFonts w:hint="eastAsia"/>
-          <w:sz w:val="22"/>
-        </w:rPr>
-        <w:t xml:space="preserve">ESC 키를 이용하여 상태 </w:t>
-      </w:r>
-      <w:r>
-        <w:rPr>
-          <w:rFonts w:hint="eastAsia"/>
-          <w:sz w:val="22"/>
-        </w:rPr>
-        <w:t>변경 가능</w:t>
+        <w:t>카메라 회전 작동 방식 수정</w:t>
+      </w:r>
+    </w:p>
+    <w:p>
+      <w:pPr>
+        <w:rPr>
+          <w:sz w:val="22"/>
+        </w:rPr>
+      </w:pPr>
+      <w:r>
+        <w:rPr>
+          <w:rFonts w:hint="eastAsia"/>
+          <w:sz w:val="22"/>
+        </w:rPr>
+        <w:t>마우스를 누르지 않고도 기본적으로 회전하도록 구현</w:t>
+      </w:r>
+    </w:p>
+    <w:p>
+      <w:pPr>
+        <w:rPr>
+          <w:sz w:val="22"/>
+        </w:rPr>
+      </w:pPr>
+      <w:r>
+        <w:rPr>
+          <w:rFonts w:hint="eastAsia"/>
+          <w:sz w:val="22"/>
+        </w:rPr>
+        <w:t>회전하는 경우일 때는 커서를 숨김</w:t>
+      </w:r>
+    </w:p>
+    <w:p>
+      <w:pPr>
+        <w:rPr>
+          <w:sz w:val="22"/>
+        </w:rPr>
+      </w:pPr>
+      <w:r>
+        <w:rPr>
+          <w:rFonts w:hint="eastAsia"/>
+          <w:sz w:val="22"/>
+        </w:rPr>
+        <w:t>ESC 키를 누르면 커서가 보이고 카메라 회전 중지 -&gt; ESC 키를 이용하여 상태 변경 가능</w:t>
       </w:r>
     </w:p>
     <w:p>
       <w:pPr>
         <w:pStyle w:val="a3"/>
-        <w:ind w:leftChars="0"/>
         <w:numPr>
           <w:ilvl w:val="0"/>
           <w:numId w:val="1"/>
         </w:numPr>
-        <w:rPr>
-          <w:rFonts w:hint="eastAsia"/>
-          <w:sz w:val="22"/>
-        </w:rPr>
-      </w:pPr>
-      <w:r>
-        <w:rPr>
-          <w:rFonts w:hint="eastAsia"/>
-          <w:sz w:val="22"/>
-        </w:rPr>
-        <w:t xml:space="preserve">회전 </w:t>
-      </w:r>
-      <w:r>
-        <w:rPr>
-          <w:rFonts w:hint="eastAsia"/>
-          <w:sz w:val="22"/>
-        </w:rPr>
-        <w:t>상태를 바꾸는 경우에 한 프레임 변화량이 이상하게 측정되는 문제 해결</w:t>
-      </w:r>
+        <w:ind w:leftChars="0"/>
+        <w:rPr>
+          <w:sz w:val="22"/>
+        </w:rPr>
+      </w:pPr>
+      <w:r>
+        <w:rPr>
+          <w:rFonts w:hint="eastAsia"/>
+          <w:sz w:val="22"/>
+        </w:rPr>
+        <w:t>회전 상태를 바꾸는 경우에 한 프레임 변화량이 이상하게 측정되는 문제 해결</w:t>
+      </w:r>
+    </w:p>
+    <w:p>
+      <w:pPr>
+        <w:rPr>
+          <w:b/>
+          <w:bCs/>
+          <w:sz w:val="22"/>
+        </w:rPr>
+      </w:pPr>
+    </w:p>
+    <w:p>
+      <w:pPr>
+        <w:rPr>
+          <w:b/>
+          <w:bCs/>
+          <w:sz w:val="22"/>
+        </w:rPr>
+      </w:pPr>
+      <w:r>
+        <w:rPr>
+          <w:rFonts w:hint="eastAsia"/>
+          <w:b/>
+          <w:bCs/>
+          <w:sz w:val="22"/>
+        </w:rPr>
+        <w:t xml:space="preserve">서버 스레드 </w:t>
+      </w:r>
+      <w:proofErr w:type="spellStart"/>
+      <w:r>
+        <w:rPr>
+          <w:rFonts w:hint="eastAsia"/>
+          <w:b/>
+          <w:bCs/>
+          <w:sz w:val="22"/>
+        </w:rPr>
+        <w:t>아키텍쳐</w:t>
+      </w:r>
+      <w:proofErr w:type="spellEnd"/>
+      <w:r>
+        <w:rPr>
+          <w:rFonts w:hint="eastAsia"/>
+          <w:b/>
+          <w:bCs/>
+          <w:sz w:val="22"/>
+        </w:rPr>
+        <w:t xml:space="preserve"> 변경</w:t>
+      </w:r>
+    </w:p>
+    <w:p>
+      <w:pPr>
+        <w:rPr>
+          <w:sz w:val="22"/>
+        </w:rPr>
+      </w:pPr>
+      <w:r>
+        <w:rPr>
+          <w:rFonts w:hint="eastAsia"/>
+          <w:sz w:val="22"/>
+        </w:rPr>
+        <w:t xml:space="preserve">서버의 로직 스레드가 패킷만 처리함 -&gt; IO전용 </w:t>
+      </w:r>
+      <w:proofErr w:type="spellStart"/>
+      <w:r>
+        <w:rPr>
+          <w:rFonts w:hint="eastAsia"/>
+          <w:sz w:val="22"/>
+        </w:rPr>
+        <w:t>스레드랑</w:t>
+      </w:r>
+      <w:proofErr w:type="spellEnd"/>
+      <w:r>
+        <w:rPr>
+          <w:rFonts w:hint="eastAsia"/>
+          <w:sz w:val="22"/>
+        </w:rPr>
+        <w:t xml:space="preserve"> 로직 스레드로 분리 </w:t>
+      </w:r>
+      <w:proofErr w:type="spellStart"/>
+      <w:r>
+        <w:rPr>
+          <w:rFonts w:hint="eastAsia"/>
+          <w:sz w:val="22"/>
+        </w:rPr>
+        <w:t>해놨는데</w:t>
+      </w:r>
+      <w:proofErr w:type="spellEnd"/>
+      <w:r>
+        <w:rPr>
+          <w:rFonts w:hint="eastAsia"/>
+          <w:sz w:val="22"/>
+        </w:rPr>
+        <w:t xml:space="preserve"> 이럴 경우 </w:t>
+      </w:r>
+      <w:r>
+        <w:rPr>
+          <w:sz w:val="22"/>
+        </w:rPr>
+        <w:t>Heterogeneous</w:t>
+      </w:r>
+      <w:r>
+        <w:rPr>
+          <w:rFonts w:hint="eastAsia"/>
+          <w:sz w:val="22"/>
+        </w:rPr>
+        <w:t xml:space="preserve">한 설계가 </w:t>
+      </w:r>
+      <w:r>
+        <w:rPr>
+          <w:rFonts w:hint="eastAsia"/>
+          <w:sz w:val="22"/>
+        </w:rPr>
+        <w:t>돼서</w:t>
+      </w:r>
+      <w:r>
+        <w:rPr>
+          <w:rFonts w:hint="eastAsia"/>
+          <w:sz w:val="22"/>
+        </w:rPr>
+        <w:t xml:space="preserve"> IO에서 bottle neck이 생기면 로직 처리</w:t>
+      </w:r>
+      <w:r>
+        <w:rPr>
+          <w:rFonts w:hint="eastAsia"/>
+          <w:sz w:val="22"/>
+        </w:rPr>
+        <w:t xml:space="preserve"> 속도가 느려질 가능성이 존재</w:t>
+      </w:r>
+    </w:p>
+    <w:p>
+      <w:pPr>
+        <w:rPr>
+          <w:sz w:val="22"/>
+        </w:rPr>
+      </w:pPr>
+      <w:r>
+        <w:rPr>
+          <w:rFonts w:hint="eastAsia"/>
+          <w:sz w:val="22"/>
+        </w:rPr>
+        <w:t xml:space="preserve">따라서 Homogeneous한 스레드 모델을 </w:t>
+      </w:r>
+      <w:proofErr w:type="gramStart"/>
+      <w:r>
+        <w:rPr>
+          <w:rFonts w:hint="eastAsia"/>
+          <w:sz w:val="22"/>
+        </w:rPr>
+        <w:t>사용 하고</w:t>
+      </w:r>
+      <w:proofErr w:type="gramEnd"/>
+      <w:r>
+        <w:rPr>
+          <w:rFonts w:hint="eastAsia"/>
+          <w:sz w:val="22"/>
+        </w:rPr>
+        <w:t xml:space="preserve"> 싶음</w:t>
+      </w:r>
+    </w:p>
+    <w:p>
+      <w:pPr>
+        <w:rPr>
+          <w:sz w:val="22"/>
+        </w:rPr>
+      </w:pPr>
+      <w:r>
+        <w:rPr>
+          <w:rFonts w:hint="eastAsia"/>
+          <w:sz w:val="22"/>
+        </w:rPr>
+        <w:t xml:space="preserve">Logic Thread를 변경하여 Packet처리 뿐만 아니라 AI동작도 </w:t>
+      </w:r>
+      <w:proofErr w:type="spellStart"/>
+      <w:r>
+        <w:rPr>
+          <w:rFonts w:hint="eastAsia"/>
+          <w:sz w:val="22"/>
+        </w:rPr>
+        <w:t>돌아갈수</w:t>
+      </w:r>
+      <w:proofErr w:type="spellEnd"/>
+      <w:r>
+        <w:rPr>
+          <w:rFonts w:hint="eastAsia"/>
+          <w:sz w:val="22"/>
+        </w:rPr>
+        <w:t xml:space="preserve"> 있게끔 모든 작업을 </w:t>
+      </w:r>
+      <w:proofErr w:type="spellStart"/>
+      <w:r>
+        <w:rPr>
+          <w:rFonts w:hint="eastAsia"/>
+          <w:sz w:val="22"/>
+        </w:rPr>
+        <w:t>여유있는</w:t>
+      </w:r>
+      <w:proofErr w:type="spellEnd"/>
+      <w:r>
+        <w:rPr>
+          <w:rFonts w:hint="eastAsia"/>
+          <w:sz w:val="22"/>
+        </w:rPr>
+        <w:t xml:space="preserve"> 스레드에서 </w:t>
+      </w:r>
+      <w:proofErr w:type="spellStart"/>
+      <w:r>
+        <w:rPr>
+          <w:rFonts w:hint="eastAsia"/>
+          <w:sz w:val="22"/>
+        </w:rPr>
+        <w:t>하도록하거나</w:t>
+      </w:r>
+      <w:proofErr w:type="spellEnd"/>
+      <w:r>
+        <w:rPr>
+          <w:rFonts w:hint="eastAsia"/>
+          <w:sz w:val="22"/>
+        </w:rPr>
+        <w:t xml:space="preserve"> 지금 </w:t>
+      </w:r>
+      <w:proofErr w:type="spellStart"/>
+      <w:r>
+        <w:rPr>
+          <w:rFonts w:hint="eastAsia"/>
+          <w:sz w:val="22"/>
+        </w:rPr>
+        <w:t>mo</w:t>
+      </w:r>
+      <w:proofErr w:type="spellEnd"/>
+      <w:r>
+        <w:rPr>
+          <w:rFonts w:hint="eastAsia"/>
+          <w:sz w:val="22"/>
+        </w:rPr>
+        <w:t>서버기 때문에 방이 등록된 스레드에서 할 수 있도록 해야함</w:t>
+      </w:r>
+    </w:p>
+    <w:p>
+      <w:pPr>
+        <w:rPr>
+          <w:sz w:val="22"/>
+        </w:rPr>
+      </w:pPr>
+      <w:r>
+        <w:rPr>
+          <w:rFonts w:hint="eastAsia"/>
+          <w:sz w:val="22"/>
+        </w:rPr>
+        <w:t xml:space="preserve">NPC를 만들기 위해서 일단 로직 스레드의 작업을 패킷 처리가 아니라 함수를 </w:t>
+      </w:r>
+      <w:proofErr w:type="gramStart"/>
+      <w:r>
+        <w:rPr>
+          <w:rFonts w:hint="eastAsia"/>
+          <w:sz w:val="22"/>
+        </w:rPr>
+        <w:t>처리 하도록</w:t>
+      </w:r>
+      <w:proofErr w:type="gramEnd"/>
+      <w:r>
+        <w:rPr>
+          <w:rFonts w:hint="eastAsia"/>
+          <w:sz w:val="22"/>
+        </w:rPr>
+        <w:t xml:space="preserve"> 변경</w:t>
+      </w:r>
+    </w:p>
+    <w:p>
+      <w:pPr>
+        <w:rPr>
+          <w:sz w:val="22"/>
+        </w:rPr>
+      </w:pPr>
+      <w:proofErr w:type="spellStart"/>
+      <w:r>
+        <w:rPr>
+          <w:rFonts w:hint="eastAsia"/>
+          <w:sz w:val="22"/>
+        </w:rPr>
+        <w:t>AIManager</w:t>
+      </w:r>
+      <w:proofErr w:type="spellEnd"/>
+      <w:r>
+        <w:rPr>
+          <w:rFonts w:hint="eastAsia"/>
+          <w:sz w:val="22"/>
+        </w:rPr>
+        <w:t xml:space="preserve">를 통해서 </w:t>
+      </w:r>
+      <w:proofErr w:type="spellStart"/>
+      <w:r>
+        <w:rPr>
+          <w:rFonts w:hint="eastAsia"/>
+          <w:sz w:val="22"/>
+        </w:rPr>
+        <w:t>npc_id</w:t>
+      </w:r>
+      <w:proofErr w:type="spellEnd"/>
+      <w:r>
+        <w:rPr>
+          <w:rFonts w:hint="eastAsia"/>
+          <w:sz w:val="22"/>
+        </w:rPr>
+        <w:t>를 부여</w:t>
+      </w:r>
+    </w:p>
+    <w:p>
+      <w:pPr>
+        <w:rPr>
+          <w:rFonts w:hint="eastAsia"/>
+          <w:sz w:val="22"/>
+        </w:rPr>
+      </w:pPr>
+      <w:r>
+        <w:rPr>
+          <w:rFonts w:hint="eastAsia"/>
+          <w:sz w:val="22"/>
+        </w:rPr>
+        <w:t>Timer(singleton) 클래스를 만들어서 작업 배분</w:t>
+      </w:r>
+    </w:p>
+    <w:p>
+      <w:pPr>
+        <w:rPr>
+          <w:sz w:val="22"/>
+        </w:rPr>
+      </w:pPr>
+      <w:r>
+        <w:rPr>
+          <w:rFonts w:hint="eastAsia"/>
+          <w:sz w:val="22"/>
+        </w:rPr>
+        <w:t xml:space="preserve">간단한 </w:t>
+      </w:r>
+      <w:proofErr w:type="spellStart"/>
+      <w:r>
+        <w:rPr>
+          <w:rFonts w:hint="eastAsia"/>
+          <w:sz w:val="22"/>
+        </w:rPr>
+        <w:t>JobQueue</w:t>
+      </w:r>
+      <w:proofErr w:type="spellEnd"/>
+      <w:r>
+        <w:rPr>
+          <w:rFonts w:hint="eastAsia"/>
+          <w:sz w:val="22"/>
+        </w:rPr>
+        <w:t>를 만들어서 시작 시간이 가장 적은 것부터 꺼내서 실행 가능하도록 변경</w:t>
+      </w:r>
+    </w:p>
+    <w:p>
+      <w:pPr>
+        <w:rPr>
+          <w:sz w:val="22"/>
+        </w:rPr>
+      </w:pPr>
+      <w:r>
+        <w:rPr>
+          <w:rFonts w:hint="eastAsia"/>
+          <w:sz w:val="22"/>
+        </w:rPr>
+        <w:t>실행 시간이 현재 시간보다 작으면 스레드에 넣어서 실행</w:t>
+      </w:r>
+    </w:p>
+    <w:p>
+      <w:pPr>
+        <w:rPr>
+          <w:sz w:val="22"/>
+        </w:rPr>
+      </w:pPr>
+      <w:r>
+        <w:rPr>
+          <w:rFonts w:hint="eastAsia"/>
+          <w:sz w:val="22"/>
+        </w:rPr>
+        <w:t xml:space="preserve">Session의 </w:t>
+      </w:r>
+      <w:proofErr w:type="spellStart"/>
+      <w:r>
+        <w:rPr>
+          <w:rFonts w:hint="eastAsia"/>
+          <w:sz w:val="22"/>
+        </w:rPr>
+        <w:t>OnRecv</w:t>
+      </w:r>
+      <w:proofErr w:type="spellEnd"/>
+      <w:r>
+        <w:rPr>
+          <w:rFonts w:hint="eastAsia"/>
+          <w:sz w:val="22"/>
+        </w:rPr>
+        <w:t xml:space="preserve">와 </w:t>
+      </w:r>
+      <w:proofErr w:type="spellStart"/>
+      <w:r>
+        <w:rPr>
+          <w:rFonts w:hint="eastAsia"/>
+          <w:sz w:val="22"/>
+        </w:rPr>
+        <w:t>LogicJob</w:t>
+      </w:r>
+      <w:proofErr w:type="spellEnd"/>
+      <w:r>
+        <w:rPr>
+          <w:rFonts w:hint="eastAsia"/>
+          <w:sz w:val="22"/>
+        </w:rPr>
+        <w:t xml:space="preserve">, </w:t>
+      </w:r>
+      <w:proofErr w:type="spellStart"/>
+      <w:r>
+        <w:rPr>
+          <w:rFonts w:hint="eastAsia"/>
+          <w:sz w:val="22"/>
+        </w:rPr>
+        <w:t>LogicWorker</w:t>
+      </w:r>
+      <w:proofErr w:type="spellEnd"/>
+      <w:r>
+        <w:rPr>
+          <w:rFonts w:hint="eastAsia"/>
+          <w:sz w:val="22"/>
+        </w:rPr>
+        <w:t xml:space="preserve">를 변경하여서 서버의 로직 스레드가 </w:t>
+      </w:r>
+      <w:proofErr w:type="gramStart"/>
+      <w:r>
+        <w:rPr>
+          <w:rFonts w:hint="eastAsia"/>
+          <w:sz w:val="22"/>
+        </w:rPr>
+        <w:t>std::</w:t>
+      </w:r>
+      <w:proofErr w:type="gramEnd"/>
+      <w:r>
+        <w:rPr>
+          <w:rFonts w:hint="eastAsia"/>
+          <w:sz w:val="22"/>
+        </w:rPr>
+        <w:t xml:space="preserve">function&lt;void()&gt;를 사용하여 </w:t>
+      </w:r>
+      <w:proofErr w:type="gramStart"/>
+      <w:r>
+        <w:rPr>
+          <w:rFonts w:hint="eastAsia"/>
+          <w:sz w:val="22"/>
+        </w:rPr>
+        <w:t>실행 하도록</w:t>
+      </w:r>
+      <w:proofErr w:type="gramEnd"/>
+      <w:r>
+        <w:rPr>
+          <w:rFonts w:hint="eastAsia"/>
+          <w:sz w:val="22"/>
+        </w:rPr>
+        <w:t xml:space="preserve"> 변경함</w:t>
+      </w:r>
+    </w:p>
+    <w:p>
+      <w:pPr>
+        <w:rPr>
+          <w:sz w:val="22"/>
+        </w:rPr>
+      </w:pPr>
+      <w:r>
+        <w:rPr>
+          <w:rFonts w:hint="eastAsia"/>
+          <w:sz w:val="22"/>
+        </w:rPr>
+        <w:t xml:space="preserve">Disconnect도 </w:t>
+      </w:r>
+      <w:proofErr w:type="spellStart"/>
+      <w:r>
+        <w:rPr>
+          <w:rFonts w:hint="eastAsia"/>
+          <w:sz w:val="22"/>
+        </w:rPr>
+        <w:t>dummyPacket</w:t>
+      </w:r>
+      <w:proofErr w:type="spellEnd"/>
+      <w:r>
+        <w:rPr>
+          <w:rFonts w:hint="eastAsia"/>
+          <w:sz w:val="22"/>
+        </w:rPr>
+        <w:t>을 보내는</w:t>
+      </w:r>
+      <w:r>
+        <w:rPr>
+          <w:rFonts w:hint="eastAsia"/>
+          <w:sz w:val="22"/>
+        </w:rPr>
+        <w:t xml:space="preserve"> 방식이 아니라 </w:t>
+      </w:r>
+      <w:proofErr w:type="spellStart"/>
+      <w:r>
+        <w:rPr>
+          <w:rFonts w:hint="eastAsia"/>
+          <w:sz w:val="22"/>
+        </w:rPr>
+        <w:t>비어있는</w:t>
+      </w:r>
+      <w:proofErr w:type="spellEnd"/>
+      <w:r>
+        <w:rPr>
+          <w:rFonts w:hint="eastAsia"/>
+          <w:sz w:val="22"/>
+        </w:rPr>
+        <w:t xml:space="preserve"> 함수를 보내서 연결해제 하도록 변경</w:t>
+      </w:r>
+    </w:p>
+    <w:p>
+      <w:pPr>
+        <w:rPr>
+          <w:sz w:val="22"/>
+        </w:rPr>
+      </w:pPr>
+      <w:r>
+        <w:rPr>
+          <w:sz w:val="22"/>
+        </w:rPr>
+        <w:t>S</w:t>
+      </w:r>
+      <w:r>
+        <w:rPr>
+          <w:rFonts w:hint="eastAsia"/>
+          <w:sz w:val="22"/>
+        </w:rPr>
+        <w:t xml:space="preserve">ession 컨테이너 </w:t>
+      </w:r>
+      <w:proofErr w:type="spellStart"/>
+      <w:r>
+        <w:rPr>
+          <w:rFonts w:hint="eastAsia"/>
+          <w:sz w:val="22"/>
+        </w:rPr>
+        <w:t>invaild</w:t>
+      </w:r>
+      <w:proofErr w:type="spellEnd"/>
+      <w:r>
+        <w:rPr>
+          <w:rFonts w:hint="eastAsia"/>
+          <w:sz w:val="22"/>
+        </w:rPr>
+        <w:t xml:space="preserve">후 재사용시 문제 존재, 클라이언트에서 AI 패킷 </w:t>
+      </w:r>
+      <w:proofErr w:type="spellStart"/>
+      <w:r>
+        <w:rPr>
+          <w:rFonts w:hint="eastAsia"/>
+          <w:sz w:val="22"/>
+        </w:rPr>
+        <w:t>처리부</w:t>
+      </w:r>
+      <w:proofErr w:type="spellEnd"/>
+      <w:r>
+        <w:rPr>
+          <w:rFonts w:hint="eastAsia"/>
+          <w:sz w:val="22"/>
+        </w:rPr>
+        <w:t xml:space="preserve"> 아직 </w:t>
+      </w:r>
+      <w:proofErr w:type="spellStart"/>
+      <w:r>
+        <w:rPr>
+          <w:rFonts w:hint="eastAsia"/>
+          <w:sz w:val="22"/>
+        </w:rPr>
+        <w:t>안만들었다</w:t>
+      </w:r>
+      <w:proofErr w:type="spellEnd"/>
+      <w:r>
+        <w:rPr>
+          <w:rFonts w:hint="eastAsia"/>
+          <w:sz w:val="22"/>
+        </w:rPr>
+        <w:t>.</w:t>
+      </w:r>
+    </w:p>
+    <w:p>
+      <w:pPr>
+        <w:rPr>
+          <w:rFonts w:hint="eastAsia"/>
+          <w:sz w:val="22"/>
+        </w:rPr>
+      </w:pPr>
+      <w:r>
+        <w:rPr>
+          <w:rFonts w:hint="eastAsia"/>
+          <w:sz w:val="22"/>
+        </w:rPr>
+        <w:t>마지막으로 NPC 생성 패킷과 NPC이동 패킷을 정의함</w:t>
+      </w:r>
+    </w:p>
+    <w:p>
+      <w:pPr>
+        <w:rPr>
+          <w:rFonts w:hint="eastAsia"/>
+          <w:sz w:val="22"/>
+        </w:rPr>
+      </w:pPr>
+    </w:p>
+    <w:p>
+      <w:pPr>
+        <w:rPr>
+          <w:b/>
+          <w:bCs/>
+          <w:sz w:val="22"/>
+        </w:rPr>
+      </w:pPr>
     </w:p>
     <w:p>
       <w:pPr>
@@ -1323,7 +1469,7 @@
       </w:tblGrid>
       <w:tr>
         <w:trPr>
-          <w:trHeight w:val="1692" w:hRule="atLeast"/>
+          <w:trHeight w:val="1692"/>
         </w:trPr>
         <w:tc>
           <w:tcPr>
@@ -1358,11 +1504,21 @@
               <w:jc w:val="left"/>
             </w:pPr>
             <w:r>
-              <w:rPr>
-                <w:lang w:eastAsia="ko-KR"/>
-                <w:rtl w:val="off"/>
-              </w:rPr>
               <w:t>GameObject에 너무 많은 기능이 들어 있음</w:t>
+            </w:r>
+          </w:p>
+          <w:p>
+            <w:pPr>
+              <w:jc w:val="left"/>
+              <w:rPr>
+                <w:rFonts w:hint="eastAsia"/>
+              </w:rPr>
+            </w:pPr>
+            <w:r>
+              <w:rPr>
+                <w:rFonts w:hint="eastAsia"/>
+              </w:rPr>
+              <w:t>NPC 와 스레드 구조 문제</w:t>
             </w:r>
           </w:p>
         </w:tc>
@@ -1397,25 +1553,53 @@
           <w:p>
             <w:pPr>
               <w:rPr>
-                <w:rFonts w:hint="eastAsia"/>
                 <w:szCs w:val="20"/>
               </w:rPr>
             </w:pPr>
             <w:r>
               <w:rPr>
-                <w:lang w:eastAsia="ko-KR"/>
                 <w:rFonts w:hint="eastAsia"/>
                 <w:szCs w:val="20"/>
-                <w:rtl w:val="off"/>
               </w:rPr>
               <w:t>Component 패턴을 이용해 GameObject의 기능을 분리</w:t>
+            </w:r>
+          </w:p>
+          <w:p>
+            <w:pPr>
+              <w:rPr>
+                <w:rFonts w:hint="eastAsia"/>
+                <w:szCs w:val="20"/>
+              </w:rPr>
+            </w:pPr>
+            <w:r>
+              <w:rPr>
+                <w:rFonts w:hint="eastAsia"/>
+                <w:szCs w:val="20"/>
+              </w:rPr>
+              <w:t xml:space="preserve">NPC클래스 제작, 스레드의 로직 </w:t>
+            </w:r>
+            <w:proofErr w:type="spellStart"/>
+            <w:r>
+              <w:rPr>
+                <w:rFonts w:hint="eastAsia"/>
+                <w:szCs w:val="20"/>
+              </w:rPr>
+              <w:t>처리부</w:t>
+            </w:r>
+            <w:proofErr w:type="spellEnd"/>
+            <w:r>
+              <w:rPr>
+                <w:rFonts w:hint="eastAsia"/>
+                <w:szCs w:val="20"/>
+              </w:rPr>
+              <w:t xml:space="preserve"> 개선</w:t>
             </w:r>
           </w:p>
         </w:tc>
       </w:tr>
       <w:tr>
         <w:trPr>
-          <w:trHeight w:val="590" w:hRule="atLeast"/>
+          <w:trHeight w:val="590"/>
         </w:trPr>
         <w:tc>
           <w:tcPr>
@@ -1494,65 +1678,20 @@
           <w:p>
             <w:pPr>
               <w:jc w:val="center"/>
-              <w:rPr>
-                <w:rFonts w:hint="eastAsia"/>
-              </w:rPr>
-            </w:pPr>
-            <w:r>
-              <w:rPr>
-                <w:rFonts w:hint="eastAsia"/>
-                <w:b/>
-              </w:rPr>
-              <w:t>2025.0</w:t>
-            </w:r>
-            <w:r>
-              <w:rPr>
-                <w:rFonts w:hint="eastAsia"/>
-                <w:b/>
-              </w:rPr>
-              <w:t>9.</w:t>
-            </w:r>
-            <w:r>
-              <w:rPr>
-                <w:rFonts w:hint="eastAsia"/>
-                <w:b/>
-              </w:rPr>
-              <w:t>15</w:t>
-            </w:r>
-            <w:r>
-              <w:rPr>
-                <w:rFonts w:hint="eastAsia"/>
-                <w:b/>
-              </w:rPr>
-              <w:t xml:space="preserve"> ~ 2025.0</w:t>
-            </w:r>
-            <w:r>
-              <w:rPr>
-                <w:rFonts w:hint="eastAsia"/>
-                <w:b/>
-              </w:rPr>
-              <w:t>9</w:t>
-            </w:r>
-            <w:r>
-              <w:rPr>
-                <w:rFonts w:hint="eastAsia"/>
-                <w:b/>
-              </w:rPr>
-              <w:t>.</w:t>
-            </w:r>
-            <w:r>
-              <w:rPr>
-                <w:rFonts w:hint="eastAsia"/>
-                <w:b/>
-              </w:rPr>
-              <w:t>21</w:t>
+            </w:pPr>
+            <w:r>
+              <w:rPr>
+                <w:rFonts w:hint="eastAsia"/>
+                <w:b/>
+              </w:rPr>
+              <w:t>2025.09.15 ~ 2025.09.21</w:t>
             </w:r>
           </w:p>
         </w:tc>
       </w:tr>
       <w:tr>
         <w:trPr>
-          <w:trHeight w:val="1520" w:hRule="atLeast"/>
+          <w:trHeight w:val="1520"/>
         </w:trPr>
         <w:tc>
           <w:tcPr>
@@ -1594,7 +1733,7 @@
       </w:tr>
       <w:tr>
         <w:trPr>
-          <w:trHeight w:val="1963" w:hRule="atLeast"/>
+          <w:trHeight w:val="1963"/>
         </w:trPr>
         <w:tc>
           <w:tcPr>
@@ -1671,12 +1810,12 @@
 </file>
 
 <file path=word/numbering.xml><?xml version="1.0" encoding="utf-8"?>
-<w:numbering xmlns:ve="http://schemas.openxmlformats.org/markup-compatibility/2006" xmlns:o="urn:schemas-microsoft-com:office:office" xmlns:r="http://schemas.openxmlformats.org/officeDocument/2006/relationships" xmlns:m="http://schemas.openxmlformats.org/officeDocument/2006/math" xmlns:v="urn:schemas-microsoft-com:vml" xmlns:wp="http://schemas.openxmlformats.org/drawingml/2006/wordprocessingDrawing" xmlns:w10="urn:schemas-microsoft-com:office:word" xmlns:w="http://schemas.openxmlformats.org/wordprocessingml/2006/main" xmlns:w14="http://schemas.microsoft.com/office/word/2010/wordml" xmlns:wne="http://schemas.microsoft.com/office/word/2006/wordml">
-  <w:abstractNum w:abstractNumId="0">
-    <w:nsid w:val="44a52d32"/>
+<w:numbering xmlns:wpc="http://schemas.microsoft.com/office/word/2010/wordprocessingCanvas" xmlns:cx="http://schemas.microsoft.com/office/drawing/2014/chartex" xmlns:cx1="http://schemas.microsoft.com/office/drawing/2015/9/8/chartex" xmlns:cx2="http://schemas.microsoft.com/office/drawing/2015/10/21/chartex" xmlns:cx3="http://schemas.microsoft.com/office/drawing/2016/5/9/chartex" xmlns:cx4="http://schemas.microsoft.com/office/drawing/2016/5/10/chartex" xmlns:cx5="http://schemas.microsoft.com/office/drawing/2016/5/11/chartex" xmlns:cx6="http://schemas.microsoft.com/office/drawing/2016/5/12/chartex" xmlns:cx7="http://schemas.microsoft.com/office/drawing/2016/5/13/chartex" xmlns:cx8="http://schemas.microsoft.com/office/drawing/2016/5/14/chartex" xmlns:mc="http://schemas.openxmlformats.org/markup-compatibility/2006" xmlns:aink="http://schemas.microsoft.com/office/drawing/2016/ink" xmlns:am3d="http://schemas.microsoft.com/office/drawing/2017/model3d" xmlns:o="urn:schemas-microsoft-com:office:office" xmlns:oel="http://schemas.microsoft.com/office/2019/extlst" xmlns:r="http://schemas.openxmlformats.org/officeDocument/2006/relationships" xmlns:m="http://schemas.openxmlformats.org/officeDocument/2006/math" xmlns:v="urn:schemas-microsoft-com:vml" xmlns:wp14="http://schemas.microsoft.com/office/word/2010/wordprocessingDrawing" xmlns:wp="http://schemas.openxmlformats.org/drawingml/2006/wordprocessingDrawing" xmlns:w10="urn:schemas-microsoft-com:office:word" xmlns:w="http://schemas.openxmlformats.org/wordprocessingml/2006/main" xmlns:w14="http://schemas.microsoft.com/office/word/2010/wordml" xmlns:w15="http://schemas.microsoft.com/office/word/2012/wordml" xmlns:w16cex="http://schemas.microsoft.com/office/word/2018/wordml/cex" xmlns:w16cid="http://schemas.microsoft.com/office/word/2016/wordml/cid" xmlns:w16="http://schemas.microsoft.com/office/word/2018/wordml" xmlns:w16du="http://schemas.microsoft.com/office/word/2023/wordml/word16du" xmlns:w16sdtdh="http://schemas.microsoft.com/office/word/2020/wordml/sdtdatahash" xmlns:w16sdtfl="http://schemas.microsoft.com/office/word/2024/wordml/sdtformatlock" xmlns:w16se="http://schemas.microsoft.com/office/word/2015/wordml/symex" xmlns:wpg="http://schemas.microsoft.com/office/word/2010/wordprocessingGroup" xmlns:wpi="http://schemas.microsoft.com/office/word/2010/wordprocessingInk" xmlns:wne="http://schemas.microsoft.com/office/word/2006/wordml" xmlns:wps="http://schemas.microsoft.com/office/word/2010/wordprocessingShape" mc:Ignorable="w14 w15 w16se w16cid w16 w16cex w16sdtdh w16sdtfl w16du wp14">
+  <w:abstractNum w:abstractNumId="0" w15:restartNumberingAfterBreak="0">
+    <w:nsid w:val="44A52D32"/>
     <w:multiLevelType w:val="hybridMultilevel"/>
-    <w:tmpl w:val="9a567b86"/>
-    <w:lvl w:ilvl="0" w:tplc="4f945b9a">
+    <w:tmpl w:val="9A567B86"/>
+    <w:lvl w:ilvl="0" w:tplc="4F945B9A">
       <w:start w:val="2025"/>
       <w:numFmt w:val="bullet"/>
       <w:lvlText w:val=""/>
@@ -1688,7 +1827,7 @@
         <w:rFonts w:ascii="Wingdings" w:hAnsi="Wingdings" w:hint="default"/>
       </w:rPr>
     </w:lvl>
-    <w:lvl w:ilvl="1" w:tentative="on" w:tplc="4090003">
+    <w:lvl w:ilvl="1" w:tplc="04090003" w:tentative="1">
       <w:start w:val="1"/>
       <w:numFmt w:val="bullet"/>
       <w:lvlText w:val=""/>
@@ -1700,7 +1839,7 @@
         <w:rFonts w:ascii="Wingdings" w:hAnsi="Wingdings" w:hint="default"/>
       </w:rPr>
     </w:lvl>
-    <w:lvl w:ilvl="2" w:tentative="on" w:tplc="4090005">
+    <w:lvl w:ilvl="2" w:tplc="04090005" w:tentative="1">
       <w:start w:val="1"/>
       <w:numFmt w:val="bullet"/>
       <w:lvlText w:val=""/>
@@ -1712,7 +1851,7 @@
         <w:rFonts w:ascii="Wingdings" w:hAnsi="Wingdings" w:hint="default"/>
       </w:rPr>
     </w:lvl>
-    <w:lvl w:ilvl="3" w:tentative="on" w:tplc="4090001">
+    <w:lvl w:ilvl="3" w:tplc="04090001" w:tentative="1">
       <w:start w:val="1"/>
       <w:numFmt w:val="bullet"/>
       <w:lvlText w:val=""/>
@@ -1724,7 +1863,7 @@
         <w:rFonts w:ascii="Wingdings" w:hAnsi="Wingdings" w:hint="default"/>
       </w:rPr>
     </w:lvl>
-    <w:lvl w:ilvl="4" w:tentative="on" w:tplc="4090003">
+    <w:lvl w:ilvl="4" w:tplc="04090003" w:tentative="1">
       <w:start w:val="1"/>
       <w:numFmt w:val="bullet"/>
       <w:lvlText w:val=""/>
@@ -1736,7 +1875,7 @@
         <w:rFonts w:ascii="Wingdings" w:hAnsi="Wingdings" w:hint="default"/>
       </w:rPr>
     </w:lvl>
-    <w:lvl w:ilvl="5" w:tentative="on" w:tplc="4090005">
+    <w:lvl w:ilvl="5" w:tplc="04090005" w:tentative="1">
       <w:start w:val="1"/>
       <w:numFmt w:val="bullet"/>
       <w:lvlText w:val=""/>
@@ -1748,7 +1887,7 @@
         <w:rFonts w:ascii="Wingdings" w:hAnsi="Wingdings" w:hint="default"/>
       </w:rPr>
     </w:lvl>
-    <w:lvl w:ilvl="6" w:tentative="on" w:tplc="4090001">
+    <w:lvl w:ilvl="6" w:tplc="04090001" w:tentative="1">
       <w:start w:val="1"/>
       <w:numFmt w:val="bullet"/>
       <w:lvlText w:val=""/>
@@ -1760,7 +1899,7 @@
         <w:rFonts w:ascii="Wingdings" w:hAnsi="Wingdings" w:hint="default"/>
       </w:rPr>
     </w:lvl>
-    <w:lvl w:ilvl="7" w:tentative="on" w:tplc="4090003">
+    <w:lvl w:ilvl="7" w:tplc="04090003" w:tentative="1">
       <w:start w:val="1"/>
       <w:numFmt w:val="bullet"/>
       <w:lvlText w:val=""/>
@@ -1772,7 +1911,7 @@
         <w:rFonts w:ascii="Wingdings" w:hAnsi="Wingdings" w:hint="default"/>
       </w:rPr>
     </w:lvl>
-    <w:lvl w:ilvl="8" w:tentative="on" w:tplc="4090005">
+    <w:lvl w:ilvl="8" w:tplc="04090005" w:tentative="1">
       <w:start w:val="1"/>
       <w:numFmt w:val="bullet"/>
       <w:lvlText w:val=""/>
@@ -1785,27 +1924,27 @@
       </w:rPr>
     </w:lvl>
   </w:abstractNum>
-  <w:num w:numId="1">
+  <w:num w:numId="1" w16cid:durableId="75173122">
     <w:abstractNumId w:val="0"/>
   </w:num>
 </w:numbering>
 </file>
 
 <file path=word/styles.xml><?xml version="1.0" encoding="utf-8"?>
-<w:styles xmlns:r="http://schemas.openxmlformats.org/officeDocument/2006/relationships" xmlns:w="http://schemas.openxmlformats.org/wordprocessingml/2006/main">
+<w:styles xmlns:mc="http://schemas.openxmlformats.org/markup-compatibility/2006" xmlns:r="http://schemas.openxmlformats.org/officeDocument/2006/relationships" xmlns:w="http://schemas.openxmlformats.org/wordprocessingml/2006/main" xmlns:w14="http://schemas.microsoft.com/office/word/2010/wordml" xmlns:w15="http://schemas.microsoft.com/office/word/2012/wordml" xmlns:w16cex="http://schemas.microsoft.com/office/word/2018/wordml/cex" xmlns:w16cid="http://schemas.microsoft.com/office/word/2016/wordml/cid" xmlns:w16="http://schemas.microsoft.com/office/word/2018/wordml" xmlns:w16du="http://schemas.microsoft.com/office/word/2023/wordml/word16du" xmlns:w16sdtdh="http://schemas.microsoft.com/office/word/2020/wordml/sdtdatahash" xmlns:w16sdtfl="http://schemas.microsoft.com/office/word/2024/wordml/sdtformatlock" xmlns:w16se="http://schemas.microsoft.com/office/word/2015/wordml/symex" mc:Ignorable="w14 w15 w16se w16cid w16 w16cex w16sdtdh w16sdtfl w16du">
   <w:docDefaults>
     <w:rPrDefault>
       <w:rPr>
+        <w:rFonts w:asciiTheme="minorHAnsi" w:eastAsiaTheme="minorEastAsia" w:hAnsiTheme="minorHAnsi" w:cstheme="minorEastAsia"/>
+        <w:kern w:val="2"/>
+        <w:szCs w:val="22"/>
         <w:lang w:val="en-US" w:eastAsia="ko-KR" w:bidi="ar-SA"/>
-        <w:rFonts w:asciiTheme="minorHAnsi" w:eastAsiaTheme="minorHAnsi" w:hAnsiTheme="minorHAnsi" w:cstheme="minorEastAsia"/>
-        <w:szCs w:val="22"/>
-        <w:kern w:val="2"/>
       </w:rPr>
     </w:rPrDefault>
     <w:pPrDefault>
       <w:pPr>
+        <w:spacing w:after="160" w:line="259" w:lineRule="auto"/>
         <w:jc w:val="both"/>
-        <w:spacing w:after="160" w:line="259" w:lineRule="auto"/>
       </w:pPr>
     </w:pPrDefault>
   </w:docDefaults>
@@ -1908,7 +2047,7 @@
     <w:lsdException w:name="HTML Acronym" w:semiHidden="1" w:unhideWhenUsed="1"/>
     <w:lsdException w:name="HTML Address" w:semiHidden="1" w:unhideWhenUsed="1"/>
     <w:lsdException w:name="HTML Cite" w:semiHidden="1" w:unhideWhenUsed="1"/>
-    <w:lsdException w:name="HTML Code" w:semiHidden="1" w:uiPriority="153" w:unhideWhenUsed="1"/>
+    <w:lsdException w:name="HTML Code" w:semiHidden="1" w:unhideWhenUsed="1"/>
     <w:lsdException w:name="HTML Definition" w:semiHidden="1" w:unhideWhenUsed="1"/>
     <w:lsdException w:name="HTML Keyboard" w:semiHidden="1" w:unhideWhenUsed="1"/>
     <w:lsdException w:name="HTML Preformatted" w:semiHidden="1" w:unhideWhenUsed="1"/>
@@ -2086,15 +2225,16 @@
     <w:name w:val="Normal"/>
     <w:qFormat/>
     <w:pPr>
-      <w:autoSpaceDE w:val="off"/>
-      <w:autoSpaceDN w:val="off"/>
-      <w:widowControl w:val="off"/>
-      <w:wordWrap w:val="off"/>
+      <w:widowControl w:val="0"/>
+      <w:wordWrap w:val="0"/>
+      <w:autoSpaceDE w:val="0"/>
+      <w:autoSpaceDN w:val="0"/>
     </w:pPr>
   </w:style>
   <w:style w:type="character" w:default="1" w:styleId="a0">
     <w:name w:val="Default Paragraph Font"/>
     <w:uiPriority w:val="1"/>
+    <w:semiHidden/>
     <w:unhideWhenUsed/>
   </w:style>
   <w:style w:type="table" w:default="1" w:styleId="a1">
@@ -2120,8 +2260,8 @@
   </w:style>
   <w:style w:type="table" w:customStyle="1" w:styleId="1">
     <w:name w:val="표 구분선1"/>
+    <w:basedOn w:val="a1"/>
     <w:uiPriority w:val="39"/>
-    <w:basedOn w:val="a1"/>
     <w:pPr>
       <w:spacing w:after="0" w:line="240" w:lineRule="auto"/>
     </w:pPr>
@@ -2138,8 +2278,8 @@
   </w:style>
   <w:style w:type="paragraph" w:styleId="a3">
     <w:name w:val="List Paragraph"/>
+    <w:basedOn w:val="a"/>
     <w:uiPriority w:val="34"/>
-    <w:basedOn w:val="a"/>
     <w:qFormat/>
     <w:pPr>
       <w:ind w:leftChars="400" w:left="800"/>
@@ -2147,43 +2287,43 @@
   </w:style>
   <w:style w:type="paragraph" w:styleId="a4">
     <w:name w:val="header"/>
-    <w:uiPriority w:val="99"/>
     <w:basedOn w:val="a"/>
     <w:link w:val="Char"/>
+    <w:uiPriority w:val="99"/>
     <w:unhideWhenUsed/>
     <w:pPr>
-      <w:snapToGrid w:val="0"/>
       <w:tabs>
         <w:tab w:val="center" w:pos="4513"/>
         <w:tab w:val="right" w:pos="9026"/>
       </w:tabs>
+      <w:snapToGrid w:val="0"/>
     </w:pPr>
   </w:style>
   <w:style w:type="character" w:customStyle="1" w:styleId="Char">
     <w:name w:val="머리글 Char"/>
-    <w:uiPriority w:val="99"/>
     <w:basedOn w:val="a0"/>
     <w:link w:val="a4"/>
+    <w:uiPriority w:val="99"/>
   </w:style>
   <w:style w:type="paragraph" w:styleId="a5">
     <w:name w:val="footer"/>
-    <w:uiPriority w:val="99"/>
     <w:basedOn w:val="a"/>
     <w:link w:val="Char0"/>
+    <w:uiPriority w:val="99"/>
     <w:unhideWhenUsed/>
     <w:pPr>
-      <w:snapToGrid w:val="0"/>
       <w:tabs>
         <w:tab w:val="center" w:pos="4513"/>
         <w:tab w:val="right" w:pos="9026"/>
       </w:tabs>
+      <w:snapToGrid w:val="0"/>
     </w:pPr>
   </w:style>
   <w:style w:type="character" w:customStyle="1" w:styleId="Char0">
     <w:name w:val="바닥글 Char"/>
-    <w:uiPriority w:val="99"/>
     <w:basedOn w:val="a0"/>
     <w:link w:val="a5"/>
+    <w:uiPriority w:val="99"/>
   </w:style>
   <w:style w:type="character" w:styleId="a6">
     <w:name w:val="Hyperlink"/>
@@ -2191,7 +2331,7 @@
     <w:unhideWhenUsed/>
     <w:rPr>
       <w:color w:val="0563C1"/>
-      <w:u w:val="single" w:color="auto"/>
+      <w:u w:val="single"/>
     </w:rPr>
   </w:style>
   <w:style w:type="character" w:customStyle="1" w:styleId="10">
@@ -2206,8 +2346,8 @@
   </w:style>
   <w:style w:type="character" w:styleId="HTML">
     <w:name w:val="HTML Code"/>
+    <w:basedOn w:val="a0"/>
     <w:uiPriority w:val="99"/>
-    <w:basedOn w:val="a0"/>
     <w:semiHidden/>
     <w:unhideWhenUsed/>
     <w:rPr>
@@ -2218,8 +2358,8 @@
   </w:style>
   <w:style w:type="character" w:styleId="a7">
     <w:name w:val="Strong"/>
+    <w:basedOn w:val="a0"/>
     <w:uiPriority w:val="22"/>
-    <w:basedOn w:val="a0"/>
     <w:qFormat/>
     <w:rPr>
       <w:b/>

--- a/작업일지/5주차.docx
+++ b/작업일지/5주차.docx
@@ -481,7 +481,7 @@
                     </pic:cNvPicPr>
                   </pic:nvPicPr>
                   <pic:blipFill>
-                    <a:blip r:embed="rId5">
+                    <a:blip r:embed="rId7">
                       <a:extLst>
                         <a:ext uri="{28A0092B-C50C-407E-A947-70E740481C1C}">
                           <a14:useLocalDpi xmlns:a14="http://schemas.microsoft.com/office/drawing/2010/main" val="0"/>
@@ -1142,7 +1142,6 @@
     <w:p>
       <w:pPr>
         <w:rPr>
-          <w:rFonts w:hint="eastAsia"/>
           <w:sz w:val="22"/>
         </w:rPr>
       </w:pPr>
@@ -1416,7 +1415,6 @@
     <w:p>
       <w:pPr>
         <w:rPr>
-          <w:rFonts w:hint="eastAsia"/>
           <w:sz w:val="22"/>
         </w:rPr>
       </w:pPr>
@@ -1431,7 +1429,6 @@
     <w:p>
       <w:pPr>
         <w:rPr>
-          <w:rFonts w:hint="eastAsia"/>
           <w:sz w:val="22"/>
         </w:rPr>
       </w:pPr>
@@ -1448,7 +1445,6 @@
     <w:p>
       <w:pPr>
         <w:rPr>
-          <w:rFonts w:hint="eastAsia"/>
           <w:b/>
           <w:bCs/>
           <w:sz w:val="22"/>
@@ -1510,9 +1506,6 @@
           <w:p>
             <w:pPr>
               <w:jc w:val="left"/>
-              <w:rPr>
-                <w:rFonts w:hint="eastAsia"/>
-              </w:rPr>
             </w:pPr>
             <w:r>
               <w:rPr>
@@ -1567,7 +1560,6 @@
           <w:p>
             <w:pPr>
               <w:rPr>
-                <w:rFonts w:hint="eastAsia"/>
                 <w:szCs w:val="20"/>
               </w:rPr>
             </w:pPr>
@@ -1807,6 +1799,56 @@
     </w:sectPr>
   </w:body>
 </w:document>
+</file>
+
+<file path=word/endnotes.xml><?xml version="1.0" encoding="utf-8"?>
+<w:endnotes xmlns:wpc="http://schemas.microsoft.com/office/word/2010/wordprocessingCanvas" xmlns:cx="http://schemas.microsoft.com/office/drawing/2014/chartex" xmlns:cx1="http://schemas.microsoft.com/office/drawing/2015/9/8/chartex" xmlns:cx2="http://schemas.microsoft.com/office/drawing/2015/10/21/chartex" xmlns:cx3="http://schemas.microsoft.com/office/drawing/2016/5/9/chartex" xmlns:cx4="http://schemas.microsoft.com/office/drawing/2016/5/10/chartex" xmlns:cx5="http://schemas.microsoft.com/office/drawing/2016/5/11/chartex" xmlns:cx6="http://schemas.microsoft.com/office/drawing/2016/5/12/chartex" xmlns:cx7="http://schemas.microsoft.com/office/drawing/2016/5/13/chartex" xmlns:cx8="http://schemas.microsoft.com/office/drawing/2016/5/14/chartex" xmlns:mc="http://schemas.openxmlformats.org/markup-compatibility/2006" xmlns:aink="http://schemas.microsoft.com/office/drawing/2016/ink" xmlns:am3d="http://schemas.microsoft.com/office/drawing/2017/model3d" xmlns:o="urn:schemas-microsoft-com:office:office" xmlns:oel="http://schemas.microsoft.com/office/2019/extlst" xmlns:r="http://schemas.openxmlformats.org/officeDocument/2006/relationships" xmlns:m="http://schemas.openxmlformats.org/officeDocument/2006/math" xmlns:v="urn:schemas-microsoft-com:vml" xmlns:wp14="http://schemas.microsoft.com/office/word/2010/wordprocessingDrawing" xmlns:wp="http://schemas.openxmlformats.org/drawingml/2006/wordprocessingDrawing" xmlns:w10="urn:schemas-microsoft-com:office:word" xmlns:w="http://schemas.openxmlformats.org/wordprocessingml/2006/main" xmlns:w14="http://schemas.microsoft.com/office/word/2010/wordml" xmlns:w15="http://schemas.microsoft.com/office/word/2012/wordml" xmlns:w16cex="http://schemas.microsoft.com/office/word/2018/wordml/cex" xmlns:w16cid="http://schemas.microsoft.com/office/word/2016/wordml/cid" xmlns:w16="http://schemas.microsoft.com/office/word/2018/wordml" xmlns:w16du="http://schemas.microsoft.com/office/word/2023/wordml/word16du" xmlns:w16sdtdh="http://schemas.microsoft.com/office/word/2020/wordml/sdtdatahash" xmlns:w16sdtfl="http://schemas.microsoft.com/office/word/2024/wordml/sdtformatlock" xmlns:w16se="http://schemas.microsoft.com/office/word/2015/wordml/symex" xmlns:wpg="http://schemas.microsoft.com/office/word/2010/wordprocessingGroup" xmlns:wpi="http://schemas.microsoft.com/office/word/2010/wordprocessingInk" xmlns:wne="http://schemas.microsoft.com/office/word/2006/wordml" xmlns:wps="http://schemas.microsoft.com/office/word/2010/wordprocessingShape" mc:Ignorable="w14 w15 w16se w16cid w16 w16cex w16sdtdh w16sdtfl w16du wp14">
+  <w:endnote w:type="separator" w:id="-1">
+    <w:p>
+      <w:pPr>
+        <w:spacing w:after="0" w:line="240" w:lineRule="auto"/>
+      </w:pPr>
+      <w:r>
+        <w:separator/>
+      </w:r>
+    </w:p>
+  </w:endnote>
+  <w:endnote w:type="continuationSeparator" w:id="0">
+    <w:p>
+      <w:pPr>
+        <w:spacing w:after="0" w:line="240" w:lineRule="auto"/>
+      </w:pPr>
+      <w:r>
+        <w:continuationSeparator/>
+      </w:r>
+    </w:p>
+  </w:endnote>
+</w:endnotes>
+</file>
+
+<file path=word/footnotes.xml><?xml version="1.0" encoding="utf-8"?>
+<w:footnotes xmlns:wpc="http://schemas.microsoft.com/office/word/2010/wordprocessingCanvas" xmlns:cx="http://schemas.microsoft.com/office/drawing/2014/chartex" xmlns:cx1="http://schemas.microsoft.com/office/drawing/2015/9/8/chartex" xmlns:cx2="http://schemas.microsoft.com/office/drawing/2015/10/21/chartex" xmlns:cx3="http://schemas.microsoft.com/office/drawing/2016/5/9/chartex" xmlns:cx4="http://schemas.microsoft.com/office/drawing/2016/5/10/chartex" xmlns:cx5="http://schemas.microsoft.com/office/drawing/2016/5/11/chartex" xmlns:cx6="http://schemas.microsoft.com/office/drawing/2016/5/12/chartex" xmlns:cx7="http://schemas.microsoft.com/office/drawing/2016/5/13/chartex" xmlns:cx8="http://schemas.microsoft.com/office/drawing/2016/5/14/chartex" xmlns:mc="http://schemas.openxmlformats.org/markup-compatibility/2006" xmlns:aink="http://schemas.microsoft.com/office/drawing/2016/ink" xmlns:am3d="http://schemas.microsoft.com/office/drawing/2017/model3d" xmlns:o="urn:schemas-microsoft-com:office:office" xmlns:oel="http://schemas.microsoft.com/office/2019/extlst" xmlns:r="http://schemas.openxmlformats.org/officeDocument/2006/relationships" xmlns:m="http://schemas.openxmlformats.org/officeDocument/2006/math" xmlns:v="urn:schemas-microsoft-com:vml" xmlns:wp14="http://schemas.microsoft.com/office/word/2010/wordprocessingDrawing" xmlns:wp="http://schemas.openxmlformats.org/drawingml/2006/wordprocessingDrawing" xmlns:w10="urn:schemas-microsoft-com:office:word" xmlns:w="http://schemas.openxmlformats.org/wordprocessingml/2006/main" xmlns:w14="http://schemas.microsoft.com/office/word/2010/wordml" xmlns:w15="http://schemas.microsoft.com/office/word/2012/wordml" xmlns:w16cex="http://schemas.microsoft.com/office/word/2018/wordml/cex" xmlns:w16cid="http://schemas.microsoft.com/office/word/2016/wordml/cid" xmlns:w16="http://schemas.microsoft.com/office/word/2018/wordml" xmlns:w16du="http://schemas.microsoft.com/office/word/2023/wordml/word16du" xmlns:w16sdtdh="http://schemas.microsoft.com/office/word/2020/wordml/sdtdatahash" xmlns:w16sdtfl="http://schemas.microsoft.com/office/word/2024/wordml/sdtformatlock" xmlns:w16se="http://schemas.microsoft.com/office/word/2015/wordml/symex" xmlns:wpg="http://schemas.microsoft.com/office/word/2010/wordprocessingGroup" xmlns:wpi="http://schemas.microsoft.com/office/word/2010/wordprocessingInk" xmlns:wne="http://schemas.microsoft.com/office/word/2006/wordml" xmlns:wps="http://schemas.microsoft.com/office/word/2010/wordprocessingShape" mc:Ignorable="w14 w15 w16se w16cid w16 w16cex w16sdtdh w16sdtfl w16du wp14">
+  <w:footnote w:type="separator" w:id="-1">
+    <w:p>
+      <w:pPr>
+        <w:spacing w:after="0" w:line="240" w:lineRule="auto"/>
+      </w:pPr>
+      <w:r>
+        <w:separator/>
+      </w:r>
+    </w:p>
+  </w:footnote>
+  <w:footnote w:type="continuationSeparator" w:id="0">
+    <w:p>
+      <w:pPr>
+        <w:spacing w:after="0" w:line="240" w:lineRule="auto"/>
+      </w:pPr>
+      <w:r>
+        <w:continuationSeparator/>
+      </w:r>
+    </w:p>
+  </w:footnote>
+</w:footnotes>
 </file>
 
 <file path=word/numbering.xml><?xml version="1.0" encoding="utf-8"?>
